--- a/mps-nivel-c/oficial/04_registros/AASP_Gerenciador/AASP01_Grupos-Usuarios/RASTR-AASP01-001_Matriz-de-Rastreabilidade.docx
+++ b/mps-nivel-c/oficial/04_registros/AASP_Gerenciador/AASP01_Grupos-Usuarios/RASTR-AASP01-001_Matriz-de-Rastreabilidade.docx
@@ -450,7 +450,7 @@
                 <w:i w:val="0"/>
                 <w:sz w:val="20"/>
               </w:rPr>
-              <w:t>Abraão (GP) · Cezar Hiraki (TL) — Timeware Brasil</w:t>
+              <w:t>Abraão Oliveira (GP) · Cézar Velázquez (TL) — Timeware Brasil</w:t>
             </w:r>
           </w:p>
         </w:tc>
@@ -506,7 +506,7 @@
                 <w:i w:val="0"/>
                 <w:sz w:val="20"/>
               </w:rPr>
-              <w:t>Renan Kiyoshi, Henry Komatsu, Mateus Veloso — Timeware Brasil</w:t>
+              <w:t>Renan Kioshi, Henry Komatsu, Mateus Veloso — Timeware Brasil</w:t>
             </w:r>
           </w:p>
         </w:tc>
@@ -786,7 +786,7 @@
                 <w:i w:val="0"/>
                 <w:sz w:val="20"/>
               </w:rPr>
-              <w:t>Ativo</w:t>
+              <w:t>Aprovado</w:t>
             </w:r>
           </w:p>
         </w:tc>
@@ -821,7 +821,7 @@
           <w:i w:val="0"/>
           <w:sz w:val="22"/>
         </w:rPr>
-        <w:t>Registrar a rastreabilidade entre histórias do Jira (AG-XX), requisitos funcionais e não funcionais, endpoints implementados, Pull Requests do Azure DevOps, casos de teste e status de entrega. Este documento evidencia o atributo de rastreabilidade exigido pelo processo GPR e pelo processo de Gerência de Requisitos (GRE) do nível C do MPS.BR, garantindo que cada requisito possa ser rastreado desde sua origem até a entrega verificada.</w:t>
+        <w:t>Registrar a rastreabilidade entre histórias do Jira (AG-XX), requisitos funcionais e não funcionais, endpoints implementados, Pull Requests do Azure DevOps, casos de teste e status de entrega. Este documento evidencia o atributo de rastreabilidade exigido pelo processo GPR e pelo processo de Engenharia de Requisitos (REQ) do nível C do MPS.BR, garantindo que cada requisito possa ser rastreado desde sua origem até a entrega verificada.</w:t>
       </w:r>
     </w:p>
     <w:p>
@@ -5612,7 +5612,7 @@
                 <w:i w:val="0"/>
                 <w:sz w:val="20"/>
               </w:rPr>
-              <w:t>Abraão</w:t>
+              <w:t>Abraão Oliveira</w:t>
             </w:r>
           </w:p>
         </w:tc>
@@ -5718,7 +5718,7 @@
                 <w:i w:val="0"/>
                 <w:sz w:val="20"/>
               </w:rPr>
-              <w:t>Abraão</w:t>
+              <w:t>Abraão Oliveira</w:t>
             </w:r>
           </w:p>
         </w:tc>

--- a/mps-nivel-c/oficial/04_registros/AASP_Gerenciador/AASP01_Grupos-Usuarios/RASTR-AASP01-001_Matriz-de-Rastreabilidade.docx
+++ b/mps-nivel-c/oficial/04_registros/AASP_Gerenciador/AASP01_Grupos-Usuarios/RASTR-AASP01-001_Matriz-de-Rastreabilidade.docx
@@ -34,7 +34,7 @@
           <w:color w:val="555555"/>
           <w:sz w:val="20"/>
         </w:rPr>
-        <w:t>RASTR-AASP01-001   ·   Versão 1.1   ·   26/05/2026   ·   Timeware Brasil</w:t>
+        <w:t>RASTR-AASP01-001   ·   Versão 1.2   ·   26/05/2026   ·   Timeware Brasil</w:t>
       </w:r>
     </w:p>
     <w:p>
@@ -394,7 +394,7 @@
                 <w:i w:val="0"/>
                 <w:sz w:val="20"/>
               </w:rPr>
-              <w:t>Azure DevOps · komatsuhenry67/gerenciador-aasp/ms.auxo.gruposusuarios</w:t>
+              <w:t>GitLab · http://191.234.192.153/aasp/ms.auxo.usuarios</w:t>
             </w:r>
           </w:p>
         </w:tc>
@@ -730,7 +730,7 @@
                 <w:i w:val="0"/>
                 <w:sz w:val="20"/>
               </w:rPr>
-              <w:t>1.1</w:t>
+              <w:t>1.2</w:t>
             </w:r>
           </w:p>
         </w:tc>
@@ -821,7 +821,45 @@
           <w:i w:val="0"/>
           <w:sz w:val="22"/>
         </w:rPr>
-        <w:t>Registrar a rastreabilidade entre histórias do Jira (AG-XX), requisitos funcionais e não funcionais, endpoints implementados, Pull Requests do Azure DevOps, casos de teste e status de entrega. Este documento evidencia o atributo de rastreabilidade exigido pelo processo GPR e pelo processo de Gerência de Requisitos (GRE) do nível C do MPS.BR, garantindo que cada requisito possa ser rastreado desde sua origem até a entrega verificada.</w:t>
+        <w:t xml:space="preserve">Registrar a rastreabilidade entre histórias do Jira (AG-XX), requisitos funcionais e não funcionais, endpoints implementados, Merge Requests do GitLab, casos de teste e status de entrega. Este documento evidência o atributo de rastreabilidade exigido pelo processo GPR e pelo processo de Gerência de Requisitos (GRE) do nível C do MPS.BR, garantindo que cada requisito possa ser rastreado desde sua origem até a entrega verificada. Os endpoints referem-se ao controller real </w:t>
+      </w:r>
+      <w:r>
+        <w:rPr>
+          <w:rFonts w:ascii="Courier New" w:hAnsi="Courier New"/>
+          <w:b w:val="0"/>
+          <w:i w:val="0"/>
+          <w:color w:val="333333"/>
+          <w:sz w:val="20"/>
+        </w:rPr>
+        <w:t>GerenciarGruposController</w:t>
+      </w:r>
+      <w:r>
+        <w:rPr>
+          <w:rFonts w:ascii="Calibri" w:hAnsi="Calibri"/>
+          <w:b w:val="0"/>
+          <w:i w:val="0"/>
+          <w:sz w:val="22"/>
+        </w:rPr>
+        <w:t xml:space="preserve"> (rota base </w:t>
+      </w:r>
+      <w:r>
+        <w:rPr>
+          <w:rFonts w:ascii="Courier New" w:hAnsi="Courier New"/>
+          <w:b w:val="0"/>
+          <w:i w:val="0"/>
+          <w:color w:val="333333"/>
+          <w:sz w:val="20"/>
+        </w:rPr>
+        <w:t>api/gerenciar/grupos</w:t>
+      </w:r>
+      <w:r>
+        <w:rPr>
+          <w:rFonts w:ascii="Calibri" w:hAnsi="Calibri"/>
+          <w:b w:val="0"/>
+          <w:i w:val="0"/>
+          <w:sz w:val="22"/>
+        </w:rPr>
+        <w:t>).</w:t>
       </w:r>
     </w:p>
     <w:p>
@@ -995,7 +1033,7 @@
                 <w:color w:val="FFFFFF"/>
                 <w:sz w:val="20"/>
               </w:rPr>
-              <w:t>PR(s)</w:t>
+              <w:t>MR(s)</w:t>
             </w:r>
           </w:p>
         </w:tc>
@@ -1159,7 +1197,7 @@
                 <w:i w:val="0"/>
                 <w:sz w:val="20"/>
               </w:rPr>
-              <w:t>Criar grupo de usuários (POST)</w:t>
+              <w:t>Criar grupo de usuários</w:t>
             </w:r>
           </w:p>
         </w:tc>
@@ -1185,7 +1223,7 @@
                 <w:i w:val="0"/>
                 <w:sz w:val="20"/>
               </w:rPr>
-              <w:t>POST /grupos</w:t>
+              <w:t>POST incluirgrupo</w:t>
             </w:r>
           </w:p>
         </w:tc>
@@ -1211,7 +1249,7 @@
                 <w:i w:val="0"/>
                 <w:sz w:val="20"/>
               </w:rPr>
-              <w:t>PR #11</w:t>
+              <w:t>MR !1</w:t>
             </w:r>
           </w:p>
         </w:tc>
@@ -1237,7 +1275,7 @@
                 <w:i w:val="0"/>
                 <w:sz w:val="20"/>
               </w:rPr>
-              <w:t>GRP-01</w:t>
+              <w:t>GRP-01, GRP-07</w:t>
             </w:r>
           </w:p>
         </w:tc>
@@ -1369,7 +1407,7 @@
                 <w:i w:val="0"/>
                 <w:sz w:val="20"/>
               </w:rPr>
-              <w:t>Listar e consultar grupos (GET)</w:t>
+              <w:t>Listar grupos e consultar usuários do grupo</w:t>
             </w:r>
           </w:p>
         </w:tc>
@@ -1394,7 +1432,7 @@
                 <w:i w:val="0"/>
                 <w:sz w:val="20"/>
               </w:rPr>
-              <w:t>GET /grupos · GET /grupos/{id}</w:t>
+              <w:t>GET listargrupo · GET buscargrupoporid</w:t>
             </w:r>
           </w:p>
         </w:tc>
@@ -1419,7 +1457,7 @@
                 <w:i w:val="0"/>
                 <w:sz w:val="20"/>
               </w:rPr>
-              <w:t>PR #11</w:t>
+              <w:t>MR !1</w:t>
             </w:r>
           </w:p>
         </w:tc>
@@ -1577,7 +1615,7 @@
                 <w:i w:val="0"/>
                 <w:sz w:val="20"/>
               </w:rPr>
-              <w:t>Atualizar dados de grupo (PUT)</w:t>
+              <w:t>Alterar grupo e ativar/desativar</w:t>
             </w:r>
           </w:p>
         </w:tc>
@@ -1603,7 +1641,7 @@
                 <w:i w:val="0"/>
                 <w:sz w:val="20"/>
               </w:rPr>
-              <w:t>PUT /grupos/{id}</w:t>
+              <w:t>POST alterargrupo · POST ativardesativar</w:t>
             </w:r>
           </w:p>
         </w:tc>
@@ -1629,7 +1667,7 @@
                 <w:i w:val="0"/>
                 <w:sz w:val="20"/>
               </w:rPr>
-              <w:t>PR #12</w:t>
+              <w:t>MR !2</w:t>
             </w:r>
           </w:p>
         </w:tc>
@@ -1655,7 +1693,7 @@
                 <w:i w:val="0"/>
                 <w:sz w:val="20"/>
               </w:rPr>
-              <w:t>GRP-04</w:t>
+              <w:t>GRP-04, GRP-06</w:t>
             </w:r>
           </w:p>
         </w:tc>
@@ -1787,7 +1825,7 @@
                 <w:i w:val="0"/>
                 <w:sz w:val="20"/>
               </w:rPr>
-              <w:t>Remover grupo com soft delete (DELETE)</w:t>
+              <w:t>Excluir grupo (com notificação opcional)</w:t>
             </w:r>
           </w:p>
         </w:tc>
@@ -1812,7 +1850,7 @@
                 <w:i w:val="0"/>
                 <w:sz w:val="20"/>
               </w:rPr>
-              <w:t>DELETE /grupos/{id}</w:t>
+              <w:t>POST excluirgrupo</w:t>
             </w:r>
           </w:p>
         </w:tc>
@@ -1837,7 +1875,7 @@
                 <w:i w:val="0"/>
                 <w:sz w:val="20"/>
               </w:rPr>
-              <w:t>PR #12</w:t>
+              <w:t>MR !2</w:t>
             </w:r>
           </w:p>
         </w:tc>
@@ -1995,7 +2033,7 @@
                 <w:i w:val="0"/>
                 <w:sz w:val="20"/>
               </w:rPr>
-              <w:t>Gerenciar permissões RBAC do grupo (PUT)</w:t>
+              <w:t>Definir função do usuário no grupo (Usuario/Administrador)</w:t>
             </w:r>
           </w:p>
         </w:tc>
@@ -2021,7 +2059,7 @@
                 <w:i w:val="0"/>
                 <w:sz w:val="20"/>
               </w:rPr>
-              <w:t>PUT /grupos/{id}/permissoes</w:t>
+              <w:t>POST alterarfuncaodousuario</w:t>
             </w:r>
           </w:p>
         </w:tc>
@@ -2047,7 +2085,7 @@
                 <w:i w:val="0"/>
                 <w:sz w:val="20"/>
               </w:rPr>
-              <w:t>PR #13</w:t>
+              <w:t>MR !3</w:t>
             </w:r>
           </w:p>
         </w:tc>
@@ -2073,7 +2111,7 @@
                 <w:i w:val="0"/>
                 <w:sz w:val="20"/>
               </w:rPr>
-              <w:t>PERM-01, PERM-02</w:t>
+              <w:t>FUNC-01</w:t>
             </w:r>
           </w:p>
         </w:tc>
@@ -2205,7 +2243,7 @@
                 <w:i w:val="0"/>
                 <w:sz w:val="20"/>
               </w:rPr>
-              <w:t>Vincular e desvincular usuário de grupo (POST/DELETE)</w:t>
+              <w:t>Vincular usuário (lista de membros) e remover usuário do grupo</w:t>
             </w:r>
           </w:p>
         </w:tc>
@@ -2230,7 +2268,7 @@
                 <w:i w:val="0"/>
                 <w:sz w:val="20"/>
               </w:rPr>
-              <w:t>POST /grupos/{id}/usuarios · DELETE /grupos/{id}/usuarios/{uid}</w:t>
+              <w:t>POST incluirgrupo/alterargrupo (GrupoDeUsuarios) · POST removerusuario</w:t>
             </w:r>
           </w:p>
         </w:tc>
@@ -2255,7 +2293,7 @@
                 <w:i w:val="0"/>
                 <w:sz w:val="20"/>
               </w:rPr>
-              <w:t>PR #14, PR #15</w:t>
+              <w:t>MR !4, MR !5</w:t>
             </w:r>
           </w:p>
         </w:tc>
@@ -2280,7 +2318,7 @@
                 <w:i w:val="0"/>
                 <w:sz w:val="20"/>
               </w:rPr>
-              <w:t>VINC-01, VINC-02, VINC-03</w:t>
+              <w:t>VINC-01, VINC-02</w:t>
             </w:r>
           </w:p>
         </w:tc>
@@ -2436,10 +2474,10 @@
               <w:rPr>
                 <w:rFonts w:ascii="Calibri" w:hAnsi="Calibri"/>
                 <w:b w:val="0"/>
-                <w:i w:val="0"/>
+                <w:i/>
                 <w:sz w:val="20"/>
               </w:rPr>
-              <w:t>(interno — tabela AuditoriaGrupos)</w:t>
+              <w:t>(planejado — não implementado)</w:t>
             </w:r>
           </w:p>
         </w:tc>
@@ -2465,7 +2503,7 @@
                 <w:i w:val="0"/>
                 <w:sz w:val="20"/>
               </w:rPr>
-              <w:t>PR pendente</w:t>
+              <w:t>MR pendente</w:t>
             </w:r>
           </w:p>
         </w:tc>
@@ -2623,7 +2661,32 @@
                 <w:i w:val="0"/>
                 <w:sz w:val="20"/>
               </w:rPr>
-              <w:t>Integrar com ms.temis.vinculos via HTTP POST</w:t>
+              <w:t>Integrar com ms.temis.vinculos</w:t>
+            </w:r>
+          </w:p>
+        </w:tc>
+        <w:tc>
+          <w:tcPr>
+            <w:tcW w:type="dxa" w:w="1113"/>
+            <w:tcMar>
+              <w:top w:w="60" w:type="dxa"/>
+              <w:bottom w:w="60" w:type="dxa"/>
+              <w:left w:w="100" w:type="dxa"/>
+              <w:right w:w="100" w:type="dxa"/>
+            </w:tcMar>
+          </w:tcPr>
+          <w:p>
+            <w:pPr>
+              <w:spacing w:before="40" w:after="40"/>
+            </w:pPr>
+            <w:r>
+              <w:rPr>
+                <w:rFonts w:ascii="Calibri" w:hAnsi="Calibri"/>
+                <w:b w:val="0"/>
+                <w:i/>
+                <w:sz w:val="20"/>
+              </w:rPr>
+              <w:t>(planejado — não implementado)</w:t>
             </w:r>
           </w:p>
         </w:tc>
@@ -2648,32 +2711,7 @@
                 <w:i w:val="0"/>
                 <w:sz w:val="20"/>
               </w:rPr>
-              <w:t>HTTP POST ms.temis.vinculos/api/vinculos</w:t>
-            </w:r>
-          </w:p>
-        </w:tc>
-        <w:tc>
-          <w:tcPr>
-            <w:tcW w:type="dxa" w:w="1113"/>
-            <w:tcMar>
-              <w:top w:w="60" w:type="dxa"/>
-              <w:bottom w:w="60" w:type="dxa"/>
-              <w:left w:w="100" w:type="dxa"/>
-              <w:right w:w="100" w:type="dxa"/>
-            </w:tcMar>
-          </w:tcPr>
-          <w:p>
-            <w:pPr>
-              <w:spacing w:before="40" w:after="40"/>
-            </w:pPr>
-            <w:r>
-              <w:rPr>
-                <w:rFonts w:ascii="Calibri" w:hAnsi="Calibri"/>
-                <w:b w:val="0"/>
-                <w:i w:val="0"/>
-                <w:sz w:val="20"/>
-              </w:rPr>
-              <w:t>PR pendente</w:t>
+              <w:t>MR pendente</w:t>
             </w:r>
           </w:p>
         </w:tc>
@@ -2831,7 +2869,33 @@
                 <w:i w:val="0"/>
                 <w:sz w:val="20"/>
               </w:rPr>
-              <w:t>Gerar relatório consolidado de grupos e usuários (GET)</w:t>
+              <w:t>Gerar relatório consolidado de grupos</w:t>
+            </w:r>
+          </w:p>
+        </w:tc>
+        <w:tc>
+          <w:tcPr>
+            <w:tcW w:type="dxa" w:w="1113"/>
+            <w:tcMar>
+              <w:top w:w="60" w:type="dxa"/>
+              <w:bottom w:w="60" w:type="dxa"/>
+              <w:left w:w="100" w:type="dxa"/>
+              <w:right w:w="100" w:type="dxa"/>
+            </w:tcMar>
+            <w:shd w:val="clear" w:color="auto" w:fill="EBF5FB"/>
+          </w:tcPr>
+          <w:p>
+            <w:pPr>
+              <w:spacing w:before="40" w:after="40"/>
+            </w:pPr>
+            <w:r>
+              <w:rPr>
+                <w:rFonts w:ascii="Calibri" w:hAnsi="Calibri"/>
+                <w:b w:val="0"/>
+                <w:i/>
+                <w:sz w:val="20"/>
+              </w:rPr>
+              <w:t>(planejado — não implementado)</w:t>
             </w:r>
           </w:p>
         </w:tc>
@@ -2857,33 +2921,7 @@
                 <w:i w:val="0"/>
                 <w:sz w:val="20"/>
               </w:rPr>
-              <w:t>GET /grupos/relatorio</w:t>
-            </w:r>
-          </w:p>
-        </w:tc>
-        <w:tc>
-          <w:tcPr>
-            <w:tcW w:type="dxa" w:w="1113"/>
-            <w:tcMar>
-              <w:top w:w="60" w:type="dxa"/>
-              <w:bottom w:w="60" w:type="dxa"/>
-              <w:left w:w="100" w:type="dxa"/>
-              <w:right w:w="100" w:type="dxa"/>
-            </w:tcMar>
-            <w:shd w:val="clear" w:color="auto" w:fill="EBF5FB"/>
-          </w:tcPr>
-          <w:p>
-            <w:pPr>
-              <w:spacing w:before="40" w:after="40"/>
-            </w:pPr>
-            <w:r>
-              <w:rPr>
-                <w:rFonts w:ascii="Calibri" w:hAnsi="Calibri"/>
-                <w:b w:val="0"/>
-                <w:i w:val="0"/>
-                <w:sz w:val="20"/>
-              </w:rPr>
-              <w:t>PR pendente</w:t>
+              <w:t>MR pendente</w:t>
             </w:r>
           </w:p>
         </w:tc>
@@ -3112,7 +3150,7 @@
                 <w:color w:val="FFFFFF"/>
                 <w:sz w:val="20"/>
               </w:rPr>
-              <w:t>PR(s)</w:t>
+              <w:t>MR(s)</w:t>
             </w:r>
           </w:p>
         </w:tc>
@@ -3485,7 +3523,7 @@
                 <w:i w:val="0"/>
                 <w:sz w:val="20"/>
               </w:rPr>
-              <w:t>PR #11</w:t>
+              <w:t>MR !1</w:t>
             </w:r>
           </w:p>
         </w:tc>
@@ -3617,7 +3655,7 @@
                 <w:i w:val="0"/>
                 <w:sz w:val="20"/>
               </w:rPr>
-              <w:t>Rastreabilidade de ações via tabela AuditoriaGrupos</w:t>
+              <w:t>Rastreabilidade de ações via auditoria (AuditoriaGrupos)</w:t>
             </w:r>
           </w:p>
         </w:tc>
@@ -3643,7 +3681,7 @@
                 <w:i w:val="0"/>
                 <w:sz w:val="20"/>
               </w:rPr>
-              <w:t>Operações de escrita (POST, PUT, DELETE)</w:t>
+              <w:t>Operações de escrita</w:t>
             </w:r>
           </w:p>
         </w:tc>
@@ -3669,7 +3707,7 @@
                 <w:i w:val="0"/>
                 <w:sz w:val="20"/>
               </w:rPr>
-              <w:t>PR pendente</w:t>
+              <w:t>MR pendente</w:t>
             </w:r>
           </w:p>
         </w:tc>
@@ -3721,7 +3759,7 @@
                 <w:i w:val="0"/>
                 <w:sz w:val="20"/>
               </w:rPr>
-              <w:t>AUD-01 — pendente conclusão de AG-23</w:t>
+              <w:t>AUD-01 — planejado para Sprint 2 (AG-23)</w:t>
             </w:r>
           </w:p>
         </w:tc>
@@ -4063,7 +4101,7 @@
                 <w:i w:val="0"/>
                 <w:sz w:val="20"/>
               </w:rPr>
-              <w:t>10 (GRP-01 a GRP-05, PERM-01, PERM-02, VINC-01, VINC-02, VINC-03)</w:t>
+              <w:t>10 (GRP-01 a GRP-07, FUNC-01, VINC-01, VINC-02)</w:t>
             </w:r>
           </w:p>
         </w:tc>
@@ -4220,7 +4258,7 @@
                 <w:i w:val="0"/>
                 <w:sz w:val="20"/>
               </w:rPr>
-              <w:t>AUD-01, INT-01 (em construção)</w:t>
+              <w:t>AUD-01, INT-01 (planejados)</w:t>
             </w:r>
           </w:p>
         </w:tc>
@@ -4436,161 +4474,6 @@
           </w:p>
         </w:tc>
       </w:tr>
-      <w:tr>
-        <w:trPr>
-          <w:cantSplit w:val="1"/>
-        </w:trPr>
-        <w:tc>
-          <w:tcPr>
-            <w:tcW w:type="dxa" w:w="1484"/>
-            <w:tcMar>
-              <w:top w:w="60" w:type="dxa"/>
-              <w:bottom w:w="60" w:type="dxa"/>
-              <w:left w:w="100" w:type="dxa"/>
-              <w:right w:w="100" w:type="dxa"/>
-            </w:tcMar>
-          </w:tcPr>
-          <w:p>
-            <w:pPr>
-              <w:spacing w:before="40" w:after="40"/>
-            </w:pPr>
-            <w:r>
-              <w:rPr>
-                <w:rFonts w:ascii="Calibri" w:hAnsi="Calibri"/>
-                <w:b w:val="0"/>
-                <w:i w:val="0"/>
-                <w:sz w:val="20"/>
-              </w:rPr>
-              <w:t>S4</w:t>
-            </w:r>
-          </w:p>
-        </w:tc>
-        <w:tc>
-          <w:tcPr>
-            <w:tcW w:type="dxa" w:w="1484"/>
-            <w:tcMar>
-              <w:top w:w="60" w:type="dxa"/>
-              <w:bottom w:w="60" w:type="dxa"/>
-              <w:left w:w="100" w:type="dxa"/>
-              <w:right w:w="100" w:type="dxa"/>
-            </w:tcMar>
-          </w:tcPr>
-          <w:p>
-            <w:pPr>
-              <w:spacing w:before="40" w:after="40"/>
-            </w:pPr>
-            <w:r>
-              <w:rPr>
-                <w:rFonts w:ascii="Calibri" w:hAnsi="Calibri"/>
-                <w:b w:val="0"/>
-                <w:i w:val="0"/>
-                <w:sz w:val="20"/>
-              </w:rPr>
-              <w:t>07/07–11/07/2026</w:t>
-            </w:r>
-          </w:p>
-        </w:tc>
-        <w:tc>
-          <w:tcPr>
-            <w:tcW w:type="dxa" w:w="1484"/>
-            <w:tcMar>
-              <w:top w:w="60" w:type="dxa"/>
-              <w:bottom w:w="60" w:type="dxa"/>
-              <w:left w:w="100" w:type="dxa"/>
-              <w:right w:w="100" w:type="dxa"/>
-            </w:tcMar>
-          </w:tcPr>
-          <w:p>
-            <w:pPr>
-              <w:spacing w:before="40" w:after="40"/>
-            </w:pPr>
-            <w:r>
-              <w:rPr>
-                <w:rFonts w:ascii="Calibri" w:hAnsi="Calibri"/>
-                <w:b w:val="0"/>
-                <w:i w:val="0"/>
-                <w:sz w:val="20"/>
-              </w:rPr>
-              <w:t>Validação final (todos os RFs)</w:t>
-            </w:r>
-          </w:p>
-        </w:tc>
-        <w:tc>
-          <w:tcPr>
-            <w:tcW w:type="dxa" w:w="1484"/>
-            <w:tcMar>
-              <w:top w:w="60" w:type="dxa"/>
-              <w:bottom w:w="60" w:type="dxa"/>
-              <w:left w:w="100" w:type="dxa"/>
-              <w:right w:w="100" w:type="dxa"/>
-            </w:tcMar>
-          </w:tcPr>
-          <w:p>
-            <w:pPr>
-              <w:spacing w:before="40" w:after="40"/>
-            </w:pPr>
-            <w:r>
-              <w:rPr>
-                <w:rFonts w:ascii="Calibri" w:hAnsi="Calibri"/>
-                <w:b w:val="0"/>
-                <w:i w:val="0"/>
-                <w:sz w:val="20"/>
-              </w:rPr>
-              <w:t>Regressão completa</w:t>
-            </w:r>
-          </w:p>
-        </w:tc>
-        <w:tc>
-          <w:tcPr>
-            <w:tcW w:type="dxa" w:w="1484"/>
-            <w:tcMar>
-              <w:top w:w="60" w:type="dxa"/>
-              <w:bottom w:w="60" w:type="dxa"/>
-              <w:left w:w="100" w:type="dxa"/>
-              <w:right w:w="100" w:type="dxa"/>
-            </w:tcMar>
-          </w:tcPr>
-          <w:p>
-            <w:pPr>
-              <w:spacing w:before="40" w:after="40"/>
-            </w:pPr>
-            <w:r>
-              <w:rPr>
-                <w:rFonts w:ascii="Calibri" w:hAnsi="Calibri"/>
-                <w:b w:val="0"/>
-                <w:i w:val="0"/>
-                <w:sz w:val="20"/>
-              </w:rPr>
-              <w:t>—</w:t>
-            </w:r>
-          </w:p>
-        </w:tc>
-        <w:tc>
-          <w:tcPr>
-            <w:tcW w:type="dxa" w:w="1484"/>
-            <w:tcMar>
-              <w:top w:w="60" w:type="dxa"/>
-              <w:bottom w:w="60" w:type="dxa"/>
-              <w:left w:w="100" w:type="dxa"/>
-              <w:right w:w="100" w:type="dxa"/>
-            </w:tcMar>
-          </w:tcPr>
-          <w:p>
-            <w:pPr>
-              <w:spacing w:before="40" w:after="40"/>
-            </w:pPr>
-            <w:r>
-              <w:rPr>
-                <w:rFonts w:ascii="Calibri" w:hAnsi="Calibri"/>
-                <w:b w:val="0"/>
-                <w:i w:val="0"/>
-                <w:sz w:val="20"/>
-              </w:rPr>
-              <w:t>📅 Planejado</w:t>
-            </w:r>
-          </w:p>
-        </w:tc>
-      </w:tr>
     </w:tbl>
     <w:p>
       <w:pPr>
@@ -4621,7 +4504,7 @@
           <w:i w:val="0"/>
           <w:sz w:val="22"/>
         </w:rPr>
-        <w:t>Os itens abaixo possuem requisito definido e rastreabilidade registrada, mas ainda não possuem casos de teste executados e aprovados, pois estão em sprints em andamento ou futuras.</w:t>
+        <w:t>Os itens abaixo possuem requisito definido e rastreabilidade registrada, mas ainda não possuem casos de teste executados e aprovados, pois estão em sprints em andamento ou futuras e ainda não foram implementados no código.</w:t>
       </w:r>
     </w:p>
     <w:tbl>
@@ -4888,7 +4771,7 @@
                 <w:i w:val="0"/>
                 <w:sz w:val="20"/>
               </w:rPr>
-              <w:t>Triggers de auditoria em revisão de code review; implementação ~70% concluída</w:t>
+              <w:t>Em desenvolvimento na Sprint 2; ainda não implementado no código</w:t>
             </w:r>
           </w:p>
         </w:tc>
@@ -5019,7 +4902,7 @@
                 <w:i w:val="0"/>
                 <w:sz w:val="20"/>
               </w:rPr>
-              <w:t>Cliente HTTP implementado; testes de integração em construção; contrato de API definido</w:t>
+              <w:t>Em desenvolvimento na Sprint 2; integração ainda não implementada</w:t>
             </w:r>
           </w:p>
         </w:tc>
@@ -5153,7 +5036,7 @@
                 <w:i w:val="0"/>
                 <w:sz w:val="20"/>
               </w:rPr>
-              <w:t>Escopo planejado para S3; depende de AG-23 e AG-24 concluídos</w:t>
+              <w:t>Escopo planejado para S3; ainda não implementado</w:t>
             </w:r>
           </w:p>
         </w:tc>
@@ -5383,7 +5266,7 @@
           <w:i w:val="0"/>
           <w:sz w:val="22"/>
         </w:rPr>
-        <w:t>Rastreabilidade req → PR:</w:t>
+        <w:t>Rastreabilidade req → MR:</w:t>
       </w:r>
       <w:r>
         <w:rPr>
@@ -5392,7 +5275,7 @@
           <w:i w:val="0"/>
           <w:sz w:val="22"/>
         </w:rPr>
-        <w:t xml:space="preserve"> 100% para requisitos entregues (PRs #11, #12, #13, #14, #15)</w:t>
+        <w:t xml:space="preserve"> 100% para requisitos entregues (MRs !1, !2, !3, !4, !5)</w:t>
       </w:r>
     </w:p>
     <w:p>
@@ -5743,7 +5626,113 @@
                 <w:i w:val="0"/>
                 <w:sz w:val="20"/>
               </w:rPr>
-              <w:t>Atualizado pós-Sprint 1: PRs #11 a #15 registrados, status de entrega e resultados dos casos de teste incorporados</w:t>
+              <w:t>Atualizado pós-Sprint 1: MRs !1 a !5 registrados, status de entrega e resultados dos casos de teste incorporados</w:t>
+            </w:r>
+          </w:p>
+        </w:tc>
+      </w:tr>
+      <w:tr>
+        <w:trPr>
+          <w:cantSplit w:val="1"/>
+        </w:trPr>
+        <w:tc>
+          <w:tcPr>
+            <w:tcW w:type="dxa" w:w="2225"/>
+            <w:tcMar>
+              <w:top w:w="60" w:type="dxa"/>
+              <w:bottom w:w="60" w:type="dxa"/>
+              <w:left w:w="100" w:type="dxa"/>
+              <w:right w:w="100" w:type="dxa"/>
+            </w:tcMar>
+            <w:shd w:val="clear" w:color="auto" w:fill="F0F4F8"/>
+          </w:tcPr>
+          <w:p>
+            <w:pPr>
+              <w:spacing w:before="40" w:after="40"/>
+            </w:pPr>
+            <w:r>
+              <w:rPr>
+                <w:rFonts w:ascii="Calibri" w:hAnsi="Calibri"/>
+                <w:b/>
+                <w:i w:val="0"/>
+                <w:sz w:val="20"/>
+              </w:rPr>
+              <w:t>1.2</w:t>
+            </w:r>
+          </w:p>
+        </w:tc>
+        <w:tc>
+          <w:tcPr>
+            <w:tcW w:type="dxa" w:w="2225"/>
+            <w:tcMar>
+              <w:top w:w="60" w:type="dxa"/>
+              <w:bottom w:w="60" w:type="dxa"/>
+              <w:left w:w="100" w:type="dxa"/>
+              <w:right w:w="100" w:type="dxa"/>
+            </w:tcMar>
+          </w:tcPr>
+          <w:p>
+            <w:pPr>
+              <w:spacing w:before="40" w:after="40"/>
+            </w:pPr>
+            <w:r>
+              <w:rPr>
+                <w:rFonts w:ascii="Calibri" w:hAnsi="Calibri"/>
+                <w:b w:val="0"/>
+                <w:i w:val="0"/>
+                <w:sz w:val="20"/>
+              </w:rPr>
+              <w:t>15/06/2026</w:t>
+            </w:r>
+          </w:p>
+        </w:tc>
+        <w:tc>
+          <w:tcPr>
+            <w:tcW w:type="dxa" w:w="2225"/>
+            <w:tcMar>
+              <w:top w:w="60" w:type="dxa"/>
+              <w:bottom w:w="60" w:type="dxa"/>
+              <w:left w:w="100" w:type="dxa"/>
+              <w:right w:w="100" w:type="dxa"/>
+            </w:tcMar>
+          </w:tcPr>
+          <w:p>
+            <w:pPr>
+              <w:spacing w:before="40" w:after="40"/>
+            </w:pPr>
+            <w:r>
+              <w:rPr>
+                <w:rFonts w:ascii="Calibri" w:hAnsi="Calibri"/>
+                <w:b w:val="0"/>
+                <w:i w:val="0"/>
+                <w:sz w:val="20"/>
+              </w:rPr>
+              <w:t>Abraão</w:t>
+            </w:r>
+          </w:p>
+        </w:tc>
+        <w:tc>
+          <w:tcPr>
+            <w:tcW w:type="dxa" w:w="2225"/>
+            <w:tcMar>
+              <w:top w:w="60" w:type="dxa"/>
+              <w:bottom w:w="60" w:type="dxa"/>
+              <w:left w:w="100" w:type="dxa"/>
+              <w:right w:w="100" w:type="dxa"/>
+            </w:tcMar>
+          </w:tcPr>
+          <w:p>
+            <w:pPr>
+              <w:spacing w:before="40" w:after="40"/>
+            </w:pPr>
+            <w:r>
+              <w:rPr>
+                <w:rFonts w:ascii="Calibri" w:hAnsi="Calibri"/>
+                <w:b w:val="0"/>
+                <w:i w:val="0"/>
+                <w:sz w:val="20"/>
+              </w:rPr>
+              <w:t>Endpoints, casos de teste e cobertura alinhados à API real (GerenciarGruposController)</w:t>
             </w:r>
           </w:p>
         </w:tc>
@@ -5788,7 +5777,7 @@
         <w:color w:val="555555"/>
         <w:sz w:val="16"/>
       </w:rPr>
-      <w:t>v1.1  ·  26/05/2026</w:t>
+      <w:t>v1.2  ·  26/05/2026</w:t>
     </w:r>
     <w:r>
       <w:tab/>
@@ -5850,7 +5839,7 @@
         <w:color w:val="555555"/>
         <w:sz w:val="16"/>
       </w:rPr>
-      <w:t>v1.1  ·  26/05/2026</w:t>
+      <w:t>v1.2  ·  26/05/2026</w:t>
     </w:r>
     <w:r>
       <w:tab/>

--- a/mps-nivel-c/oficial/04_registros/AASP_Gerenciador/AASP01_Grupos-Usuarios/RASTR-AASP01-001_Matriz-de-Rastreabilidade.docx
+++ b/mps-nivel-c/oficial/04_registros/AASP_Gerenciador/AASP01_Grupos-Usuarios/RASTR-AASP01-001_Matriz-de-Rastreabilidade.docx
@@ -34,7 +34,7 @@
           <w:color w:val="555555"/>
           <w:sz w:val="20"/>
         </w:rPr>
-        <w:t>RASTR-AASP01-001   ·   Versão 1.2   ·   26/05/2026   ·   Timeware Brasil</w:t>
+        <w:t>RASTR-AASP01-001   ·   Versão 1.3   ·   23/06/2026   ·   Timeware Brasil</w:t>
       </w:r>
     </w:p>
     <w:p>
@@ -48,7 +48,6 @@
     <w:tbl>
       <w:tblPr>
         <w:tblW w:type="auto" w:w="0"/>
-        <w:tblLook w:firstColumn="1" w:firstRow="1" w:lastColumn="0" w:lastRow="0" w:noHBand="0" w:noVBand="1" w:val="04A0"/>
         <w:tblBorders>
           <w:top w:val="single" w:sz="4" w:space="0" w:color="AAAAAA"/>
           <w:left w:val="single" w:sz="4" w:space="0" w:color="AAAAAA"/>
@@ -145,7 +144,63 @@
                 <w:i w:val="0"/>
                 <w:sz w:val="20"/>
               </w:rPr>
-              <w:t>Documento</w:t>
+              <w:t xml:space="preserve">Documento</w:t>
+            </w:r>
+          </w:p>
+        </w:tc>
+        <w:tc>
+          <w:tcPr>
+            <w:tcW w:type="dxa" w:w="4451"/>
+            <w:tcMar>
+              <w:top w:w="60" w:type="dxa"/>
+              <w:bottom w:w="60" w:type="dxa"/>
+              <w:left w:w="100" w:type="dxa"/>
+              <w:right w:w="100" w:type="dxa"/>
+            </w:tcMar>
+            <w:shd w:val="clear" w:color="auto" w:fill="F0F4F8"/>
+          </w:tcPr>
+          <w:p>
+            <w:pPr>
+              <w:spacing w:before="40" w:after="40"/>
+            </w:pPr>
+            <w:r>
+              <w:rPr>
+                <w:rFonts w:ascii="Calibri" w:hAnsi="Calibri"/>
+                <w:b w:val="0"/>
+                <w:i w:val="0"/>
+                <w:sz w:val="20"/>
+              </w:rPr>
+              <w:t xml:space="preserve">RASTR-AASP01-001</w:t>
+            </w:r>
+          </w:p>
+        </w:tc>
+      </w:tr>
+      <w:tr>
+        <w:trPr>
+          <w:cantSplit w:val="1"/>
+        </w:trPr>
+        <w:tc>
+          <w:tcPr>
+            <w:tcW w:type="dxa" w:w="4451"/>
+            <w:tcMar>
+              <w:top w:w="60" w:type="dxa"/>
+              <w:bottom w:w="60" w:type="dxa"/>
+              <w:left w:w="100" w:type="dxa"/>
+              <w:right w:w="100" w:type="dxa"/>
+            </w:tcMar>
+          </w:tcPr>
+          <w:p>
+            <w:pPr>
+              <w:spacing w:before="40" w:after="40"/>
+            </w:pPr>
+            <w:r>
+              <w:rPr>
+                <w:rFonts w:ascii="Calibri" w:hAnsi="Calibri"/>
+                <w:b/>
+                <w:i w:val="0"/>
+                <w:sz w:val="20"/>
+              </w:rPr>
+              <w:t xml:space="preserve">Projeto</w:t>
             </w:r>
           </w:p>
         </w:tc>
@@ -170,7 +225,7 @@
                 <w:i w:val="0"/>
                 <w:sz w:val="20"/>
               </w:rPr>
-              <w:t>RASTR-AASP01-001</w:t>
+              <w:t xml:space="preserve">AG — Grupos de Usuários</w:t>
             </w:r>
           </w:p>
         </w:tc>
@@ -201,7 +256,63 @@
                 <w:i w:val="0"/>
                 <w:sz w:val="20"/>
               </w:rPr>
-              <w:t>Projeto</w:t>
+              <w:t xml:space="preserve">Cliente</w:t>
+            </w:r>
+          </w:p>
+        </w:tc>
+        <w:tc>
+          <w:tcPr>
+            <w:tcW w:type="dxa" w:w="4451"/>
+            <w:tcMar>
+              <w:top w:w="60" w:type="dxa"/>
+              <w:bottom w:w="60" w:type="dxa"/>
+              <w:left w:w="100" w:type="dxa"/>
+              <w:right w:w="100" w:type="dxa"/>
+            </w:tcMar>
+            <w:shd w:val="clear" w:color="auto" w:fill="F0F4F8"/>
+          </w:tcPr>
+          <w:p>
+            <w:pPr>
+              <w:spacing w:before="40" w:after="40"/>
+            </w:pPr>
+            <w:r>
+              <w:rPr>
+                <w:rFonts w:ascii="Calibri" w:hAnsi="Calibri"/>
+                <w:b w:val="0"/>
+                <w:i w:val="0"/>
+                <w:sz w:val="20"/>
+              </w:rPr>
+              <w:t xml:space="preserve">AASP — Associação dos Advogados de São Paulo</w:t>
+            </w:r>
+          </w:p>
+        </w:tc>
+      </w:tr>
+      <w:tr>
+        <w:trPr>
+          <w:cantSplit w:val="1"/>
+        </w:trPr>
+        <w:tc>
+          <w:tcPr>
+            <w:tcW w:type="dxa" w:w="4451"/>
+            <w:tcMar>
+              <w:top w:w="60" w:type="dxa"/>
+              <w:bottom w:w="60" w:type="dxa"/>
+              <w:left w:w="100" w:type="dxa"/>
+              <w:right w:w="100" w:type="dxa"/>
+            </w:tcMar>
+          </w:tcPr>
+          <w:p>
+            <w:pPr>
+              <w:spacing w:before="40" w:after="40"/>
+            </w:pPr>
+            <w:r>
+              <w:rPr>
+                <w:rFonts w:ascii="Calibri" w:hAnsi="Calibri"/>
+                <w:b/>
+                <w:i w:val="0"/>
+                <w:sz w:val="20"/>
+              </w:rPr>
+              <w:t xml:space="preserve">Produto</w:t>
             </w:r>
           </w:p>
         </w:tc>
@@ -226,7 +337,7 @@
                 <w:i w:val="0"/>
                 <w:sz w:val="20"/>
               </w:rPr>
-              <w:t>AG — Grupos de Usuários</w:t>
+              <w:t xml:space="preserve">ms.auxo.gruposusuarios</w:t>
             </w:r>
           </w:p>
         </w:tc>
@@ -257,7 +368,63 @@
                 <w:i w:val="0"/>
                 <w:sz w:val="20"/>
               </w:rPr>
-              <w:t>Cliente</w:t>
+              <w:t xml:space="preserve">Repositório</w:t>
+            </w:r>
+          </w:p>
+        </w:tc>
+        <w:tc>
+          <w:tcPr>
+            <w:tcW w:type="dxa" w:w="4451"/>
+            <w:tcMar>
+              <w:top w:w="60" w:type="dxa"/>
+              <w:bottom w:w="60" w:type="dxa"/>
+              <w:left w:w="100" w:type="dxa"/>
+              <w:right w:w="100" w:type="dxa"/>
+            </w:tcMar>
+            <w:shd w:val="clear" w:color="auto" w:fill="F0F4F8"/>
+          </w:tcPr>
+          <w:p>
+            <w:pPr>
+              <w:spacing w:before="40" w:after="40"/>
+            </w:pPr>
+            <w:r>
+              <w:rPr>
+                <w:rFonts w:ascii="Calibri" w:hAnsi="Calibri"/>
+                <w:b w:val="0"/>
+                <w:i w:val="0"/>
+                <w:sz w:val="20"/>
+              </w:rPr>
+              <w:t xml:space="preserve">GitLab · http://191.234.192.153/aasp/ms.auxo.usuarios</w:t>
+            </w:r>
+          </w:p>
+        </w:tc>
+      </w:tr>
+      <w:tr>
+        <w:trPr>
+          <w:cantSplit w:val="1"/>
+        </w:trPr>
+        <w:tc>
+          <w:tcPr>
+            <w:tcW w:type="dxa" w:w="4451"/>
+            <w:tcMar>
+              <w:top w:w="60" w:type="dxa"/>
+              <w:bottom w:w="60" w:type="dxa"/>
+              <w:left w:w="100" w:type="dxa"/>
+              <w:right w:w="100" w:type="dxa"/>
+            </w:tcMar>
+          </w:tcPr>
+          <w:p>
+            <w:pPr>
+              <w:spacing w:before="40" w:after="40"/>
+            </w:pPr>
+            <w:r>
+              <w:rPr>
+                <w:rFonts w:ascii="Calibri" w:hAnsi="Calibri"/>
+                <w:b/>
+                <w:i w:val="0"/>
+                <w:sz w:val="20"/>
+              </w:rPr>
+              <w:t xml:space="preserve">GP / Tech Lead</w:t>
             </w:r>
           </w:p>
         </w:tc>
@@ -282,7 +449,7 @@
                 <w:i w:val="0"/>
                 <w:sz w:val="20"/>
               </w:rPr>
-              <w:t>AASP — Associação dos Advogados de São Paulo</w:t>
+              <w:t xml:space="preserve">Abraão (GP) · Cezar Hiraki (TL) — Timeware Brasil</w:t>
             </w:r>
           </w:p>
         </w:tc>
@@ -313,7 +480,63 @@
                 <w:i w:val="0"/>
                 <w:sz w:val="20"/>
               </w:rPr>
-              <w:t>Produto</w:t>
+              <w:t xml:space="preserve">Desenvolvedores</w:t>
+            </w:r>
+          </w:p>
+        </w:tc>
+        <w:tc>
+          <w:tcPr>
+            <w:tcW w:type="dxa" w:w="4451"/>
+            <w:tcMar>
+              <w:top w:w="60" w:type="dxa"/>
+              <w:bottom w:w="60" w:type="dxa"/>
+              <w:left w:w="100" w:type="dxa"/>
+              <w:right w:w="100" w:type="dxa"/>
+            </w:tcMar>
+            <w:shd w:val="clear" w:color="auto" w:fill="F0F4F8"/>
+          </w:tcPr>
+          <w:p>
+            <w:pPr>
+              <w:spacing w:before="40" w:after="40"/>
+            </w:pPr>
+            <w:r>
+              <w:rPr>
+                <w:rFonts w:ascii="Calibri" w:hAnsi="Calibri"/>
+                <w:b w:val="0"/>
+                <w:i w:val="0"/>
+                <w:sz w:val="20"/>
+              </w:rPr>
+              <w:t xml:space="preserve">Renan Kiyoshi, Henry Komatsu, Mateus Veloso — Timeware Brasil</w:t>
+            </w:r>
+          </w:p>
+        </w:tc>
+      </w:tr>
+      <w:tr>
+        <w:trPr>
+          <w:cantSplit w:val="1"/>
+        </w:trPr>
+        <w:tc>
+          <w:tcPr>
+            <w:tcW w:type="dxa" w:w="4451"/>
+            <w:tcMar>
+              <w:top w:w="60" w:type="dxa"/>
+              <w:bottom w:w="60" w:type="dxa"/>
+              <w:left w:w="100" w:type="dxa"/>
+              <w:right w:w="100" w:type="dxa"/>
+            </w:tcMar>
+          </w:tcPr>
+          <w:p>
+            <w:pPr>
+              <w:spacing w:before="40" w:after="40"/>
+            </w:pPr>
+            <w:r>
+              <w:rPr>
+                <w:rFonts w:ascii="Calibri" w:hAnsi="Calibri"/>
+                <w:b/>
+                <w:i w:val="0"/>
+                <w:sz w:val="20"/>
+              </w:rPr>
+              <w:t xml:space="preserve">PO</w:t>
             </w:r>
           </w:p>
         </w:tc>
@@ -338,7 +561,7 @@
                 <w:i w:val="0"/>
                 <w:sz w:val="20"/>
               </w:rPr>
-              <w:t>ms.auxo.gruposusuarios</w:t>
+              <w:t xml:space="preserve">Marcos Turnes — AASP</w:t>
             </w:r>
           </w:p>
         </w:tc>
@@ -369,7 +592,63 @@
                 <w:i w:val="0"/>
                 <w:sz w:val="20"/>
               </w:rPr>
-              <w:t>Repositório</w:t>
+              <w:t xml:space="preserve">QA</w:t>
+            </w:r>
+          </w:p>
+        </w:tc>
+        <w:tc>
+          <w:tcPr>
+            <w:tcW w:type="dxa" w:w="4451"/>
+            <w:tcMar>
+              <w:top w:w="60" w:type="dxa"/>
+              <w:bottom w:w="60" w:type="dxa"/>
+              <w:left w:w="100" w:type="dxa"/>
+              <w:right w:w="100" w:type="dxa"/>
+            </w:tcMar>
+            <w:shd w:val="clear" w:color="auto" w:fill="F0F4F8"/>
+          </w:tcPr>
+          <w:p>
+            <w:pPr>
+              <w:spacing w:before="40" w:after="40"/>
+            </w:pPr>
+            <w:r>
+              <w:rPr>
+                <w:rFonts w:ascii="Calibri" w:hAnsi="Calibri"/>
+                <w:b w:val="0"/>
+                <w:i w:val="0"/>
+                <w:sz w:val="20"/>
+              </w:rPr>
+              <w:t xml:space="preserve">Leonardo Francisco Pereira — AASP</w:t>
+            </w:r>
+          </w:p>
+        </w:tc>
+      </w:tr>
+      <w:tr>
+        <w:trPr>
+          <w:cantSplit w:val="1"/>
+        </w:trPr>
+        <w:tc>
+          <w:tcPr>
+            <w:tcW w:type="dxa" w:w="4451"/>
+            <w:tcMar>
+              <w:top w:w="60" w:type="dxa"/>
+              <w:bottom w:w="60" w:type="dxa"/>
+              <w:left w:w="100" w:type="dxa"/>
+              <w:right w:w="100" w:type="dxa"/>
+            </w:tcMar>
+          </w:tcPr>
+          <w:p>
+            <w:pPr>
+              <w:spacing w:before="40" w:after="40"/>
+            </w:pPr>
+            <w:r>
+              <w:rPr>
+                <w:rFonts w:ascii="Calibri" w:hAnsi="Calibri"/>
+                <w:b/>
+                <w:i w:val="0"/>
+                <w:sz w:val="20"/>
+              </w:rPr>
+              <w:t xml:space="preserve">Data base</w:t>
             </w:r>
           </w:p>
         </w:tc>
@@ -394,7 +673,7 @@
                 <w:i w:val="0"/>
                 <w:sz w:val="20"/>
               </w:rPr>
-              <w:t>GitLab · http://191.234.192.153/aasp/ms.auxo.usuarios</w:t>
+              <w:t xml:space="preserve">26/05/2026</w:t>
             </w:r>
           </w:p>
         </w:tc>
@@ -425,7 +704,63 @@
                 <w:i w:val="0"/>
                 <w:sz w:val="20"/>
               </w:rPr>
-              <w:t>GP / Tech Lead</w:t>
+              <w:t xml:space="preserve">Versão</w:t>
+            </w:r>
+          </w:p>
+        </w:tc>
+        <w:tc>
+          <w:tcPr>
+            <w:tcW w:type="dxa" w:w="4451"/>
+            <w:tcMar>
+              <w:top w:w="60" w:type="dxa"/>
+              <w:bottom w:w="60" w:type="dxa"/>
+              <w:left w:w="100" w:type="dxa"/>
+              <w:right w:w="100" w:type="dxa"/>
+            </w:tcMar>
+            <w:shd w:val="clear" w:color="auto" w:fill="F0F4F8"/>
+          </w:tcPr>
+          <w:p>
+            <w:pPr>
+              <w:spacing w:before="40" w:after="40"/>
+            </w:pPr>
+            <w:r>
+              <w:rPr>
+                <w:rFonts w:ascii="Calibri" w:hAnsi="Calibri"/>
+                <w:b w:val="0"/>
+                <w:i w:val="0"/>
+                <w:sz w:val="20"/>
+              </w:rPr>
+              <w:t xml:space="preserve">1.3</w:t>
+            </w:r>
+          </w:p>
+        </w:tc>
+      </w:tr>
+      <w:tr>
+        <w:trPr>
+          <w:cantSplit w:val="1"/>
+        </w:trPr>
+        <w:tc>
+          <w:tcPr>
+            <w:tcW w:type="dxa" w:w="4451"/>
+            <w:tcMar>
+              <w:top w:w="60" w:type="dxa"/>
+              <w:bottom w:w="60" w:type="dxa"/>
+              <w:left w:w="100" w:type="dxa"/>
+              <w:right w:w="100" w:type="dxa"/>
+            </w:tcMar>
+          </w:tcPr>
+          <w:p>
+            <w:pPr>
+              <w:spacing w:before="40" w:after="40"/>
+            </w:pPr>
+            <w:r>
+              <w:rPr>
+                <w:rFonts w:ascii="Calibri" w:hAnsi="Calibri"/>
+                <w:b/>
+                <w:i w:val="0"/>
+                <w:sz w:val="20"/>
+              </w:rPr>
+              <w:t xml:space="preserve">Status</w:t>
             </w:r>
           </w:p>
         </w:tc>
@@ -450,7 +785,283 @@
                 <w:i w:val="0"/>
                 <w:sz w:val="20"/>
               </w:rPr>
-              <w:t>Abraão (GP) · Cezar Hiraki (TL) — Timeware Brasil</w:t>
+              <w:t xml:space="preserve">Ativo</w:t>
+            </w:r>
+          </w:p>
+        </w:tc>
+      </w:tr>
+    </w:tbl>
+    <w:p>
+      <w:pPr>
+        <w:spacing w:before="120" w:after="120"/>
+      </w:pPr>
+    </w:p>
+    <w:p>
+      <w:pPr>
+        <w:pStyle w:val="Heading2"/>
+      </w:pPr>
+      <w:r>
+        <w:rPr>
+          <w:rFonts w:ascii="Calibri" w:hAnsi="Calibri"/>
+        </w:rPr>
+        <w:t>1. Objetivo</w:t>
+      </w:r>
+    </w:p>
+    <w:p>
+      <w:pPr>
+        <w:spacing w:before="80" w:after="80"/>
+      </w:pPr>
+      <w:r>
+        <w:rPr>
+          <w:rFonts w:ascii="Calibri" w:hAnsi="Calibri"/>
+          <w:sz w:val="20"/>
+        </w:rPr>
+        <w:t xml:space="preserve">Registrar a rastreabilidade entre issues do GitLab (AG-XX), requisitos funcionais e não funcionais, endpoints implementados, Merge Requests do GitLab, casos de teste e status de entrega. Este documento evidencia o atributo de rastreabilidade exigido pelo processo GPR e pelo processo de Gerência de Requisitos (GRE) do nível C do MPS.BR, garantindo que cada requisito possa ser rastreado desde sua origem até a entrega verificada. Os endpoints referem-se ao controller real GerenciarGruposController (rota base api/gerenciar/grupos).</w:t>
+      </w:r>
+    </w:p>
+    <w:p>
+      <w:pPr>
+        <w:pStyle w:val="Heading2"/>
+      </w:pPr>
+      <w:r>
+        <w:rPr>
+          <w:rFonts w:ascii="Calibri" w:hAnsi="Calibri"/>
+        </w:rPr>
+        <w:t>2. Rastreabilidade — Requisitos Funcionais</w:t>
+      </w:r>
+    </w:p>
+    <w:tbl>
+      <w:tblPr>
+        <w:tblW w:type="auto" w:w="0"/>
+        <w:tblBorders>
+          <w:top w:val="single" w:sz="4" w:space="0" w:color="AAAAAA"/>
+          <w:left w:val="single" w:sz="4" w:space="0" w:color="AAAAAA"/>
+          <w:bottom w:val="single" w:sz="4" w:space="0" w:color="AAAAAA"/>
+          <w:right w:val="single" w:sz="4" w:space="0" w:color="AAAAAA"/>
+          <w:insideH w:val="single" w:sz="4" w:space="0" w:color="AAAAAA"/>
+          <w:insideV w:val="single" w:sz="4" w:space="0" w:color="AAAAAA"/>
+        </w:tblBorders>
+      </w:tblPr>
+      <w:tblGrid>
+        <w:gridCol w:w="1112"/>
+        <w:gridCol w:w="1112"/>
+        <w:gridCol w:w="1112"/>
+        <w:gridCol w:w="1112"/>
+        <w:gridCol w:w="1112"/>
+        <w:gridCol w:w="1112"/>
+        <w:gridCol w:w="1112"/>
+        <w:gridCol w:w="1118"/>
+      </w:tblGrid>
+      <w:tr>
+        <w:trPr>
+          <w:tblHeader/>
+          <w:cantSplit w:val="1"/>
+        </w:trPr>
+        <w:tc>
+          <w:tcPr>
+            <w:tcW w:type="dxa" w:w="1112"/>
+            <w:tcMar>
+              <w:top w:w="60" w:type="dxa"/>
+              <w:bottom w:w="60" w:type="dxa"/>
+              <w:left w:w="80" w:type="dxa"/>
+              <w:right w:w="80" w:type="dxa"/>
+            </w:tcMar>
+            <w:shd w:val="clear" w:color="auto" w:fill="1F3864"/>
+          </w:tcPr>
+          <w:p>
+            <w:pPr>
+              <w:spacing w:before="40" w:after="40"/>
+            </w:pPr>
+            <w:r>
+              <w:rPr>
+                <w:rFonts w:ascii="Calibri" w:hAnsi="Calibri"/>
+                <w:b/>
+                <w:color w:val="FFFFFF"/>
+                <w:sz w:val="16"/>
+              </w:rPr>
+              <w:t xml:space="preserve">Req. (RF)</w:t>
+            </w:r>
+          </w:p>
+        </w:tc>
+        <w:tc>
+          <w:tcPr>
+            <w:tcW w:type="dxa" w:w="1112"/>
+            <w:tcMar>
+              <w:top w:w="60" w:type="dxa"/>
+              <w:bottom w:w="60" w:type="dxa"/>
+              <w:left w:w="80" w:type="dxa"/>
+              <w:right w:w="80" w:type="dxa"/>
+            </w:tcMar>
+            <w:shd w:val="clear" w:color="auto" w:fill="1F3864"/>
+          </w:tcPr>
+          <w:p>
+            <w:pPr>
+              <w:spacing w:before="40" w:after="40"/>
+            </w:pPr>
+            <w:r>
+              <w:rPr>
+                <w:rFonts w:ascii="Calibri" w:hAnsi="Calibri"/>
+                <w:b/>
+                <w:color w:val="FFFFFF"/>
+                <w:sz w:val="16"/>
+              </w:rPr>
+              <w:t xml:space="preserve">Issue GitLab</w:t>
+            </w:r>
+          </w:p>
+        </w:tc>
+        <w:tc>
+          <w:tcPr>
+            <w:tcW w:type="dxa" w:w="1112"/>
+            <w:tcMar>
+              <w:top w:w="60" w:type="dxa"/>
+              <w:bottom w:w="60" w:type="dxa"/>
+              <w:left w:w="80" w:type="dxa"/>
+              <w:right w:w="80" w:type="dxa"/>
+            </w:tcMar>
+            <w:shd w:val="clear" w:color="auto" w:fill="1F3864"/>
+          </w:tcPr>
+          <w:p>
+            <w:pPr>
+              <w:spacing w:before="40" w:after="40"/>
+            </w:pPr>
+            <w:r>
+              <w:rPr>
+                <w:rFonts w:ascii="Calibri" w:hAnsi="Calibri"/>
+                <w:b/>
+                <w:color w:val="FFFFFF"/>
+                <w:sz w:val="16"/>
+              </w:rPr>
+              <w:t xml:space="preserve">Descrição</w:t>
+            </w:r>
+          </w:p>
+        </w:tc>
+        <w:tc>
+          <w:tcPr>
+            <w:tcW w:type="dxa" w:w="1112"/>
+            <w:tcMar>
+              <w:top w:w="60" w:type="dxa"/>
+              <w:bottom w:w="60" w:type="dxa"/>
+              <w:left w:w="80" w:type="dxa"/>
+              <w:right w:w="80" w:type="dxa"/>
+            </w:tcMar>
+            <w:shd w:val="clear" w:color="auto" w:fill="1F3864"/>
+          </w:tcPr>
+          <w:p>
+            <w:pPr>
+              <w:spacing w:before="40" w:after="40"/>
+            </w:pPr>
+            <w:r>
+              <w:rPr>
+                <w:rFonts w:ascii="Calibri" w:hAnsi="Calibri"/>
+                <w:b/>
+                <w:color w:val="FFFFFF"/>
+                <w:sz w:val="16"/>
+              </w:rPr>
+              <w:t xml:space="preserve">Endpoint(s)</w:t>
+            </w:r>
+          </w:p>
+        </w:tc>
+        <w:tc>
+          <w:tcPr>
+            <w:tcW w:type="dxa" w:w="1112"/>
+            <w:tcMar>
+              <w:top w:w="60" w:type="dxa"/>
+              <w:bottom w:w="60" w:type="dxa"/>
+              <w:left w:w="80" w:type="dxa"/>
+              <w:right w:w="80" w:type="dxa"/>
+            </w:tcMar>
+            <w:shd w:val="clear" w:color="auto" w:fill="1F3864"/>
+          </w:tcPr>
+          <w:p>
+            <w:pPr>
+              <w:spacing w:before="40" w:after="40"/>
+            </w:pPr>
+            <w:r>
+              <w:rPr>
+                <w:rFonts w:ascii="Calibri" w:hAnsi="Calibri"/>
+                <w:b/>
+                <w:color w:val="FFFFFF"/>
+                <w:sz w:val="16"/>
+              </w:rPr>
+              <w:t xml:space="preserve">MR(s)</w:t>
+            </w:r>
+          </w:p>
+        </w:tc>
+        <w:tc>
+          <w:tcPr>
+            <w:tcW w:type="dxa" w:w="1112"/>
+            <w:tcMar>
+              <w:top w:w="60" w:type="dxa"/>
+              <w:bottom w:w="60" w:type="dxa"/>
+              <w:left w:w="80" w:type="dxa"/>
+              <w:right w:w="80" w:type="dxa"/>
+            </w:tcMar>
+            <w:shd w:val="clear" w:color="auto" w:fill="1F3864"/>
+          </w:tcPr>
+          <w:p>
+            <w:pPr>
+              <w:spacing w:before="40" w:after="40"/>
+            </w:pPr>
+            <w:r>
+              <w:rPr>
+                <w:rFonts w:ascii="Calibri" w:hAnsi="Calibri"/>
+                <w:b/>
+                <w:color w:val="FFFFFF"/>
+                <w:sz w:val="16"/>
+              </w:rPr>
+              <w:t xml:space="preserve">Casos de Teste</w:t>
+            </w:r>
+          </w:p>
+        </w:tc>
+        <w:tc>
+          <w:tcPr>
+            <w:tcW w:type="dxa" w:w="1112"/>
+            <w:tcMar>
+              <w:top w:w="60" w:type="dxa"/>
+              <w:bottom w:w="60" w:type="dxa"/>
+              <w:left w:w="80" w:type="dxa"/>
+              <w:right w:w="80" w:type="dxa"/>
+            </w:tcMar>
+            <w:shd w:val="clear" w:color="auto" w:fill="1F3864"/>
+          </w:tcPr>
+          <w:p>
+            <w:pPr>
+              <w:spacing w:before="40" w:after="40"/>
+            </w:pPr>
+            <w:r>
+              <w:rPr>
+                <w:rFonts w:ascii="Calibri" w:hAnsi="Calibri"/>
+                <w:b/>
+                <w:color w:val="FFFFFF"/>
+                <w:sz w:val="16"/>
+              </w:rPr>
+              <w:t xml:space="preserve">Sprint</w:t>
+            </w:r>
+          </w:p>
+        </w:tc>
+        <w:tc>
+          <w:tcPr>
+            <w:tcW w:type="dxa" w:w="1118"/>
+            <w:tcMar>
+              <w:top w:w="60" w:type="dxa"/>
+              <w:bottom w:w="60" w:type="dxa"/>
+              <w:left w:w="80" w:type="dxa"/>
+              <w:right w:w="80" w:type="dxa"/>
+            </w:tcMar>
+            <w:shd w:val="clear" w:color="auto" w:fill="1F3864"/>
+          </w:tcPr>
+          <w:p>
+            <w:pPr>
+              <w:spacing w:before="40" w:after="40"/>
+            </w:pPr>
+            <w:r>
+              <w:rPr>
+                <w:rFonts w:ascii="Calibri" w:hAnsi="Calibri"/>
+                <w:b/>
+                <w:color w:val="FFFFFF"/>
+                <w:sz w:val="16"/>
+              </w:rPr>
+              <w:t xml:space="preserve">Status</w:t>
             </w:r>
           </w:p>
         </w:tc>
@@ -461,14 +1072,14 @@
         </w:trPr>
         <w:tc>
           <w:tcPr>
-            <w:tcW w:type="dxa" w:w="4451"/>
+            <w:tcW w:type="dxa" w:w="1112"/>
             <w:tcMar>
               <w:top w:w="60" w:type="dxa"/>
               <w:bottom w:w="60" w:type="dxa"/>
-              <w:left w:w="100" w:type="dxa"/>
-              <w:right w:w="100" w:type="dxa"/>
+              <w:left w:w="80" w:type="dxa"/>
+              <w:right w:w="80" w:type="dxa"/>
             </w:tcMar>
-            <w:shd w:val="clear" w:color="auto" w:fill="F0F4F8"/>
+            <w:shd w:val="clear" w:color="auto" w:fill="D6E4F0"/>
           </w:tcPr>
           <w:p>
             <w:pPr>
@@ -477,22 +1088,201 @@
             <w:r>
               <w:rPr>
                 <w:rFonts w:ascii="Calibri" w:hAnsi="Calibri"/>
-                <w:b/>
-                <w:i w:val="0"/>
-                <w:sz w:val="20"/>
+                <w:b w:val="0"/>
+                <w:sz w:val="16"/>
               </w:rPr>
-              <w:t>Desenvolvedores</w:t>
+              <w:t xml:space="preserve">RF-01</w:t>
             </w:r>
           </w:p>
         </w:tc>
         <w:tc>
           <w:tcPr>
-            <w:tcW w:type="dxa" w:w="4451"/>
+            <w:tcW w:type="dxa" w:w="1112"/>
             <w:tcMar>
               <w:top w:w="60" w:type="dxa"/>
               <w:bottom w:w="60" w:type="dxa"/>
-              <w:left w:w="100" w:type="dxa"/>
-              <w:right w:w="100" w:type="dxa"/>
+              <w:left w:w="80" w:type="dxa"/>
+              <w:right w:w="80" w:type="dxa"/>
+            </w:tcMar>
+            <w:shd w:val="clear" w:color="auto" w:fill="D6E4F0"/>
+          </w:tcPr>
+          <w:p>
+            <w:pPr>
+              <w:spacing w:before="40" w:after="40"/>
+            </w:pPr>
+            <w:r>
+              <w:rPr>
+                <w:rFonts w:ascii="Calibri" w:hAnsi="Calibri"/>
+                <w:b w:val="0"/>
+                <w:sz w:val="16"/>
+              </w:rPr>
+              <w:t xml:space="preserve">AG-20</w:t>
+            </w:r>
+          </w:p>
+        </w:tc>
+        <w:tc>
+          <w:tcPr>
+            <w:tcW w:type="dxa" w:w="1112"/>
+            <w:tcMar>
+              <w:top w:w="60" w:type="dxa"/>
+              <w:bottom w:w="60" w:type="dxa"/>
+              <w:left w:w="80" w:type="dxa"/>
+              <w:right w:w="80" w:type="dxa"/>
+            </w:tcMar>
+            <w:shd w:val="clear" w:color="auto" w:fill="D6E4F0"/>
+          </w:tcPr>
+          <w:p>
+            <w:pPr>
+              <w:spacing w:before="40" w:after="40"/>
+            </w:pPr>
+            <w:r>
+              <w:rPr>
+                <w:rFonts w:ascii="Calibri" w:hAnsi="Calibri"/>
+                <w:b w:val="0"/>
+                <w:sz w:val="16"/>
+              </w:rPr>
+              <w:t xml:space="preserve">Criar grupo de usuários</w:t>
+            </w:r>
+          </w:p>
+        </w:tc>
+        <w:tc>
+          <w:tcPr>
+            <w:tcW w:type="dxa" w:w="1112"/>
+            <w:tcMar>
+              <w:top w:w="60" w:type="dxa"/>
+              <w:bottom w:w="60" w:type="dxa"/>
+              <w:left w:w="80" w:type="dxa"/>
+              <w:right w:w="80" w:type="dxa"/>
+            </w:tcMar>
+            <w:shd w:val="clear" w:color="auto" w:fill="D6E4F0"/>
+          </w:tcPr>
+          <w:p>
+            <w:pPr>
+              <w:spacing w:before="40" w:after="40"/>
+            </w:pPr>
+            <w:r>
+              <w:rPr>
+                <w:rFonts w:ascii="Calibri" w:hAnsi="Calibri"/>
+                <w:b w:val="0"/>
+                <w:sz w:val="16"/>
+              </w:rPr>
+              <w:t xml:space="preserve">POST incluirgrupo</w:t>
+            </w:r>
+          </w:p>
+        </w:tc>
+        <w:tc>
+          <w:tcPr>
+            <w:tcW w:type="dxa" w:w="1112"/>
+            <w:tcMar>
+              <w:top w:w="60" w:type="dxa"/>
+              <w:bottom w:w="60" w:type="dxa"/>
+              <w:left w:w="80" w:type="dxa"/>
+              <w:right w:w="80" w:type="dxa"/>
+            </w:tcMar>
+            <w:shd w:val="clear" w:color="auto" w:fill="D6E4F0"/>
+          </w:tcPr>
+          <w:p>
+            <w:pPr>
+              <w:spacing w:before="40" w:after="40"/>
+            </w:pPr>
+            <w:r>
+              <w:rPr>
+                <w:rFonts w:ascii="Calibri" w:hAnsi="Calibri"/>
+                <w:b w:val="0"/>
+                <w:sz w:val="16"/>
+              </w:rPr>
+              <w:t xml:space="preserve">MR !1</w:t>
+            </w:r>
+          </w:p>
+        </w:tc>
+        <w:tc>
+          <w:tcPr>
+            <w:tcW w:type="dxa" w:w="1112"/>
+            <w:tcMar>
+              <w:top w:w="60" w:type="dxa"/>
+              <w:bottom w:w="60" w:type="dxa"/>
+              <w:left w:w="80" w:type="dxa"/>
+              <w:right w:w="80" w:type="dxa"/>
+            </w:tcMar>
+            <w:shd w:val="clear" w:color="auto" w:fill="D6E4F0"/>
+          </w:tcPr>
+          <w:p>
+            <w:pPr>
+              <w:spacing w:before="40" w:after="40"/>
+            </w:pPr>
+            <w:r>
+              <w:rPr>
+                <w:rFonts w:ascii="Calibri" w:hAnsi="Calibri"/>
+                <w:b w:val="0"/>
+                <w:sz w:val="16"/>
+              </w:rPr>
+              <w:t xml:space="preserve">GRP-01, GRP-07</w:t>
+            </w:r>
+          </w:p>
+        </w:tc>
+        <w:tc>
+          <w:tcPr>
+            <w:tcW w:type="dxa" w:w="1112"/>
+            <w:tcMar>
+              <w:top w:w="60" w:type="dxa"/>
+              <w:bottom w:w="60" w:type="dxa"/>
+              <w:left w:w="80" w:type="dxa"/>
+              <w:right w:w="80" w:type="dxa"/>
+            </w:tcMar>
+            <w:shd w:val="clear" w:color="auto" w:fill="D6E4F0"/>
+          </w:tcPr>
+          <w:p>
+            <w:pPr>
+              <w:spacing w:before="40" w:after="40"/>
+            </w:pPr>
+            <w:r>
+              <w:rPr>
+                <w:rFonts w:ascii="Calibri" w:hAnsi="Calibri"/>
+                <w:b w:val="0"/>
+                <w:sz w:val="16"/>
+              </w:rPr>
+              <w:t xml:space="preserve">S1</w:t>
+            </w:r>
+          </w:p>
+        </w:tc>
+        <w:tc>
+          <w:tcPr>
+            <w:tcW w:type="dxa" w:w="1118"/>
+            <w:tcMar>
+              <w:top w:w="60" w:type="dxa"/>
+              <w:bottom w:w="60" w:type="dxa"/>
+              <w:left w:w="80" w:type="dxa"/>
+              <w:right w:w="80" w:type="dxa"/>
+            </w:tcMar>
+            <w:shd w:val="clear" w:color="auto" w:fill="D6E4F0"/>
+          </w:tcPr>
+          <w:p>
+            <w:pPr>
+              <w:spacing w:before="40" w:after="40"/>
+            </w:pPr>
+            <w:r>
+              <w:rPr>
+                <w:rFonts w:ascii="Calibri" w:hAnsi="Calibri"/>
+                <w:b w:val="0"/>
+                <w:sz w:val="16"/>
+              </w:rPr>
+              <w:t xml:space="preserve">Entregue</w:t>
+            </w:r>
+          </w:p>
+        </w:tc>
+      </w:tr>
+      <w:tr>
+        <w:trPr>
+          <w:cantSplit w:val="1"/>
+        </w:trPr>
+        <w:tc>
+          <w:tcPr>
+            <w:tcW w:type="dxa" w:w="1112"/>
+            <w:tcMar>
+              <w:top w:w="60" w:type="dxa"/>
+              <w:bottom w:w="60" w:type="dxa"/>
+              <w:left w:w="80" w:type="dxa"/>
+              <w:right w:w="80" w:type="dxa"/>
             </w:tcMar>
           </w:tcPr>
           <w:p>
@@ -503,10 +1293,177 @@
               <w:rPr>
                 <w:rFonts w:ascii="Calibri" w:hAnsi="Calibri"/>
                 <w:b w:val="0"/>
-                <w:i w:val="0"/>
-                <w:sz w:val="20"/>
+                <w:sz w:val="16"/>
               </w:rPr>
-              <w:t>Renan Kiyoshi, Henry Komatsu, Mateus Veloso — Timeware Brasil</w:t>
+              <w:t xml:space="preserve">RF-02</w:t>
+            </w:r>
+          </w:p>
+        </w:tc>
+        <w:tc>
+          <w:tcPr>
+            <w:tcW w:type="dxa" w:w="1112"/>
+            <w:tcMar>
+              <w:top w:w="60" w:type="dxa"/>
+              <w:bottom w:w="60" w:type="dxa"/>
+              <w:left w:w="80" w:type="dxa"/>
+              <w:right w:w="80" w:type="dxa"/>
+            </w:tcMar>
+          </w:tcPr>
+          <w:p>
+            <w:pPr>
+              <w:spacing w:before="40" w:after="40"/>
+            </w:pPr>
+            <w:r>
+              <w:rPr>
+                <w:rFonts w:ascii="Calibri" w:hAnsi="Calibri"/>
+                <w:b w:val="0"/>
+                <w:sz w:val="16"/>
+              </w:rPr>
+              <w:t xml:space="preserve">AG-20</w:t>
+            </w:r>
+          </w:p>
+        </w:tc>
+        <w:tc>
+          <w:tcPr>
+            <w:tcW w:type="dxa" w:w="1112"/>
+            <w:tcMar>
+              <w:top w:w="60" w:type="dxa"/>
+              <w:bottom w:w="60" w:type="dxa"/>
+              <w:left w:w="80" w:type="dxa"/>
+              <w:right w:w="80" w:type="dxa"/>
+            </w:tcMar>
+          </w:tcPr>
+          <w:p>
+            <w:pPr>
+              <w:spacing w:before="40" w:after="40"/>
+            </w:pPr>
+            <w:r>
+              <w:rPr>
+                <w:rFonts w:ascii="Calibri" w:hAnsi="Calibri"/>
+                <w:b w:val="0"/>
+                <w:sz w:val="16"/>
+              </w:rPr>
+              <w:t xml:space="preserve">Listar grupos e consultar usuários do grupo</w:t>
+            </w:r>
+          </w:p>
+        </w:tc>
+        <w:tc>
+          <w:tcPr>
+            <w:tcW w:type="dxa" w:w="1112"/>
+            <w:tcMar>
+              <w:top w:w="60" w:type="dxa"/>
+              <w:bottom w:w="60" w:type="dxa"/>
+              <w:left w:w="80" w:type="dxa"/>
+              <w:right w:w="80" w:type="dxa"/>
+            </w:tcMar>
+          </w:tcPr>
+          <w:p>
+            <w:pPr>
+              <w:spacing w:before="40" w:after="40"/>
+            </w:pPr>
+            <w:r>
+              <w:rPr>
+                <w:rFonts w:ascii="Calibri" w:hAnsi="Calibri"/>
+                <w:b w:val="0"/>
+                <w:sz w:val="16"/>
+              </w:rPr>
+              <w:t xml:space="preserve">GET listargrupo · GET buscargrupoporid</w:t>
+            </w:r>
+          </w:p>
+        </w:tc>
+        <w:tc>
+          <w:tcPr>
+            <w:tcW w:type="dxa" w:w="1112"/>
+            <w:tcMar>
+              <w:top w:w="60" w:type="dxa"/>
+              <w:bottom w:w="60" w:type="dxa"/>
+              <w:left w:w="80" w:type="dxa"/>
+              <w:right w:w="80" w:type="dxa"/>
+            </w:tcMar>
+          </w:tcPr>
+          <w:p>
+            <w:pPr>
+              <w:spacing w:before="40" w:after="40"/>
+            </w:pPr>
+            <w:r>
+              <w:rPr>
+                <w:rFonts w:ascii="Calibri" w:hAnsi="Calibri"/>
+                <w:b w:val="0"/>
+                <w:sz w:val="16"/>
+              </w:rPr>
+              <w:t xml:space="preserve">MR !1</w:t>
+            </w:r>
+          </w:p>
+        </w:tc>
+        <w:tc>
+          <w:tcPr>
+            <w:tcW w:type="dxa" w:w="1112"/>
+            <w:tcMar>
+              <w:top w:w="60" w:type="dxa"/>
+              <w:bottom w:w="60" w:type="dxa"/>
+              <w:left w:w="80" w:type="dxa"/>
+              <w:right w:w="80" w:type="dxa"/>
+            </w:tcMar>
+          </w:tcPr>
+          <w:p>
+            <w:pPr>
+              <w:spacing w:before="40" w:after="40"/>
+            </w:pPr>
+            <w:r>
+              <w:rPr>
+                <w:rFonts w:ascii="Calibri" w:hAnsi="Calibri"/>
+                <w:b w:val="0"/>
+                <w:sz w:val="16"/>
+              </w:rPr>
+              <w:t xml:space="preserve">GRP-02, GRP-03</w:t>
+            </w:r>
+          </w:p>
+        </w:tc>
+        <w:tc>
+          <w:tcPr>
+            <w:tcW w:type="dxa" w:w="1112"/>
+            <w:tcMar>
+              <w:top w:w="60" w:type="dxa"/>
+              <w:bottom w:w="60" w:type="dxa"/>
+              <w:left w:w="80" w:type="dxa"/>
+              <w:right w:w="80" w:type="dxa"/>
+            </w:tcMar>
+          </w:tcPr>
+          <w:p>
+            <w:pPr>
+              <w:spacing w:before="40" w:after="40"/>
+            </w:pPr>
+            <w:r>
+              <w:rPr>
+                <w:rFonts w:ascii="Calibri" w:hAnsi="Calibri"/>
+                <w:b w:val="0"/>
+                <w:sz w:val="16"/>
+              </w:rPr>
+              <w:t xml:space="preserve">S1</w:t>
+            </w:r>
+          </w:p>
+        </w:tc>
+        <w:tc>
+          <w:tcPr>
+            <w:tcW w:type="dxa" w:w="1118"/>
+            <w:tcMar>
+              <w:top w:w="60" w:type="dxa"/>
+              <w:bottom w:w="60" w:type="dxa"/>
+              <w:left w:w="80" w:type="dxa"/>
+              <w:right w:w="80" w:type="dxa"/>
+            </w:tcMar>
+          </w:tcPr>
+          <w:p>
+            <w:pPr>
+              <w:spacing w:before="40" w:after="40"/>
+            </w:pPr>
+            <w:r>
+              <w:rPr>
+                <w:rFonts w:ascii="Calibri" w:hAnsi="Calibri"/>
+                <w:b w:val="0"/>
+                <w:sz w:val="16"/>
+              </w:rPr>
+              <w:t xml:space="preserve">Entregue</w:t>
             </w:r>
           </w:p>
         </w:tc>
@@ -517,14 +1474,14 @@
         </w:trPr>
         <w:tc>
           <w:tcPr>
-            <w:tcW w:type="dxa" w:w="4451"/>
+            <w:tcW w:type="dxa" w:w="1112"/>
             <w:tcMar>
               <w:top w:w="60" w:type="dxa"/>
               <w:bottom w:w="60" w:type="dxa"/>
-              <w:left w:w="100" w:type="dxa"/>
-              <w:right w:w="100" w:type="dxa"/>
+              <w:left w:w="80" w:type="dxa"/>
+              <w:right w:w="80" w:type="dxa"/>
             </w:tcMar>
-            <w:shd w:val="clear" w:color="auto" w:fill="F0F4F8"/>
+            <w:shd w:val="clear" w:color="auto" w:fill="D6E4F0"/>
           </w:tcPr>
           <w:p>
             <w:pPr>
@@ -533,22 +1490,201 @@
             <w:r>
               <w:rPr>
                 <w:rFonts w:ascii="Calibri" w:hAnsi="Calibri"/>
-                <w:b/>
-                <w:i w:val="0"/>
-                <w:sz w:val="20"/>
+                <w:b w:val="0"/>
+                <w:sz w:val="16"/>
               </w:rPr>
-              <w:t>PO</w:t>
+              <w:t xml:space="preserve">RF-03</w:t>
             </w:r>
           </w:p>
         </w:tc>
         <w:tc>
           <w:tcPr>
-            <w:tcW w:type="dxa" w:w="4451"/>
+            <w:tcW w:type="dxa" w:w="1112"/>
             <w:tcMar>
               <w:top w:w="60" w:type="dxa"/>
               <w:bottom w:w="60" w:type="dxa"/>
-              <w:left w:w="100" w:type="dxa"/>
-              <w:right w:w="100" w:type="dxa"/>
+              <w:left w:w="80" w:type="dxa"/>
+              <w:right w:w="80" w:type="dxa"/>
+            </w:tcMar>
+            <w:shd w:val="clear" w:color="auto" w:fill="D6E4F0"/>
+          </w:tcPr>
+          <w:p>
+            <w:pPr>
+              <w:spacing w:before="40" w:after="40"/>
+            </w:pPr>
+            <w:r>
+              <w:rPr>
+                <w:rFonts w:ascii="Calibri" w:hAnsi="Calibri"/>
+                <w:b w:val="0"/>
+                <w:sz w:val="16"/>
+              </w:rPr>
+              <w:t xml:space="preserve">AG-20</w:t>
+            </w:r>
+          </w:p>
+        </w:tc>
+        <w:tc>
+          <w:tcPr>
+            <w:tcW w:type="dxa" w:w="1112"/>
+            <w:tcMar>
+              <w:top w:w="60" w:type="dxa"/>
+              <w:bottom w:w="60" w:type="dxa"/>
+              <w:left w:w="80" w:type="dxa"/>
+              <w:right w:w="80" w:type="dxa"/>
+            </w:tcMar>
+            <w:shd w:val="clear" w:color="auto" w:fill="D6E4F0"/>
+          </w:tcPr>
+          <w:p>
+            <w:pPr>
+              <w:spacing w:before="40" w:after="40"/>
+            </w:pPr>
+            <w:r>
+              <w:rPr>
+                <w:rFonts w:ascii="Calibri" w:hAnsi="Calibri"/>
+                <w:b w:val="0"/>
+                <w:sz w:val="16"/>
+              </w:rPr>
+              <w:t xml:space="preserve">Alterar grupo e ativar/desativar</w:t>
+            </w:r>
+          </w:p>
+        </w:tc>
+        <w:tc>
+          <w:tcPr>
+            <w:tcW w:type="dxa" w:w="1112"/>
+            <w:tcMar>
+              <w:top w:w="60" w:type="dxa"/>
+              <w:bottom w:w="60" w:type="dxa"/>
+              <w:left w:w="80" w:type="dxa"/>
+              <w:right w:w="80" w:type="dxa"/>
+            </w:tcMar>
+            <w:shd w:val="clear" w:color="auto" w:fill="D6E4F0"/>
+          </w:tcPr>
+          <w:p>
+            <w:pPr>
+              <w:spacing w:before="40" w:after="40"/>
+            </w:pPr>
+            <w:r>
+              <w:rPr>
+                <w:rFonts w:ascii="Calibri" w:hAnsi="Calibri"/>
+                <w:b w:val="0"/>
+                <w:sz w:val="16"/>
+              </w:rPr>
+              <w:t xml:space="preserve">POST alterargrupo · POST ativardesativar</w:t>
+            </w:r>
+          </w:p>
+        </w:tc>
+        <w:tc>
+          <w:tcPr>
+            <w:tcW w:type="dxa" w:w="1112"/>
+            <w:tcMar>
+              <w:top w:w="60" w:type="dxa"/>
+              <w:bottom w:w="60" w:type="dxa"/>
+              <w:left w:w="80" w:type="dxa"/>
+              <w:right w:w="80" w:type="dxa"/>
+            </w:tcMar>
+            <w:shd w:val="clear" w:color="auto" w:fill="D6E4F0"/>
+          </w:tcPr>
+          <w:p>
+            <w:pPr>
+              <w:spacing w:before="40" w:after="40"/>
+            </w:pPr>
+            <w:r>
+              <w:rPr>
+                <w:rFonts w:ascii="Calibri" w:hAnsi="Calibri"/>
+                <w:b w:val="0"/>
+                <w:sz w:val="16"/>
+              </w:rPr>
+              <w:t xml:space="preserve">MR !2</w:t>
+            </w:r>
+          </w:p>
+        </w:tc>
+        <w:tc>
+          <w:tcPr>
+            <w:tcW w:type="dxa" w:w="1112"/>
+            <w:tcMar>
+              <w:top w:w="60" w:type="dxa"/>
+              <w:bottom w:w="60" w:type="dxa"/>
+              <w:left w:w="80" w:type="dxa"/>
+              <w:right w:w="80" w:type="dxa"/>
+            </w:tcMar>
+            <w:shd w:val="clear" w:color="auto" w:fill="D6E4F0"/>
+          </w:tcPr>
+          <w:p>
+            <w:pPr>
+              <w:spacing w:before="40" w:after="40"/>
+            </w:pPr>
+            <w:r>
+              <w:rPr>
+                <w:rFonts w:ascii="Calibri" w:hAnsi="Calibri"/>
+                <w:b w:val="0"/>
+                <w:sz w:val="16"/>
+              </w:rPr>
+              <w:t xml:space="preserve">GRP-04, GRP-06</w:t>
+            </w:r>
+          </w:p>
+        </w:tc>
+        <w:tc>
+          <w:tcPr>
+            <w:tcW w:type="dxa" w:w="1112"/>
+            <w:tcMar>
+              <w:top w:w="60" w:type="dxa"/>
+              <w:bottom w:w="60" w:type="dxa"/>
+              <w:left w:w="80" w:type="dxa"/>
+              <w:right w:w="80" w:type="dxa"/>
+            </w:tcMar>
+            <w:shd w:val="clear" w:color="auto" w:fill="D6E4F0"/>
+          </w:tcPr>
+          <w:p>
+            <w:pPr>
+              <w:spacing w:before="40" w:after="40"/>
+            </w:pPr>
+            <w:r>
+              <w:rPr>
+                <w:rFonts w:ascii="Calibri" w:hAnsi="Calibri"/>
+                <w:b w:val="0"/>
+                <w:sz w:val="16"/>
+              </w:rPr>
+              <w:t xml:space="preserve">S1</w:t>
+            </w:r>
+          </w:p>
+        </w:tc>
+        <w:tc>
+          <w:tcPr>
+            <w:tcW w:type="dxa" w:w="1118"/>
+            <w:tcMar>
+              <w:top w:w="60" w:type="dxa"/>
+              <w:bottom w:w="60" w:type="dxa"/>
+              <w:left w:w="80" w:type="dxa"/>
+              <w:right w:w="80" w:type="dxa"/>
+            </w:tcMar>
+            <w:shd w:val="clear" w:color="auto" w:fill="D6E4F0"/>
+          </w:tcPr>
+          <w:p>
+            <w:pPr>
+              <w:spacing w:before="40" w:after="40"/>
+            </w:pPr>
+            <w:r>
+              <w:rPr>
+                <w:rFonts w:ascii="Calibri" w:hAnsi="Calibri"/>
+                <w:b w:val="0"/>
+                <w:sz w:val="16"/>
+              </w:rPr>
+              <w:t xml:space="preserve">Entregue</w:t>
+            </w:r>
+          </w:p>
+        </w:tc>
+      </w:tr>
+      <w:tr>
+        <w:trPr>
+          <w:cantSplit w:val="1"/>
+        </w:trPr>
+        <w:tc>
+          <w:tcPr>
+            <w:tcW w:type="dxa" w:w="1112"/>
+            <w:tcMar>
+              <w:top w:w="60" w:type="dxa"/>
+              <w:bottom w:w="60" w:type="dxa"/>
+              <w:left w:w="80" w:type="dxa"/>
+              <w:right w:w="80" w:type="dxa"/>
             </w:tcMar>
           </w:tcPr>
           <w:p>
@@ -559,10 +1695,177 @@
               <w:rPr>
                 <w:rFonts w:ascii="Calibri" w:hAnsi="Calibri"/>
                 <w:b w:val="0"/>
-                <w:i w:val="0"/>
-                <w:sz w:val="20"/>
+                <w:sz w:val="16"/>
               </w:rPr>
-              <w:t>Marcos Turnes — AASP</w:t>
+              <w:t xml:space="preserve">RF-04</w:t>
+            </w:r>
+          </w:p>
+        </w:tc>
+        <w:tc>
+          <w:tcPr>
+            <w:tcW w:type="dxa" w:w="1112"/>
+            <w:tcMar>
+              <w:top w:w="60" w:type="dxa"/>
+              <w:bottom w:w="60" w:type="dxa"/>
+              <w:left w:w="80" w:type="dxa"/>
+              <w:right w:w="80" w:type="dxa"/>
+            </w:tcMar>
+          </w:tcPr>
+          <w:p>
+            <w:pPr>
+              <w:spacing w:before="40" w:after="40"/>
+            </w:pPr>
+            <w:r>
+              <w:rPr>
+                <w:rFonts w:ascii="Calibri" w:hAnsi="Calibri"/>
+                <w:b w:val="0"/>
+                <w:sz w:val="16"/>
+              </w:rPr>
+              <w:t xml:space="preserve">AG-20</w:t>
+            </w:r>
+          </w:p>
+        </w:tc>
+        <w:tc>
+          <w:tcPr>
+            <w:tcW w:type="dxa" w:w="1112"/>
+            <w:tcMar>
+              <w:top w:w="60" w:type="dxa"/>
+              <w:bottom w:w="60" w:type="dxa"/>
+              <w:left w:w="80" w:type="dxa"/>
+              <w:right w:w="80" w:type="dxa"/>
+            </w:tcMar>
+          </w:tcPr>
+          <w:p>
+            <w:pPr>
+              <w:spacing w:before="40" w:after="40"/>
+            </w:pPr>
+            <w:r>
+              <w:rPr>
+                <w:rFonts w:ascii="Calibri" w:hAnsi="Calibri"/>
+                <w:b w:val="0"/>
+                <w:sz w:val="16"/>
+              </w:rPr>
+              <w:t xml:space="preserve">Excluir grupo (com notificação opcional)</w:t>
+            </w:r>
+          </w:p>
+        </w:tc>
+        <w:tc>
+          <w:tcPr>
+            <w:tcW w:type="dxa" w:w="1112"/>
+            <w:tcMar>
+              <w:top w:w="60" w:type="dxa"/>
+              <w:bottom w:w="60" w:type="dxa"/>
+              <w:left w:w="80" w:type="dxa"/>
+              <w:right w:w="80" w:type="dxa"/>
+            </w:tcMar>
+          </w:tcPr>
+          <w:p>
+            <w:pPr>
+              <w:spacing w:before="40" w:after="40"/>
+            </w:pPr>
+            <w:r>
+              <w:rPr>
+                <w:rFonts w:ascii="Calibri" w:hAnsi="Calibri"/>
+                <w:b w:val="0"/>
+                <w:sz w:val="16"/>
+              </w:rPr>
+              <w:t xml:space="preserve">POST excluirgrupo</w:t>
+            </w:r>
+          </w:p>
+        </w:tc>
+        <w:tc>
+          <w:tcPr>
+            <w:tcW w:type="dxa" w:w="1112"/>
+            <w:tcMar>
+              <w:top w:w="60" w:type="dxa"/>
+              <w:bottom w:w="60" w:type="dxa"/>
+              <w:left w:w="80" w:type="dxa"/>
+              <w:right w:w="80" w:type="dxa"/>
+            </w:tcMar>
+          </w:tcPr>
+          <w:p>
+            <w:pPr>
+              <w:spacing w:before="40" w:after="40"/>
+            </w:pPr>
+            <w:r>
+              <w:rPr>
+                <w:rFonts w:ascii="Calibri" w:hAnsi="Calibri"/>
+                <w:b w:val="0"/>
+                <w:sz w:val="16"/>
+              </w:rPr>
+              <w:t xml:space="preserve">MR !2</w:t>
+            </w:r>
+          </w:p>
+        </w:tc>
+        <w:tc>
+          <w:tcPr>
+            <w:tcW w:type="dxa" w:w="1112"/>
+            <w:tcMar>
+              <w:top w:w="60" w:type="dxa"/>
+              <w:bottom w:w="60" w:type="dxa"/>
+              <w:left w:w="80" w:type="dxa"/>
+              <w:right w:w="80" w:type="dxa"/>
+            </w:tcMar>
+          </w:tcPr>
+          <w:p>
+            <w:pPr>
+              <w:spacing w:before="40" w:after="40"/>
+            </w:pPr>
+            <w:r>
+              <w:rPr>
+                <w:rFonts w:ascii="Calibri" w:hAnsi="Calibri"/>
+                <w:b w:val="0"/>
+                <w:sz w:val="16"/>
+              </w:rPr>
+              <w:t xml:space="preserve">GRP-05</w:t>
+            </w:r>
+          </w:p>
+        </w:tc>
+        <w:tc>
+          <w:tcPr>
+            <w:tcW w:type="dxa" w:w="1112"/>
+            <w:tcMar>
+              <w:top w:w="60" w:type="dxa"/>
+              <w:bottom w:w="60" w:type="dxa"/>
+              <w:left w:w="80" w:type="dxa"/>
+              <w:right w:w="80" w:type="dxa"/>
+            </w:tcMar>
+          </w:tcPr>
+          <w:p>
+            <w:pPr>
+              <w:spacing w:before="40" w:after="40"/>
+            </w:pPr>
+            <w:r>
+              <w:rPr>
+                <w:rFonts w:ascii="Calibri" w:hAnsi="Calibri"/>
+                <w:b w:val="0"/>
+                <w:sz w:val="16"/>
+              </w:rPr>
+              <w:t xml:space="preserve">S1</w:t>
+            </w:r>
+          </w:p>
+        </w:tc>
+        <w:tc>
+          <w:tcPr>
+            <w:tcW w:type="dxa" w:w="1118"/>
+            <w:tcMar>
+              <w:top w:w="60" w:type="dxa"/>
+              <w:bottom w:w="60" w:type="dxa"/>
+              <w:left w:w="80" w:type="dxa"/>
+              <w:right w:w="80" w:type="dxa"/>
+            </w:tcMar>
+          </w:tcPr>
+          <w:p>
+            <w:pPr>
+              <w:spacing w:before="40" w:after="40"/>
+            </w:pPr>
+            <w:r>
+              <w:rPr>
+                <w:rFonts w:ascii="Calibri" w:hAnsi="Calibri"/>
+                <w:b w:val="0"/>
+                <w:sz w:val="16"/>
+              </w:rPr>
+              <w:t xml:space="preserve">Entregue</w:t>
             </w:r>
           </w:p>
         </w:tc>
@@ -573,14 +1876,14 @@
         </w:trPr>
         <w:tc>
           <w:tcPr>
-            <w:tcW w:type="dxa" w:w="4451"/>
+            <w:tcW w:type="dxa" w:w="1112"/>
             <w:tcMar>
               <w:top w:w="60" w:type="dxa"/>
               <w:bottom w:w="60" w:type="dxa"/>
-              <w:left w:w="100" w:type="dxa"/>
-              <w:right w:w="100" w:type="dxa"/>
+              <w:left w:w="80" w:type="dxa"/>
+              <w:right w:w="80" w:type="dxa"/>
             </w:tcMar>
-            <w:shd w:val="clear" w:color="auto" w:fill="F0F4F8"/>
+            <w:shd w:val="clear" w:color="auto" w:fill="D6E4F0"/>
           </w:tcPr>
           <w:p>
             <w:pPr>
@@ -589,22 +1892,201 @@
             <w:r>
               <w:rPr>
                 <w:rFonts w:ascii="Calibri" w:hAnsi="Calibri"/>
-                <w:b/>
-                <w:i w:val="0"/>
-                <w:sz w:val="20"/>
+                <w:b w:val="0"/>
+                <w:sz w:val="16"/>
               </w:rPr>
-              <w:t>QA</w:t>
+              <w:t xml:space="preserve">RF-05</w:t>
             </w:r>
           </w:p>
         </w:tc>
         <w:tc>
           <w:tcPr>
-            <w:tcW w:type="dxa" w:w="4451"/>
+            <w:tcW w:type="dxa" w:w="1112"/>
             <w:tcMar>
               <w:top w:w="60" w:type="dxa"/>
               <w:bottom w:w="60" w:type="dxa"/>
-              <w:left w:w="100" w:type="dxa"/>
-              <w:right w:w="100" w:type="dxa"/>
+              <w:left w:w="80" w:type="dxa"/>
+              <w:right w:w="80" w:type="dxa"/>
+            </w:tcMar>
+            <w:shd w:val="clear" w:color="auto" w:fill="D6E4F0"/>
+          </w:tcPr>
+          <w:p>
+            <w:pPr>
+              <w:spacing w:before="40" w:after="40"/>
+            </w:pPr>
+            <w:r>
+              <w:rPr>
+                <w:rFonts w:ascii="Calibri" w:hAnsi="Calibri"/>
+                <w:b w:val="0"/>
+                <w:sz w:val="16"/>
+              </w:rPr>
+              <w:t xml:space="preserve">AG-21</w:t>
+            </w:r>
+          </w:p>
+        </w:tc>
+        <w:tc>
+          <w:tcPr>
+            <w:tcW w:type="dxa" w:w="1112"/>
+            <w:tcMar>
+              <w:top w:w="60" w:type="dxa"/>
+              <w:bottom w:w="60" w:type="dxa"/>
+              <w:left w:w="80" w:type="dxa"/>
+              <w:right w:w="80" w:type="dxa"/>
+            </w:tcMar>
+            <w:shd w:val="clear" w:color="auto" w:fill="D6E4F0"/>
+          </w:tcPr>
+          <w:p>
+            <w:pPr>
+              <w:spacing w:before="40" w:after="40"/>
+            </w:pPr>
+            <w:r>
+              <w:rPr>
+                <w:rFonts w:ascii="Calibri" w:hAnsi="Calibri"/>
+                <w:b w:val="0"/>
+                <w:sz w:val="16"/>
+              </w:rPr>
+              <w:t xml:space="preserve">Definir função do usuário no grupo (Usuario/Administrador)</w:t>
+            </w:r>
+          </w:p>
+        </w:tc>
+        <w:tc>
+          <w:tcPr>
+            <w:tcW w:type="dxa" w:w="1112"/>
+            <w:tcMar>
+              <w:top w:w="60" w:type="dxa"/>
+              <w:bottom w:w="60" w:type="dxa"/>
+              <w:left w:w="80" w:type="dxa"/>
+              <w:right w:w="80" w:type="dxa"/>
+            </w:tcMar>
+            <w:shd w:val="clear" w:color="auto" w:fill="D6E4F0"/>
+          </w:tcPr>
+          <w:p>
+            <w:pPr>
+              <w:spacing w:before="40" w:after="40"/>
+            </w:pPr>
+            <w:r>
+              <w:rPr>
+                <w:rFonts w:ascii="Calibri" w:hAnsi="Calibri"/>
+                <w:b w:val="0"/>
+                <w:sz w:val="16"/>
+              </w:rPr>
+              <w:t xml:space="preserve">POST alterarfuncaodousuario</w:t>
+            </w:r>
+          </w:p>
+        </w:tc>
+        <w:tc>
+          <w:tcPr>
+            <w:tcW w:type="dxa" w:w="1112"/>
+            <w:tcMar>
+              <w:top w:w="60" w:type="dxa"/>
+              <w:bottom w:w="60" w:type="dxa"/>
+              <w:left w:w="80" w:type="dxa"/>
+              <w:right w:w="80" w:type="dxa"/>
+            </w:tcMar>
+            <w:shd w:val="clear" w:color="auto" w:fill="D6E4F0"/>
+          </w:tcPr>
+          <w:p>
+            <w:pPr>
+              <w:spacing w:before="40" w:after="40"/>
+            </w:pPr>
+            <w:r>
+              <w:rPr>
+                <w:rFonts w:ascii="Calibri" w:hAnsi="Calibri"/>
+                <w:b w:val="0"/>
+                <w:sz w:val="16"/>
+              </w:rPr>
+              <w:t xml:space="preserve">MR !3</w:t>
+            </w:r>
+          </w:p>
+        </w:tc>
+        <w:tc>
+          <w:tcPr>
+            <w:tcW w:type="dxa" w:w="1112"/>
+            <w:tcMar>
+              <w:top w:w="60" w:type="dxa"/>
+              <w:bottom w:w="60" w:type="dxa"/>
+              <w:left w:w="80" w:type="dxa"/>
+              <w:right w:w="80" w:type="dxa"/>
+            </w:tcMar>
+            <w:shd w:val="clear" w:color="auto" w:fill="D6E4F0"/>
+          </w:tcPr>
+          <w:p>
+            <w:pPr>
+              <w:spacing w:before="40" w:after="40"/>
+            </w:pPr>
+            <w:r>
+              <w:rPr>
+                <w:rFonts w:ascii="Calibri" w:hAnsi="Calibri"/>
+                <w:b w:val="0"/>
+                <w:sz w:val="16"/>
+              </w:rPr>
+              <w:t xml:space="preserve">FUNC-01</w:t>
+            </w:r>
+          </w:p>
+        </w:tc>
+        <w:tc>
+          <w:tcPr>
+            <w:tcW w:type="dxa" w:w="1112"/>
+            <w:tcMar>
+              <w:top w:w="60" w:type="dxa"/>
+              <w:bottom w:w="60" w:type="dxa"/>
+              <w:left w:w="80" w:type="dxa"/>
+              <w:right w:w="80" w:type="dxa"/>
+            </w:tcMar>
+            <w:shd w:val="clear" w:color="auto" w:fill="D6E4F0"/>
+          </w:tcPr>
+          <w:p>
+            <w:pPr>
+              <w:spacing w:before="40" w:after="40"/>
+            </w:pPr>
+            <w:r>
+              <w:rPr>
+                <w:rFonts w:ascii="Calibri" w:hAnsi="Calibri"/>
+                <w:b w:val="0"/>
+                <w:sz w:val="16"/>
+              </w:rPr>
+              <w:t xml:space="preserve">S1</w:t>
+            </w:r>
+          </w:p>
+        </w:tc>
+        <w:tc>
+          <w:tcPr>
+            <w:tcW w:type="dxa" w:w="1118"/>
+            <w:tcMar>
+              <w:top w:w="60" w:type="dxa"/>
+              <w:bottom w:w="60" w:type="dxa"/>
+              <w:left w:w="80" w:type="dxa"/>
+              <w:right w:w="80" w:type="dxa"/>
+            </w:tcMar>
+            <w:shd w:val="clear" w:color="auto" w:fill="D6E4F0"/>
+          </w:tcPr>
+          <w:p>
+            <w:pPr>
+              <w:spacing w:before="40" w:after="40"/>
+            </w:pPr>
+            <w:r>
+              <w:rPr>
+                <w:rFonts w:ascii="Calibri" w:hAnsi="Calibri"/>
+                <w:b w:val="0"/>
+                <w:sz w:val="16"/>
+              </w:rPr>
+              <w:t xml:space="preserve">Entregue</w:t>
+            </w:r>
+          </w:p>
+        </w:tc>
+      </w:tr>
+      <w:tr>
+        <w:trPr>
+          <w:cantSplit w:val="1"/>
+        </w:trPr>
+        <w:tc>
+          <w:tcPr>
+            <w:tcW w:type="dxa" w:w="1112"/>
+            <w:tcMar>
+              <w:top w:w="60" w:type="dxa"/>
+              <w:bottom w:w="60" w:type="dxa"/>
+              <w:left w:w="80" w:type="dxa"/>
+              <w:right w:w="80" w:type="dxa"/>
             </w:tcMar>
           </w:tcPr>
           <w:p>
@@ -615,10 +2097,177 @@
               <w:rPr>
                 <w:rFonts w:ascii="Calibri" w:hAnsi="Calibri"/>
                 <w:b w:val="0"/>
-                <w:i w:val="0"/>
-                <w:sz w:val="20"/>
+                <w:sz w:val="16"/>
               </w:rPr>
-              <w:t>Leonardo Francisco Pereira — AASP</w:t>
+              <w:t xml:space="preserve">RF-06</w:t>
+            </w:r>
+          </w:p>
+        </w:tc>
+        <w:tc>
+          <w:tcPr>
+            <w:tcW w:type="dxa" w:w="1112"/>
+            <w:tcMar>
+              <w:top w:w="60" w:type="dxa"/>
+              <w:bottom w:w="60" w:type="dxa"/>
+              <w:left w:w="80" w:type="dxa"/>
+              <w:right w:w="80" w:type="dxa"/>
+            </w:tcMar>
+          </w:tcPr>
+          <w:p>
+            <w:pPr>
+              <w:spacing w:before="40" w:after="40"/>
+            </w:pPr>
+            <w:r>
+              <w:rPr>
+                <w:rFonts w:ascii="Calibri" w:hAnsi="Calibri"/>
+                <w:b w:val="0"/>
+                <w:sz w:val="16"/>
+              </w:rPr>
+              <w:t xml:space="preserve">AG-22</w:t>
+            </w:r>
+          </w:p>
+        </w:tc>
+        <w:tc>
+          <w:tcPr>
+            <w:tcW w:type="dxa" w:w="1112"/>
+            <w:tcMar>
+              <w:top w:w="60" w:type="dxa"/>
+              <w:bottom w:w="60" w:type="dxa"/>
+              <w:left w:w="80" w:type="dxa"/>
+              <w:right w:w="80" w:type="dxa"/>
+            </w:tcMar>
+          </w:tcPr>
+          <w:p>
+            <w:pPr>
+              <w:spacing w:before="40" w:after="40"/>
+            </w:pPr>
+            <w:r>
+              <w:rPr>
+                <w:rFonts w:ascii="Calibri" w:hAnsi="Calibri"/>
+                <w:b w:val="0"/>
+                <w:sz w:val="16"/>
+              </w:rPr>
+              <w:t xml:space="preserve">Vincular usuário (lista de membros) e remover usuário do grupo</w:t>
+            </w:r>
+          </w:p>
+        </w:tc>
+        <w:tc>
+          <w:tcPr>
+            <w:tcW w:type="dxa" w:w="1112"/>
+            <w:tcMar>
+              <w:top w:w="60" w:type="dxa"/>
+              <w:bottom w:w="60" w:type="dxa"/>
+              <w:left w:w="80" w:type="dxa"/>
+              <w:right w:w="80" w:type="dxa"/>
+            </w:tcMar>
+          </w:tcPr>
+          <w:p>
+            <w:pPr>
+              <w:spacing w:before="40" w:after="40"/>
+            </w:pPr>
+            <w:r>
+              <w:rPr>
+                <w:rFonts w:ascii="Calibri" w:hAnsi="Calibri"/>
+                <w:b w:val="0"/>
+                <w:sz w:val="16"/>
+              </w:rPr>
+              <w:t xml:space="preserve">POST incluirgrupo/alterargrupo (GrupoDeUsuarios) · POST removerusuario</w:t>
+            </w:r>
+          </w:p>
+        </w:tc>
+        <w:tc>
+          <w:tcPr>
+            <w:tcW w:type="dxa" w:w="1112"/>
+            <w:tcMar>
+              <w:top w:w="60" w:type="dxa"/>
+              <w:bottom w:w="60" w:type="dxa"/>
+              <w:left w:w="80" w:type="dxa"/>
+              <w:right w:w="80" w:type="dxa"/>
+            </w:tcMar>
+          </w:tcPr>
+          <w:p>
+            <w:pPr>
+              <w:spacing w:before="40" w:after="40"/>
+            </w:pPr>
+            <w:r>
+              <w:rPr>
+                <w:rFonts w:ascii="Calibri" w:hAnsi="Calibri"/>
+                <w:b w:val="0"/>
+                <w:sz w:val="16"/>
+              </w:rPr>
+              <w:t xml:space="preserve">MR !4, MR !5</w:t>
+            </w:r>
+          </w:p>
+        </w:tc>
+        <w:tc>
+          <w:tcPr>
+            <w:tcW w:type="dxa" w:w="1112"/>
+            <w:tcMar>
+              <w:top w:w="60" w:type="dxa"/>
+              <w:bottom w:w="60" w:type="dxa"/>
+              <w:left w:w="80" w:type="dxa"/>
+              <w:right w:w="80" w:type="dxa"/>
+            </w:tcMar>
+          </w:tcPr>
+          <w:p>
+            <w:pPr>
+              <w:spacing w:before="40" w:after="40"/>
+            </w:pPr>
+            <w:r>
+              <w:rPr>
+                <w:rFonts w:ascii="Calibri" w:hAnsi="Calibri"/>
+                <w:b w:val="0"/>
+                <w:sz w:val="16"/>
+              </w:rPr>
+              <w:t xml:space="preserve">VINC-01, VINC-02</w:t>
+            </w:r>
+          </w:p>
+        </w:tc>
+        <w:tc>
+          <w:tcPr>
+            <w:tcW w:type="dxa" w:w="1112"/>
+            <w:tcMar>
+              <w:top w:w="60" w:type="dxa"/>
+              <w:bottom w:w="60" w:type="dxa"/>
+              <w:left w:w="80" w:type="dxa"/>
+              <w:right w:w="80" w:type="dxa"/>
+            </w:tcMar>
+          </w:tcPr>
+          <w:p>
+            <w:pPr>
+              <w:spacing w:before="40" w:after="40"/>
+            </w:pPr>
+            <w:r>
+              <w:rPr>
+                <w:rFonts w:ascii="Calibri" w:hAnsi="Calibri"/>
+                <w:b w:val="0"/>
+                <w:sz w:val="16"/>
+              </w:rPr>
+              <w:t xml:space="preserve">S1</w:t>
+            </w:r>
+          </w:p>
+        </w:tc>
+        <w:tc>
+          <w:tcPr>
+            <w:tcW w:type="dxa" w:w="1118"/>
+            <w:tcMar>
+              <w:top w:w="60" w:type="dxa"/>
+              <w:bottom w:w="60" w:type="dxa"/>
+              <w:left w:w="80" w:type="dxa"/>
+              <w:right w:w="80" w:type="dxa"/>
+            </w:tcMar>
+          </w:tcPr>
+          <w:p>
+            <w:pPr>
+              <w:spacing w:before="40" w:after="40"/>
+            </w:pPr>
+            <w:r>
+              <w:rPr>
+                <w:rFonts w:ascii="Calibri" w:hAnsi="Calibri"/>
+                <w:b w:val="0"/>
+                <w:sz w:val="16"/>
+              </w:rPr>
+              <w:t xml:space="preserve">Entregue</w:t>
             </w:r>
           </w:p>
         </w:tc>
@@ -629,14 +2278,14 @@
         </w:trPr>
         <w:tc>
           <w:tcPr>
-            <w:tcW w:type="dxa" w:w="4451"/>
+            <w:tcW w:type="dxa" w:w="1112"/>
             <w:tcMar>
               <w:top w:w="60" w:type="dxa"/>
               <w:bottom w:w="60" w:type="dxa"/>
-              <w:left w:w="100" w:type="dxa"/>
-              <w:right w:w="100" w:type="dxa"/>
+              <w:left w:w="80" w:type="dxa"/>
+              <w:right w:w="80" w:type="dxa"/>
             </w:tcMar>
-            <w:shd w:val="clear" w:color="auto" w:fill="F0F4F8"/>
+            <w:shd w:val="clear" w:color="auto" w:fill="D6E4F0"/>
           </w:tcPr>
           <w:p>
             <w:pPr>
@@ -645,22 +2294,201 @@
             <w:r>
               <w:rPr>
                 <w:rFonts w:ascii="Calibri" w:hAnsi="Calibri"/>
-                <w:b/>
-                <w:i w:val="0"/>
-                <w:sz w:val="20"/>
+                <w:b w:val="0"/>
+                <w:sz w:val="16"/>
               </w:rPr>
-              <w:t>Data base</w:t>
+              <w:t xml:space="preserve">RF-07</w:t>
             </w:r>
           </w:p>
         </w:tc>
         <w:tc>
           <w:tcPr>
-            <w:tcW w:type="dxa" w:w="4451"/>
+            <w:tcW w:type="dxa" w:w="1112"/>
             <w:tcMar>
               <w:top w:w="60" w:type="dxa"/>
               <w:bottom w:w="60" w:type="dxa"/>
-              <w:left w:w="100" w:type="dxa"/>
-              <w:right w:w="100" w:type="dxa"/>
+              <w:left w:w="80" w:type="dxa"/>
+              <w:right w:w="80" w:type="dxa"/>
+            </w:tcMar>
+            <w:shd w:val="clear" w:color="auto" w:fill="D6E4F0"/>
+          </w:tcPr>
+          <w:p>
+            <w:pPr>
+              <w:spacing w:before="40" w:after="40"/>
+            </w:pPr>
+            <w:r>
+              <w:rPr>
+                <w:rFonts w:ascii="Calibri" w:hAnsi="Calibri"/>
+                <w:b w:val="0"/>
+                <w:sz w:val="16"/>
+              </w:rPr>
+              <w:t xml:space="preserve">AG-23</w:t>
+            </w:r>
+          </w:p>
+        </w:tc>
+        <w:tc>
+          <w:tcPr>
+            <w:tcW w:type="dxa" w:w="1112"/>
+            <w:tcMar>
+              <w:top w:w="60" w:type="dxa"/>
+              <w:bottom w:w="60" w:type="dxa"/>
+              <w:left w:w="80" w:type="dxa"/>
+              <w:right w:w="80" w:type="dxa"/>
+            </w:tcMar>
+            <w:shd w:val="clear" w:color="auto" w:fill="D6E4F0"/>
+          </w:tcPr>
+          <w:p>
+            <w:pPr>
+              <w:spacing w:before="40" w:after="40"/>
+            </w:pPr>
+            <w:r>
+              <w:rPr>
+                <w:rFonts w:ascii="Calibri" w:hAnsi="Calibri"/>
+                <w:b w:val="0"/>
+                <w:sz w:val="16"/>
+              </w:rPr>
+              <w:t xml:space="preserve">Registrar auditoria de ações em AuditoriaGrupos</w:t>
+            </w:r>
+          </w:p>
+        </w:tc>
+        <w:tc>
+          <w:tcPr>
+            <w:tcW w:type="dxa" w:w="1112"/>
+            <w:tcMar>
+              <w:top w:w="60" w:type="dxa"/>
+              <w:bottom w:w="60" w:type="dxa"/>
+              <w:left w:w="80" w:type="dxa"/>
+              <w:right w:w="80" w:type="dxa"/>
+            </w:tcMar>
+            <w:shd w:val="clear" w:color="auto" w:fill="D6E4F0"/>
+          </w:tcPr>
+          <w:p>
+            <w:pPr>
+              <w:spacing w:before="40" w:after="40"/>
+            </w:pPr>
+            <w:r>
+              <w:rPr>
+                <w:rFonts w:ascii="Calibri" w:hAnsi="Calibri"/>
+                <w:b w:val="0"/>
+                <w:sz w:val="16"/>
+              </w:rPr>
+              <w:t xml:space="preserve">(planejado — não implementado)</w:t>
+            </w:r>
+          </w:p>
+        </w:tc>
+        <w:tc>
+          <w:tcPr>
+            <w:tcW w:type="dxa" w:w="1112"/>
+            <w:tcMar>
+              <w:top w:w="60" w:type="dxa"/>
+              <w:bottom w:w="60" w:type="dxa"/>
+              <w:left w:w="80" w:type="dxa"/>
+              <w:right w:w="80" w:type="dxa"/>
+            </w:tcMar>
+            <w:shd w:val="clear" w:color="auto" w:fill="D6E4F0"/>
+          </w:tcPr>
+          <w:p>
+            <w:pPr>
+              <w:spacing w:before="40" w:after="40"/>
+            </w:pPr>
+            <w:r>
+              <w:rPr>
+                <w:rFonts w:ascii="Calibri" w:hAnsi="Calibri"/>
+                <w:b w:val="0"/>
+                <w:sz w:val="16"/>
+              </w:rPr>
+              <w:t xml:space="preserve">MR pendente</w:t>
+            </w:r>
+          </w:p>
+        </w:tc>
+        <w:tc>
+          <w:tcPr>
+            <w:tcW w:type="dxa" w:w="1112"/>
+            <w:tcMar>
+              <w:top w:w="60" w:type="dxa"/>
+              <w:bottom w:w="60" w:type="dxa"/>
+              <w:left w:w="80" w:type="dxa"/>
+              <w:right w:w="80" w:type="dxa"/>
+            </w:tcMar>
+            <w:shd w:val="clear" w:color="auto" w:fill="D6E4F0"/>
+          </w:tcPr>
+          <w:p>
+            <w:pPr>
+              <w:spacing w:before="40" w:after="40"/>
+            </w:pPr>
+            <w:r>
+              <w:rPr>
+                <w:rFonts w:ascii="Calibri" w:hAnsi="Calibri"/>
+                <w:b w:val="0"/>
+                <w:sz w:val="16"/>
+              </w:rPr>
+              <w:t xml:space="preserve">AUD-01</w:t>
+            </w:r>
+          </w:p>
+        </w:tc>
+        <w:tc>
+          <w:tcPr>
+            <w:tcW w:type="dxa" w:w="1112"/>
+            <w:tcMar>
+              <w:top w:w="60" w:type="dxa"/>
+              <w:bottom w:w="60" w:type="dxa"/>
+              <w:left w:w="80" w:type="dxa"/>
+              <w:right w:w="80" w:type="dxa"/>
+            </w:tcMar>
+            <w:shd w:val="clear" w:color="auto" w:fill="D6E4F0"/>
+          </w:tcPr>
+          <w:p>
+            <w:pPr>
+              <w:spacing w:before="40" w:after="40"/>
+            </w:pPr>
+            <w:r>
+              <w:rPr>
+                <w:rFonts w:ascii="Calibri" w:hAnsi="Calibri"/>
+                <w:b w:val="0"/>
+                <w:sz w:val="16"/>
+              </w:rPr>
+              <w:t xml:space="preserve">S2</w:t>
+            </w:r>
+          </w:p>
+        </w:tc>
+        <w:tc>
+          <w:tcPr>
+            <w:tcW w:type="dxa" w:w="1118"/>
+            <w:tcMar>
+              <w:top w:w="60" w:type="dxa"/>
+              <w:bottom w:w="60" w:type="dxa"/>
+              <w:left w:w="80" w:type="dxa"/>
+              <w:right w:w="80" w:type="dxa"/>
+            </w:tcMar>
+            <w:shd w:val="clear" w:color="auto" w:fill="D6E4F0"/>
+          </w:tcPr>
+          <w:p>
+            <w:pPr>
+              <w:spacing w:before="40" w:after="40"/>
+            </w:pPr>
+            <w:r>
+              <w:rPr>
+                <w:rFonts w:ascii="Calibri" w:hAnsi="Calibri"/>
+                <w:b w:val="0"/>
+                <w:sz w:val="16"/>
+              </w:rPr>
+              <w:t xml:space="preserve">Em andamento</w:t>
+            </w:r>
+          </w:p>
+        </w:tc>
+      </w:tr>
+      <w:tr>
+        <w:trPr>
+          <w:cantSplit w:val="1"/>
+        </w:trPr>
+        <w:tc>
+          <w:tcPr>
+            <w:tcW w:type="dxa" w:w="1112"/>
+            <w:tcMar>
+              <w:top w:w="60" w:type="dxa"/>
+              <w:bottom w:w="60" w:type="dxa"/>
+              <w:left w:w="80" w:type="dxa"/>
+              <w:right w:w="80" w:type="dxa"/>
             </w:tcMar>
           </w:tcPr>
           <w:p>
@@ -671,10 +2499,177 @@
               <w:rPr>
                 <w:rFonts w:ascii="Calibri" w:hAnsi="Calibri"/>
                 <w:b w:val="0"/>
-                <w:i w:val="0"/>
-                <w:sz w:val="20"/>
+                <w:sz w:val="16"/>
               </w:rPr>
-              <w:t>26/05/2026</w:t>
+              <w:t xml:space="preserve">RF-08</w:t>
+            </w:r>
+          </w:p>
+        </w:tc>
+        <w:tc>
+          <w:tcPr>
+            <w:tcW w:type="dxa" w:w="1112"/>
+            <w:tcMar>
+              <w:top w:w="60" w:type="dxa"/>
+              <w:bottom w:w="60" w:type="dxa"/>
+              <w:left w:w="80" w:type="dxa"/>
+              <w:right w:w="80" w:type="dxa"/>
+            </w:tcMar>
+          </w:tcPr>
+          <w:p>
+            <w:pPr>
+              <w:spacing w:before="40" w:after="40"/>
+            </w:pPr>
+            <w:r>
+              <w:rPr>
+                <w:rFonts w:ascii="Calibri" w:hAnsi="Calibri"/>
+                <w:b w:val="0"/>
+                <w:sz w:val="16"/>
+              </w:rPr>
+              <w:t xml:space="preserve">AG-24</w:t>
+            </w:r>
+          </w:p>
+        </w:tc>
+        <w:tc>
+          <w:tcPr>
+            <w:tcW w:type="dxa" w:w="1112"/>
+            <w:tcMar>
+              <w:top w:w="60" w:type="dxa"/>
+              <w:bottom w:w="60" w:type="dxa"/>
+              <w:left w:w="80" w:type="dxa"/>
+              <w:right w:w="80" w:type="dxa"/>
+            </w:tcMar>
+          </w:tcPr>
+          <w:p>
+            <w:pPr>
+              <w:spacing w:before="40" w:after="40"/>
+            </w:pPr>
+            <w:r>
+              <w:rPr>
+                <w:rFonts w:ascii="Calibri" w:hAnsi="Calibri"/>
+                <w:b w:val="0"/>
+                <w:sz w:val="16"/>
+              </w:rPr>
+              <w:t xml:space="preserve">Integrar com ms.temis.vinculos</w:t>
+            </w:r>
+          </w:p>
+        </w:tc>
+        <w:tc>
+          <w:tcPr>
+            <w:tcW w:type="dxa" w:w="1112"/>
+            <w:tcMar>
+              <w:top w:w="60" w:type="dxa"/>
+              <w:bottom w:w="60" w:type="dxa"/>
+              <w:left w:w="80" w:type="dxa"/>
+              <w:right w:w="80" w:type="dxa"/>
+            </w:tcMar>
+          </w:tcPr>
+          <w:p>
+            <w:pPr>
+              <w:spacing w:before="40" w:after="40"/>
+            </w:pPr>
+            <w:r>
+              <w:rPr>
+                <w:rFonts w:ascii="Calibri" w:hAnsi="Calibri"/>
+                <w:b w:val="0"/>
+                <w:sz w:val="16"/>
+              </w:rPr>
+              <w:t xml:space="preserve">(planejado — não implementado)</w:t>
+            </w:r>
+          </w:p>
+        </w:tc>
+        <w:tc>
+          <w:tcPr>
+            <w:tcW w:type="dxa" w:w="1112"/>
+            <w:tcMar>
+              <w:top w:w="60" w:type="dxa"/>
+              <w:bottom w:w="60" w:type="dxa"/>
+              <w:left w:w="80" w:type="dxa"/>
+              <w:right w:w="80" w:type="dxa"/>
+            </w:tcMar>
+          </w:tcPr>
+          <w:p>
+            <w:pPr>
+              <w:spacing w:before="40" w:after="40"/>
+            </w:pPr>
+            <w:r>
+              <w:rPr>
+                <w:rFonts w:ascii="Calibri" w:hAnsi="Calibri"/>
+                <w:b w:val="0"/>
+                <w:sz w:val="16"/>
+              </w:rPr>
+              <w:t xml:space="preserve">MR pendente</w:t>
+            </w:r>
+          </w:p>
+        </w:tc>
+        <w:tc>
+          <w:tcPr>
+            <w:tcW w:type="dxa" w:w="1112"/>
+            <w:tcMar>
+              <w:top w:w="60" w:type="dxa"/>
+              <w:bottom w:w="60" w:type="dxa"/>
+              <w:left w:w="80" w:type="dxa"/>
+              <w:right w:w="80" w:type="dxa"/>
+            </w:tcMar>
+          </w:tcPr>
+          <w:p>
+            <w:pPr>
+              <w:spacing w:before="40" w:after="40"/>
+            </w:pPr>
+            <w:r>
+              <w:rPr>
+                <w:rFonts w:ascii="Calibri" w:hAnsi="Calibri"/>
+                <w:b w:val="0"/>
+                <w:sz w:val="16"/>
+              </w:rPr>
+              <w:t xml:space="preserve">INT-01</w:t>
+            </w:r>
+          </w:p>
+        </w:tc>
+        <w:tc>
+          <w:tcPr>
+            <w:tcW w:type="dxa" w:w="1112"/>
+            <w:tcMar>
+              <w:top w:w="60" w:type="dxa"/>
+              <w:bottom w:w="60" w:type="dxa"/>
+              <w:left w:w="80" w:type="dxa"/>
+              <w:right w:w="80" w:type="dxa"/>
+            </w:tcMar>
+          </w:tcPr>
+          <w:p>
+            <w:pPr>
+              <w:spacing w:before="40" w:after="40"/>
+            </w:pPr>
+            <w:r>
+              <w:rPr>
+                <w:rFonts w:ascii="Calibri" w:hAnsi="Calibri"/>
+                <w:b w:val="0"/>
+                <w:sz w:val="16"/>
+              </w:rPr>
+              <w:t xml:space="preserve">S2</w:t>
+            </w:r>
+          </w:p>
+        </w:tc>
+        <w:tc>
+          <w:tcPr>
+            <w:tcW w:type="dxa" w:w="1118"/>
+            <w:tcMar>
+              <w:top w:w="60" w:type="dxa"/>
+              <w:bottom w:w="60" w:type="dxa"/>
+              <w:left w:w="80" w:type="dxa"/>
+              <w:right w:w="80" w:type="dxa"/>
+            </w:tcMar>
+          </w:tcPr>
+          <w:p>
+            <w:pPr>
+              <w:spacing w:before="40" w:after="40"/>
+            </w:pPr>
+            <w:r>
+              <w:rPr>
+                <w:rFonts w:ascii="Calibri" w:hAnsi="Calibri"/>
+                <w:b w:val="0"/>
+                <w:sz w:val="16"/>
+              </w:rPr>
+              <w:t xml:space="preserve">Em andamento</w:t>
             </w:r>
           </w:p>
         </w:tc>
@@ -685,14 +2680,253 @@
         </w:trPr>
         <w:tc>
           <w:tcPr>
-            <w:tcW w:type="dxa" w:w="4451"/>
+            <w:tcW w:type="dxa" w:w="1112"/>
             <w:tcMar>
               <w:top w:w="60" w:type="dxa"/>
               <w:bottom w:w="60" w:type="dxa"/>
-              <w:left w:w="100" w:type="dxa"/>
-              <w:right w:w="100" w:type="dxa"/>
+              <w:left w:w="80" w:type="dxa"/>
+              <w:right w:w="80" w:type="dxa"/>
             </w:tcMar>
-            <w:shd w:val="clear" w:color="auto" w:fill="F0F4F8"/>
+            <w:shd w:val="clear" w:color="auto" w:fill="D6E4F0"/>
+          </w:tcPr>
+          <w:p>
+            <w:pPr>
+              <w:spacing w:before="40" w:after="40"/>
+            </w:pPr>
+            <w:r>
+              <w:rPr>
+                <w:rFonts w:ascii="Calibri" w:hAnsi="Calibri"/>
+                <w:b w:val="0"/>
+                <w:sz w:val="16"/>
+              </w:rPr>
+              <w:t xml:space="preserve">RF-09</w:t>
+            </w:r>
+          </w:p>
+        </w:tc>
+        <w:tc>
+          <w:tcPr>
+            <w:tcW w:type="dxa" w:w="1112"/>
+            <w:tcMar>
+              <w:top w:w="60" w:type="dxa"/>
+              <w:bottom w:w="60" w:type="dxa"/>
+              <w:left w:w="80" w:type="dxa"/>
+              <w:right w:w="80" w:type="dxa"/>
+            </w:tcMar>
+            <w:shd w:val="clear" w:color="auto" w:fill="D6E4F0"/>
+          </w:tcPr>
+          <w:p>
+            <w:pPr>
+              <w:spacing w:before="40" w:after="40"/>
+            </w:pPr>
+            <w:r>
+              <w:rPr>
+                <w:rFonts w:ascii="Calibri" w:hAnsi="Calibri"/>
+                <w:b w:val="0"/>
+                <w:sz w:val="16"/>
+              </w:rPr>
+              <w:t xml:space="preserve">AG-25</w:t>
+            </w:r>
+          </w:p>
+        </w:tc>
+        <w:tc>
+          <w:tcPr>
+            <w:tcW w:type="dxa" w:w="1112"/>
+            <w:tcMar>
+              <w:top w:w="60" w:type="dxa"/>
+              <w:bottom w:w="60" w:type="dxa"/>
+              <w:left w:w="80" w:type="dxa"/>
+              <w:right w:w="80" w:type="dxa"/>
+            </w:tcMar>
+            <w:shd w:val="clear" w:color="auto" w:fill="D6E4F0"/>
+          </w:tcPr>
+          <w:p>
+            <w:pPr>
+              <w:spacing w:before="40" w:after="40"/>
+            </w:pPr>
+            <w:r>
+              <w:rPr>
+                <w:rFonts w:ascii="Calibri" w:hAnsi="Calibri"/>
+                <w:b w:val="0"/>
+                <w:sz w:val="16"/>
+              </w:rPr>
+              <w:t xml:space="preserve">Gerar relatório consolidado de grupos</w:t>
+            </w:r>
+          </w:p>
+        </w:tc>
+        <w:tc>
+          <w:tcPr>
+            <w:tcW w:type="dxa" w:w="1112"/>
+            <w:tcMar>
+              <w:top w:w="60" w:type="dxa"/>
+              <w:bottom w:w="60" w:type="dxa"/>
+              <w:left w:w="80" w:type="dxa"/>
+              <w:right w:w="80" w:type="dxa"/>
+            </w:tcMar>
+            <w:shd w:val="clear" w:color="auto" w:fill="D6E4F0"/>
+          </w:tcPr>
+          <w:p>
+            <w:pPr>
+              <w:spacing w:before="40" w:after="40"/>
+            </w:pPr>
+            <w:r>
+              <w:rPr>
+                <w:rFonts w:ascii="Calibri" w:hAnsi="Calibri"/>
+                <w:b w:val="0"/>
+                <w:sz w:val="16"/>
+              </w:rPr>
+              <w:t xml:space="preserve">(planejado — não implementado)</w:t>
+            </w:r>
+          </w:p>
+        </w:tc>
+        <w:tc>
+          <w:tcPr>
+            <w:tcW w:type="dxa" w:w="1112"/>
+            <w:tcMar>
+              <w:top w:w="60" w:type="dxa"/>
+              <w:bottom w:w="60" w:type="dxa"/>
+              <w:left w:w="80" w:type="dxa"/>
+              <w:right w:w="80" w:type="dxa"/>
+            </w:tcMar>
+            <w:shd w:val="clear" w:color="auto" w:fill="D6E4F0"/>
+          </w:tcPr>
+          <w:p>
+            <w:pPr>
+              <w:spacing w:before="40" w:after="40"/>
+            </w:pPr>
+            <w:r>
+              <w:rPr>
+                <w:rFonts w:ascii="Calibri" w:hAnsi="Calibri"/>
+                <w:b w:val="0"/>
+                <w:sz w:val="16"/>
+              </w:rPr>
+              <w:t xml:space="preserve">MR pendente</w:t>
+            </w:r>
+          </w:p>
+        </w:tc>
+        <w:tc>
+          <w:tcPr>
+            <w:tcW w:type="dxa" w:w="1112"/>
+            <w:tcMar>
+              <w:top w:w="60" w:type="dxa"/>
+              <w:bottom w:w="60" w:type="dxa"/>
+              <w:left w:w="80" w:type="dxa"/>
+              <w:right w:w="80" w:type="dxa"/>
+            </w:tcMar>
+            <w:shd w:val="clear" w:color="auto" w:fill="D6E4F0"/>
+          </w:tcPr>
+          <w:p>
+            <w:pPr>
+              <w:spacing w:before="40" w:after="40"/>
+            </w:pPr>
+            <w:r>
+              <w:rPr>
+                <w:rFonts w:ascii="Calibri" w:hAnsi="Calibri"/>
+                <w:b w:val="0"/>
+                <w:sz w:val="16"/>
+              </w:rPr>
+              <w:t xml:space="preserve">REL-01</w:t>
+            </w:r>
+          </w:p>
+        </w:tc>
+        <w:tc>
+          <w:tcPr>
+            <w:tcW w:type="dxa" w:w="1112"/>
+            <w:tcMar>
+              <w:top w:w="60" w:type="dxa"/>
+              <w:bottom w:w="60" w:type="dxa"/>
+              <w:left w:w="80" w:type="dxa"/>
+              <w:right w:w="80" w:type="dxa"/>
+            </w:tcMar>
+            <w:shd w:val="clear" w:color="auto" w:fill="D6E4F0"/>
+          </w:tcPr>
+          <w:p>
+            <w:pPr>
+              <w:spacing w:before="40" w:after="40"/>
+            </w:pPr>
+            <w:r>
+              <w:rPr>
+                <w:rFonts w:ascii="Calibri" w:hAnsi="Calibri"/>
+                <w:b w:val="0"/>
+                <w:sz w:val="16"/>
+              </w:rPr>
+              <w:t xml:space="preserve">S3</w:t>
+            </w:r>
+          </w:p>
+        </w:tc>
+        <w:tc>
+          <w:tcPr>
+            <w:tcW w:type="dxa" w:w="1118"/>
+            <w:tcMar>
+              <w:top w:w="60" w:type="dxa"/>
+              <w:bottom w:w="60" w:type="dxa"/>
+              <w:left w:w="80" w:type="dxa"/>
+              <w:right w:w="80" w:type="dxa"/>
+            </w:tcMar>
+            <w:shd w:val="clear" w:color="auto" w:fill="D6E4F0"/>
+          </w:tcPr>
+          <w:p>
+            <w:pPr>
+              <w:spacing w:before="40" w:after="40"/>
+            </w:pPr>
+            <w:r>
+              <w:rPr>
+                <w:rFonts w:ascii="Calibri" w:hAnsi="Calibri"/>
+                <w:b w:val="0"/>
+                <w:sz w:val="16"/>
+              </w:rPr>
+              <w:t xml:space="preserve">Planejado</w:t>
+            </w:r>
+          </w:p>
+        </w:tc>
+      </w:tr>
+    </w:tbl>
+    <w:p>
+      <w:pPr>
+        <w:pStyle w:val="Heading3"/>
+      </w:pPr>
+      <w:r>
+        <w:rPr>
+          <w:rFonts w:ascii="Calibri" w:hAnsi="Calibri"/>
+        </w:rPr>
+        <w:t>2.1 Rastreabilidade — Requisitos Não Funcionais</w:t>
+      </w:r>
+    </w:p>
+    <w:tbl>
+      <w:tblPr>
+        <w:tblW w:type="auto" w:w="0"/>
+        <w:tblBorders>
+          <w:top w:val="single" w:sz="4" w:space="0" w:color="AAAAAA"/>
+          <w:left w:val="single" w:sz="4" w:space="0" w:color="AAAAAA"/>
+          <w:bottom w:val="single" w:sz="4" w:space="0" w:color="AAAAAA"/>
+          <w:right w:val="single" w:sz="4" w:space="0" w:color="AAAAAA"/>
+          <w:insideH w:val="single" w:sz="4" w:space="0" w:color="AAAAAA"/>
+          <w:insideV w:val="single" w:sz="4" w:space="0" w:color="AAAAAA"/>
+        </w:tblBorders>
+      </w:tblPr>
+      <w:tblGrid>
+        <w:gridCol w:w="1271"/>
+        <w:gridCol w:w="1271"/>
+        <w:gridCol w:w="1271"/>
+        <w:gridCol w:w="1271"/>
+        <w:gridCol w:w="1271"/>
+        <w:gridCol w:w="1271"/>
+        <w:gridCol w:w="1276"/>
+      </w:tblGrid>
+      <w:tr>
+        <w:trPr>
+          <w:tblHeader/>
+          <w:cantSplit w:val="1"/>
+        </w:trPr>
+        <w:tc>
+          <w:tcPr>
+            <w:tcW w:type="dxa" w:w="1271"/>
+            <w:tcMar>
+              <w:top w:w="60" w:type="dxa"/>
+              <w:bottom w:w="60" w:type="dxa"/>
+              <w:left w:w="80" w:type="dxa"/>
+              <w:right w:w="80" w:type="dxa"/>
+            </w:tcMar>
+            <w:shd w:val="clear" w:color="auto" w:fill="1F3864"/>
           </w:tcPr>
           <w:p>
             <w:pPr>
@@ -702,21 +2936,362 @@
               <w:rPr>
                 <w:rFonts w:ascii="Calibri" w:hAnsi="Calibri"/>
                 <w:b/>
-                <w:i w:val="0"/>
-                <w:sz w:val="20"/>
+                <w:color w:val="FFFFFF"/>
+                <w:sz w:val="16"/>
               </w:rPr>
-              <w:t>Versão</w:t>
+              <w:t xml:space="preserve">Req. (RNF)</w:t>
             </w:r>
           </w:p>
         </w:tc>
         <w:tc>
           <w:tcPr>
-            <w:tcW w:type="dxa" w:w="4451"/>
+            <w:tcW w:type="dxa" w:w="1271"/>
             <w:tcMar>
               <w:top w:w="60" w:type="dxa"/>
               <w:bottom w:w="60" w:type="dxa"/>
-              <w:left w:w="100" w:type="dxa"/>
-              <w:right w:w="100" w:type="dxa"/>
+              <w:left w:w="80" w:type="dxa"/>
+              <w:right w:w="80" w:type="dxa"/>
+            </w:tcMar>
+            <w:shd w:val="clear" w:color="auto" w:fill="1F3864"/>
+          </w:tcPr>
+          <w:p>
+            <w:pPr>
+              <w:spacing w:before="40" w:after="40"/>
+            </w:pPr>
+            <w:r>
+              <w:rPr>
+                <w:rFonts w:ascii="Calibri" w:hAnsi="Calibri"/>
+                <w:b/>
+                <w:color w:val="FFFFFF"/>
+                <w:sz w:val="16"/>
+              </w:rPr>
+              <w:t xml:space="preserve">Descrição</w:t>
+            </w:r>
+          </w:p>
+        </w:tc>
+        <w:tc>
+          <w:tcPr>
+            <w:tcW w:type="dxa" w:w="1271"/>
+            <w:tcMar>
+              <w:top w:w="60" w:type="dxa"/>
+              <w:bottom w:w="60" w:type="dxa"/>
+              <w:left w:w="80" w:type="dxa"/>
+              <w:right w:w="80" w:type="dxa"/>
+            </w:tcMar>
+            <w:shd w:val="clear" w:color="auto" w:fill="1F3864"/>
+          </w:tcPr>
+          <w:p>
+            <w:pPr>
+              <w:spacing w:before="40" w:after="40"/>
+            </w:pPr>
+            <w:r>
+              <w:rPr>
+                <w:rFonts w:ascii="Calibri" w:hAnsi="Calibri"/>
+                <w:b/>
+                <w:color w:val="FFFFFF"/>
+                <w:sz w:val="16"/>
+              </w:rPr>
+              <w:t xml:space="preserve">Escopo</w:t>
+            </w:r>
+          </w:p>
+        </w:tc>
+        <w:tc>
+          <w:tcPr>
+            <w:tcW w:type="dxa" w:w="1271"/>
+            <w:tcMar>
+              <w:top w:w="60" w:type="dxa"/>
+              <w:bottom w:w="60" w:type="dxa"/>
+              <w:left w:w="80" w:type="dxa"/>
+              <w:right w:w="80" w:type="dxa"/>
+            </w:tcMar>
+            <w:shd w:val="clear" w:color="auto" w:fill="1F3864"/>
+          </w:tcPr>
+          <w:p>
+            <w:pPr>
+              <w:spacing w:before="40" w:after="40"/>
+            </w:pPr>
+            <w:r>
+              <w:rPr>
+                <w:rFonts w:ascii="Calibri" w:hAnsi="Calibri"/>
+                <w:b/>
+                <w:color w:val="FFFFFF"/>
+                <w:sz w:val="16"/>
+              </w:rPr>
+              <w:t xml:space="preserve">MR(s)</w:t>
+            </w:r>
+          </w:p>
+        </w:tc>
+        <w:tc>
+          <w:tcPr>
+            <w:tcW w:type="dxa" w:w="1271"/>
+            <w:tcMar>
+              <w:top w:w="60" w:type="dxa"/>
+              <w:bottom w:w="60" w:type="dxa"/>
+              <w:left w:w="80" w:type="dxa"/>
+              <w:right w:w="80" w:type="dxa"/>
+            </w:tcMar>
+            <w:shd w:val="clear" w:color="auto" w:fill="1F3864"/>
+          </w:tcPr>
+          <w:p>
+            <w:pPr>
+              <w:spacing w:before="40" w:after="40"/>
+            </w:pPr>
+            <w:r>
+              <w:rPr>
+                <w:rFonts w:ascii="Calibri" w:hAnsi="Calibri"/>
+                <w:b/>
+                <w:color w:val="FFFFFF"/>
+                <w:sz w:val="16"/>
+              </w:rPr>
+              <w:t xml:space="preserve">Sprint</w:t>
+            </w:r>
+          </w:p>
+        </w:tc>
+        <w:tc>
+          <w:tcPr>
+            <w:tcW w:type="dxa" w:w="1271"/>
+            <w:tcMar>
+              <w:top w:w="60" w:type="dxa"/>
+              <w:bottom w:w="60" w:type="dxa"/>
+              <w:left w:w="80" w:type="dxa"/>
+              <w:right w:w="80" w:type="dxa"/>
+            </w:tcMar>
+            <w:shd w:val="clear" w:color="auto" w:fill="1F3864"/>
+          </w:tcPr>
+          <w:p>
+            <w:pPr>
+              <w:spacing w:before="40" w:after="40"/>
+            </w:pPr>
+            <w:r>
+              <w:rPr>
+                <w:rFonts w:ascii="Calibri" w:hAnsi="Calibri"/>
+                <w:b/>
+                <w:color w:val="FFFFFF"/>
+                <w:sz w:val="16"/>
+              </w:rPr>
+              <w:t xml:space="preserve">Caso de Teste / Validação</w:t>
+            </w:r>
+          </w:p>
+        </w:tc>
+        <w:tc>
+          <w:tcPr>
+            <w:tcW w:type="dxa" w:w="1276"/>
+            <w:tcMar>
+              <w:top w:w="60" w:type="dxa"/>
+              <w:bottom w:w="60" w:type="dxa"/>
+              <w:left w:w="80" w:type="dxa"/>
+              <w:right w:w="80" w:type="dxa"/>
+            </w:tcMar>
+            <w:shd w:val="clear" w:color="auto" w:fill="1F3864"/>
+          </w:tcPr>
+          <w:p>
+            <w:pPr>
+              <w:spacing w:before="40" w:after="40"/>
+            </w:pPr>
+            <w:r>
+              <w:rPr>
+                <w:rFonts w:ascii="Calibri" w:hAnsi="Calibri"/>
+                <w:b/>
+                <w:color w:val="FFFFFF"/>
+                <w:sz w:val="16"/>
+              </w:rPr>
+              <w:t xml:space="preserve">Status</w:t>
+            </w:r>
+          </w:p>
+        </w:tc>
+      </w:tr>
+      <w:tr>
+        <w:trPr>
+          <w:cantSplit w:val="1"/>
+        </w:trPr>
+        <w:tc>
+          <w:tcPr>
+            <w:tcW w:type="dxa" w:w="1271"/>
+            <w:tcMar>
+              <w:top w:w="60" w:type="dxa"/>
+              <w:bottom w:w="60" w:type="dxa"/>
+              <w:left w:w="80" w:type="dxa"/>
+              <w:right w:w="80" w:type="dxa"/>
+            </w:tcMar>
+            <w:shd w:val="clear" w:color="auto" w:fill="D6E4F0"/>
+          </w:tcPr>
+          <w:p>
+            <w:pPr>
+              <w:spacing w:before="40" w:after="40"/>
+            </w:pPr>
+            <w:r>
+              <w:rPr>
+                <w:rFonts w:ascii="Calibri" w:hAnsi="Calibri"/>
+                <w:b w:val="0"/>
+                <w:sz w:val="16"/>
+              </w:rPr>
+              <w:t xml:space="preserve">RNF-01</w:t>
+            </w:r>
+          </w:p>
+        </w:tc>
+        <w:tc>
+          <w:tcPr>
+            <w:tcW w:type="dxa" w:w="1271"/>
+            <w:tcMar>
+              <w:top w:w="60" w:type="dxa"/>
+              <w:bottom w:w="60" w:type="dxa"/>
+              <w:left w:w="80" w:type="dxa"/>
+              <w:right w:w="80" w:type="dxa"/>
+            </w:tcMar>
+            <w:shd w:val="clear" w:color="auto" w:fill="D6E4F0"/>
+          </w:tcPr>
+          <w:p>
+            <w:pPr>
+              <w:spacing w:before="40" w:after="40"/>
+            </w:pPr>
+            <w:r>
+              <w:rPr>
+                <w:rFonts w:ascii="Calibri" w:hAnsi="Calibri"/>
+                <w:b w:val="0"/>
+                <w:sz w:val="16"/>
+              </w:rPr>
+              <w:t xml:space="preserve">Tempo de resposta &lt;= 500 ms em condições normais de carga</w:t>
+            </w:r>
+          </w:p>
+        </w:tc>
+        <w:tc>
+          <w:tcPr>
+            <w:tcW w:type="dxa" w:w="1271"/>
+            <w:tcMar>
+              <w:top w:w="60" w:type="dxa"/>
+              <w:bottom w:w="60" w:type="dxa"/>
+              <w:left w:w="80" w:type="dxa"/>
+              <w:right w:w="80" w:type="dxa"/>
+            </w:tcMar>
+            <w:shd w:val="clear" w:color="auto" w:fill="D6E4F0"/>
+          </w:tcPr>
+          <w:p>
+            <w:pPr>
+              <w:spacing w:before="40" w:after="40"/>
+            </w:pPr>
+            <w:r>
+              <w:rPr>
+                <w:rFonts w:ascii="Calibri" w:hAnsi="Calibri"/>
+                <w:b w:val="0"/>
+                <w:sz w:val="16"/>
+              </w:rPr>
+              <w:t xml:space="preserve">Todos os endpoints</w:t>
+            </w:r>
+          </w:p>
+        </w:tc>
+        <w:tc>
+          <w:tcPr>
+            <w:tcW w:type="dxa" w:w="1271"/>
+            <w:tcMar>
+              <w:top w:w="60" w:type="dxa"/>
+              <w:bottom w:w="60" w:type="dxa"/>
+              <w:left w:w="80" w:type="dxa"/>
+              <w:right w:w="80" w:type="dxa"/>
+            </w:tcMar>
+            <w:shd w:val="clear" w:color="auto" w:fill="D6E4F0"/>
+          </w:tcPr>
+          <w:p>
+            <w:pPr>
+              <w:spacing w:before="40" w:after="40"/>
+            </w:pPr>
+            <w:r>
+              <w:rPr>
+                <w:rFonts w:ascii="Calibri" w:hAnsi="Calibri"/>
+                <w:b w:val="0"/>
+                <w:sz w:val="16"/>
+              </w:rPr>
+              <w:t xml:space="preserve">—</w:t>
+            </w:r>
+          </w:p>
+        </w:tc>
+        <w:tc>
+          <w:tcPr>
+            <w:tcW w:type="dxa" w:w="1271"/>
+            <w:tcMar>
+              <w:top w:w="60" w:type="dxa"/>
+              <w:bottom w:w="60" w:type="dxa"/>
+              <w:left w:w="80" w:type="dxa"/>
+              <w:right w:w="80" w:type="dxa"/>
+            </w:tcMar>
+            <w:shd w:val="clear" w:color="auto" w:fill="D6E4F0"/>
+          </w:tcPr>
+          <w:p>
+            <w:pPr>
+              <w:spacing w:before="40" w:after="40"/>
+            </w:pPr>
+            <w:r>
+              <w:rPr>
+                <w:rFonts w:ascii="Calibri" w:hAnsi="Calibri"/>
+                <w:b w:val="0"/>
+                <w:sz w:val="16"/>
+              </w:rPr>
+              <w:t xml:space="preserve">S1–S3</w:t>
+            </w:r>
+          </w:p>
+        </w:tc>
+        <w:tc>
+          <w:tcPr>
+            <w:tcW w:type="dxa" w:w="1271"/>
+            <w:tcMar>
+              <w:top w:w="60" w:type="dxa"/>
+              <w:bottom w:w="60" w:type="dxa"/>
+              <w:left w:w="80" w:type="dxa"/>
+              <w:right w:w="80" w:type="dxa"/>
+            </w:tcMar>
+            <w:shd w:val="clear" w:color="auto" w:fill="D6E4F0"/>
+          </w:tcPr>
+          <w:p>
+            <w:pPr>
+              <w:spacing w:before="40" w:after="40"/>
+            </w:pPr>
+            <w:r>
+              <w:rPr>
+                <w:rFonts w:ascii="Calibri" w:hAnsi="Calibri"/>
+                <w:b w:val="0"/>
+                <w:sz w:val="16"/>
+              </w:rPr>
+              <w:t xml:space="preserve">Validado via Swagger/testes de performance (resultado obtido: &lt;= 280 ms)</w:t>
+            </w:r>
+          </w:p>
+        </w:tc>
+        <w:tc>
+          <w:tcPr>
+            <w:tcW w:type="dxa" w:w="1276"/>
+            <w:tcMar>
+              <w:top w:w="60" w:type="dxa"/>
+              <w:bottom w:w="60" w:type="dxa"/>
+              <w:left w:w="80" w:type="dxa"/>
+              <w:right w:w="80" w:type="dxa"/>
+            </w:tcMar>
+            <w:shd w:val="clear" w:color="auto" w:fill="D6E4F0"/>
+          </w:tcPr>
+          <w:p>
+            <w:pPr>
+              <w:spacing w:before="40" w:after="40"/>
+            </w:pPr>
+            <w:r>
+              <w:rPr>
+                <w:rFonts w:ascii="Calibri" w:hAnsi="Calibri"/>
+                <w:b w:val="0"/>
+                <w:sz w:val="16"/>
+              </w:rPr>
+              <w:t xml:space="preserve">Validado</w:t>
+            </w:r>
+          </w:p>
+        </w:tc>
+      </w:tr>
+      <w:tr>
+        <w:trPr>
+          <w:cantSplit w:val="1"/>
+        </w:trPr>
+        <w:tc>
+          <w:tcPr>
+            <w:tcW w:type="dxa" w:w="1271"/>
+            <w:tcMar>
+              <w:top w:w="60" w:type="dxa"/>
+              <w:bottom w:w="60" w:type="dxa"/>
+              <w:left w:w="80" w:type="dxa"/>
+              <w:right w:w="80" w:type="dxa"/>
             </w:tcMar>
           </w:tcPr>
           <w:p>
@@ -727,10 +3302,153 @@
               <w:rPr>
                 <w:rFonts w:ascii="Calibri" w:hAnsi="Calibri"/>
                 <w:b w:val="0"/>
-                <w:i w:val="0"/>
-                <w:sz w:val="20"/>
+                <w:sz w:val="16"/>
               </w:rPr>
-              <w:t>1.2</w:t>
+              <w:t xml:space="preserve">RNF-02</w:t>
+            </w:r>
+          </w:p>
+        </w:tc>
+        <w:tc>
+          <w:tcPr>
+            <w:tcW w:type="dxa" w:w="1271"/>
+            <w:tcMar>
+              <w:top w:w="60" w:type="dxa"/>
+              <w:bottom w:w="60" w:type="dxa"/>
+              <w:left w:w="80" w:type="dxa"/>
+              <w:right w:w="80" w:type="dxa"/>
+            </w:tcMar>
+          </w:tcPr>
+          <w:p>
+            <w:pPr>
+              <w:spacing w:before="40" w:after="40"/>
+            </w:pPr>
+            <w:r>
+              <w:rPr>
+                <w:rFonts w:ascii="Calibri" w:hAnsi="Calibri"/>
+                <w:b w:val="0"/>
+                <w:sz w:val="16"/>
+              </w:rPr>
+              <w:t xml:space="preserve">Autenticação e autorização via JWT Bearer Token</w:t>
+            </w:r>
+          </w:p>
+        </w:tc>
+        <w:tc>
+          <w:tcPr>
+            <w:tcW w:type="dxa" w:w="1271"/>
+            <w:tcMar>
+              <w:top w:w="60" w:type="dxa"/>
+              <w:bottom w:w="60" w:type="dxa"/>
+              <w:left w:w="80" w:type="dxa"/>
+              <w:right w:w="80" w:type="dxa"/>
+            </w:tcMar>
+          </w:tcPr>
+          <w:p>
+            <w:pPr>
+              <w:spacing w:before="40" w:after="40"/>
+            </w:pPr>
+            <w:r>
+              <w:rPr>
+                <w:rFonts w:ascii="Calibri" w:hAnsi="Calibri"/>
+                <w:b w:val="0"/>
+                <w:sz w:val="16"/>
+              </w:rPr>
+              <w:t xml:space="preserve">Todos os endpoints</w:t>
+            </w:r>
+          </w:p>
+        </w:tc>
+        <w:tc>
+          <w:tcPr>
+            <w:tcW w:type="dxa" w:w="1271"/>
+            <w:tcMar>
+              <w:top w:w="60" w:type="dxa"/>
+              <w:bottom w:w="60" w:type="dxa"/>
+              <w:left w:w="80" w:type="dxa"/>
+              <w:right w:w="80" w:type="dxa"/>
+            </w:tcMar>
+          </w:tcPr>
+          <w:p>
+            <w:pPr>
+              <w:spacing w:before="40" w:after="40"/>
+            </w:pPr>
+            <w:r>
+              <w:rPr>
+                <w:rFonts w:ascii="Calibri" w:hAnsi="Calibri"/>
+                <w:b w:val="0"/>
+                <w:sz w:val="16"/>
+              </w:rPr>
+              <w:t xml:space="preserve">MR !1</w:t>
+            </w:r>
+          </w:p>
+        </w:tc>
+        <w:tc>
+          <w:tcPr>
+            <w:tcW w:type="dxa" w:w="1271"/>
+            <w:tcMar>
+              <w:top w:w="60" w:type="dxa"/>
+              <w:bottom w:w="60" w:type="dxa"/>
+              <w:left w:w="80" w:type="dxa"/>
+              <w:right w:w="80" w:type="dxa"/>
+            </w:tcMar>
+          </w:tcPr>
+          <w:p>
+            <w:pPr>
+              <w:spacing w:before="40" w:after="40"/>
+            </w:pPr>
+            <w:r>
+              <w:rPr>
+                <w:rFonts w:ascii="Calibri" w:hAnsi="Calibri"/>
+                <w:b w:val="0"/>
+                <w:sz w:val="16"/>
+              </w:rPr>
+              <w:t xml:space="preserve">S1</w:t>
+            </w:r>
+          </w:p>
+        </w:tc>
+        <w:tc>
+          <w:tcPr>
+            <w:tcW w:type="dxa" w:w="1271"/>
+            <w:tcMar>
+              <w:top w:w="60" w:type="dxa"/>
+              <w:bottom w:w="60" w:type="dxa"/>
+              <w:left w:w="80" w:type="dxa"/>
+              <w:right w:w="80" w:type="dxa"/>
+            </w:tcMar>
+          </w:tcPr>
+          <w:p>
+            <w:pPr>
+              <w:spacing w:before="40" w:after="40"/>
+            </w:pPr>
+            <w:r>
+              <w:rPr>
+                <w:rFonts w:ascii="Calibri" w:hAnsi="Calibri"/>
+                <w:b w:val="0"/>
+                <w:sz w:val="16"/>
+              </w:rPr>
+              <w:t xml:space="preserve">Validado em code review e testes de sistema (Swagger)</w:t>
+            </w:r>
+          </w:p>
+        </w:tc>
+        <w:tc>
+          <w:tcPr>
+            <w:tcW w:type="dxa" w:w="1276"/>
+            <w:tcMar>
+              <w:top w:w="60" w:type="dxa"/>
+              <w:bottom w:w="60" w:type="dxa"/>
+              <w:left w:w="80" w:type="dxa"/>
+              <w:right w:w="80" w:type="dxa"/>
+            </w:tcMar>
+          </w:tcPr>
+          <w:p>
+            <w:pPr>
+              <w:spacing w:before="40" w:after="40"/>
+            </w:pPr>
+            <w:r>
+              <w:rPr>
+                <w:rFonts w:ascii="Calibri" w:hAnsi="Calibri"/>
+                <w:b w:val="0"/>
+                <w:sz w:val="16"/>
+              </w:rPr>
+              <w:t xml:space="preserve">Validado</w:t>
             </w:r>
           </w:p>
         </w:tc>
@@ -741,14 +3459,227 @@
         </w:trPr>
         <w:tc>
           <w:tcPr>
-            <w:tcW w:type="dxa" w:w="4451"/>
+            <w:tcW w:type="dxa" w:w="1271"/>
             <w:tcMar>
               <w:top w:w="60" w:type="dxa"/>
               <w:bottom w:w="60" w:type="dxa"/>
-              <w:left w:w="100" w:type="dxa"/>
-              <w:right w:w="100" w:type="dxa"/>
+              <w:left w:w="80" w:type="dxa"/>
+              <w:right w:w="80" w:type="dxa"/>
             </w:tcMar>
-            <w:shd w:val="clear" w:color="auto" w:fill="F0F4F8"/>
+            <w:shd w:val="clear" w:color="auto" w:fill="D6E4F0"/>
+          </w:tcPr>
+          <w:p>
+            <w:pPr>
+              <w:spacing w:before="40" w:after="40"/>
+            </w:pPr>
+            <w:r>
+              <w:rPr>
+                <w:rFonts w:ascii="Calibri" w:hAnsi="Calibri"/>
+                <w:b w:val="0"/>
+                <w:sz w:val="16"/>
+              </w:rPr>
+              <w:t xml:space="preserve">RNF-03</w:t>
+            </w:r>
+          </w:p>
+        </w:tc>
+        <w:tc>
+          <w:tcPr>
+            <w:tcW w:type="dxa" w:w="1271"/>
+            <w:tcMar>
+              <w:top w:w="60" w:type="dxa"/>
+              <w:bottom w:w="60" w:type="dxa"/>
+              <w:left w:w="80" w:type="dxa"/>
+              <w:right w:w="80" w:type="dxa"/>
+            </w:tcMar>
+            <w:shd w:val="clear" w:color="auto" w:fill="D6E4F0"/>
+          </w:tcPr>
+          <w:p>
+            <w:pPr>
+              <w:spacing w:before="40" w:after="40"/>
+            </w:pPr>
+            <w:r>
+              <w:rPr>
+                <w:rFonts w:ascii="Calibri" w:hAnsi="Calibri"/>
+                <w:b w:val="0"/>
+                <w:sz w:val="16"/>
+              </w:rPr>
+              <w:t xml:space="preserve">Rastreabilidade de ações via auditoria (AuditoriaGrupos)</w:t>
+            </w:r>
+          </w:p>
+        </w:tc>
+        <w:tc>
+          <w:tcPr>
+            <w:tcW w:type="dxa" w:w="1271"/>
+            <w:tcMar>
+              <w:top w:w="60" w:type="dxa"/>
+              <w:bottom w:w="60" w:type="dxa"/>
+              <w:left w:w="80" w:type="dxa"/>
+              <w:right w:w="80" w:type="dxa"/>
+            </w:tcMar>
+            <w:shd w:val="clear" w:color="auto" w:fill="D6E4F0"/>
+          </w:tcPr>
+          <w:p>
+            <w:pPr>
+              <w:spacing w:before="40" w:after="40"/>
+            </w:pPr>
+            <w:r>
+              <w:rPr>
+                <w:rFonts w:ascii="Calibri" w:hAnsi="Calibri"/>
+                <w:b w:val="0"/>
+                <w:sz w:val="16"/>
+              </w:rPr>
+              <w:t xml:space="preserve">Operações de escrita</w:t>
+            </w:r>
+          </w:p>
+        </w:tc>
+        <w:tc>
+          <w:tcPr>
+            <w:tcW w:type="dxa" w:w="1271"/>
+            <w:tcMar>
+              <w:top w:w="60" w:type="dxa"/>
+              <w:bottom w:w="60" w:type="dxa"/>
+              <w:left w:w="80" w:type="dxa"/>
+              <w:right w:w="80" w:type="dxa"/>
+            </w:tcMar>
+            <w:shd w:val="clear" w:color="auto" w:fill="D6E4F0"/>
+          </w:tcPr>
+          <w:p>
+            <w:pPr>
+              <w:spacing w:before="40" w:after="40"/>
+            </w:pPr>
+            <w:r>
+              <w:rPr>
+                <w:rFonts w:ascii="Calibri" w:hAnsi="Calibri"/>
+                <w:b w:val="0"/>
+                <w:sz w:val="16"/>
+              </w:rPr>
+              <w:t xml:space="preserve">MR pendente</w:t>
+            </w:r>
+          </w:p>
+        </w:tc>
+        <w:tc>
+          <w:tcPr>
+            <w:tcW w:type="dxa" w:w="1271"/>
+            <w:tcMar>
+              <w:top w:w="60" w:type="dxa"/>
+              <w:bottom w:w="60" w:type="dxa"/>
+              <w:left w:w="80" w:type="dxa"/>
+              <w:right w:w="80" w:type="dxa"/>
+            </w:tcMar>
+            <w:shd w:val="clear" w:color="auto" w:fill="D6E4F0"/>
+          </w:tcPr>
+          <w:p>
+            <w:pPr>
+              <w:spacing w:before="40" w:after="40"/>
+            </w:pPr>
+            <w:r>
+              <w:rPr>
+                <w:rFonts w:ascii="Calibri" w:hAnsi="Calibri"/>
+                <w:b w:val="0"/>
+                <w:sz w:val="16"/>
+              </w:rPr>
+              <w:t xml:space="preserve">S2</w:t>
+            </w:r>
+          </w:p>
+        </w:tc>
+        <w:tc>
+          <w:tcPr>
+            <w:tcW w:type="dxa" w:w="1271"/>
+            <w:tcMar>
+              <w:top w:w="60" w:type="dxa"/>
+              <w:bottom w:w="60" w:type="dxa"/>
+              <w:left w:w="80" w:type="dxa"/>
+              <w:right w:w="80" w:type="dxa"/>
+            </w:tcMar>
+            <w:shd w:val="clear" w:color="auto" w:fill="D6E4F0"/>
+          </w:tcPr>
+          <w:p>
+            <w:pPr>
+              <w:spacing w:before="40" w:after="40"/>
+            </w:pPr>
+            <w:r>
+              <w:rPr>
+                <w:rFonts w:ascii="Calibri" w:hAnsi="Calibri"/>
+                <w:b w:val="0"/>
+                <w:sz w:val="16"/>
+              </w:rPr>
+              <w:t xml:space="preserve">AUD-01 — planejado para Sprint 2 (AG-23)</w:t>
+            </w:r>
+          </w:p>
+        </w:tc>
+        <w:tc>
+          <w:tcPr>
+            <w:tcW w:type="dxa" w:w="1276"/>
+            <w:tcMar>
+              <w:top w:w="60" w:type="dxa"/>
+              <w:bottom w:w="60" w:type="dxa"/>
+              <w:left w:w="80" w:type="dxa"/>
+              <w:right w:w="80" w:type="dxa"/>
+            </w:tcMar>
+            <w:shd w:val="clear" w:color="auto" w:fill="D6E4F0"/>
+          </w:tcPr>
+          <w:p>
+            <w:pPr>
+              <w:spacing w:before="40" w:after="40"/>
+            </w:pPr>
+            <w:r>
+              <w:rPr>
+                <w:rFonts w:ascii="Calibri" w:hAnsi="Calibri"/>
+                <w:b w:val="0"/>
+                <w:sz w:val="16"/>
+              </w:rPr>
+              <w:t xml:space="preserve">Pendente</w:t>
+            </w:r>
+          </w:p>
+        </w:tc>
+      </w:tr>
+    </w:tbl>
+    <w:p>
+      <w:pPr>
+        <w:pStyle w:val="Heading2"/>
+      </w:pPr>
+      <w:r>
+        <w:rPr>
+          <w:rFonts w:ascii="Calibri" w:hAnsi="Calibri"/>
+        </w:rPr>
+        <w:t>3. Cobertura por Sprint</w:t>
+      </w:r>
+    </w:p>
+    <w:tbl>
+      <w:tblPr>
+        <w:tblW w:type="auto" w:w="0"/>
+        <w:tblBorders>
+          <w:top w:val="single" w:sz="4" w:space="0" w:color="AAAAAA"/>
+          <w:left w:val="single" w:sz="4" w:space="0" w:color="AAAAAA"/>
+          <w:bottom w:val="single" w:sz="4" w:space="0" w:color="AAAAAA"/>
+          <w:right w:val="single" w:sz="4" w:space="0" w:color="AAAAAA"/>
+          <w:insideH w:val="single" w:sz="4" w:space="0" w:color="AAAAAA"/>
+          <w:insideV w:val="single" w:sz="4" w:space="0" w:color="AAAAAA"/>
+        </w:tblBorders>
+      </w:tblPr>
+      <w:tblGrid>
+        <w:gridCol w:w="1483"/>
+        <w:gridCol w:w="1483"/>
+        <w:gridCol w:w="1483"/>
+        <w:gridCol w:w="1483"/>
+        <w:gridCol w:w="1483"/>
+        <w:gridCol w:w="1487"/>
+      </w:tblGrid>
+      <w:tr>
+        <w:trPr>
+          <w:tblHeader/>
+          <w:cantSplit w:val="1"/>
+        </w:trPr>
+        <w:tc>
+          <w:tcPr>
+            <w:tcW w:type="dxa" w:w="1483"/>
+            <w:tcMar>
+              <w:top w:w="60" w:type="dxa"/>
+              <w:bottom w:w="60" w:type="dxa"/>
+              <w:left w:w="80" w:type="dxa"/>
+              <w:right w:w="80" w:type="dxa"/>
+            </w:tcMar>
+            <w:shd w:val="clear" w:color="auto" w:fill="1F3864"/>
           </w:tcPr>
           <w:p>
             <w:pPr>
@@ -758,21 +3689,311 @@
               <w:rPr>
                 <w:rFonts w:ascii="Calibri" w:hAnsi="Calibri"/>
                 <w:b/>
-                <w:i w:val="0"/>
-                <w:sz w:val="20"/>
+                <w:color w:val="FFFFFF"/>
+                <w:sz w:val="16"/>
               </w:rPr>
-              <w:t>Status</w:t>
+              <w:t xml:space="preserve">Sprint</w:t>
             </w:r>
           </w:p>
         </w:tc>
         <w:tc>
           <w:tcPr>
-            <w:tcW w:type="dxa" w:w="4451"/>
+            <w:tcW w:type="dxa" w:w="1483"/>
             <w:tcMar>
               <w:top w:w="60" w:type="dxa"/>
               <w:bottom w:w="60" w:type="dxa"/>
-              <w:left w:w="100" w:type="dxa"/>
-              <w:right w:w="100" w:type="dxa"/>
+              <w:left w:w="80" w:type="dxa"/>
+              <w:right w:w="80" w:type="dxa"/>
+            </w:tcMar>
+            <w:shd w:val="clear" w:color="auto" w:fill="1F3864"/>
+          </w:tcPr>
+          <w:p>
+            <w:pPr>
+              <w:spacing w:before="40" w:after="40"/>
+            </w:pPr>
+            <w:r>
+              <w:rPr>
+                <w:rFonts w:ascii="Calibri" w:hAnsi="Calibri"/>
+                <w:b/>
+                <w:color w:val="FFFFFF"/>
+                <w:sz w:val="16"/>
+              </w:rPr>
+              <w:t xml:space="preserve">Período</w:t>
+            </w:r>
+          </w:p>
+        </w:tc>
+        <w:tc>
+          <w:tcPr>
+            <w:tcW w:type="dxa" w:w="1483"/>
+            <w:tcMar>
+              <w:top w:w="60" w:type="dxa"/>
+              <w:bottom w:w="60" w:type="dxa"/>
+              <w:left w:w="80" w:type="dxa"/>
+              <w:right w:w="80" w:type="dxa"/>
+            </w:tcMar>
+            <w:shd w:val="clear" w:color="auto" w:fill="1F3864"/>
+          </w:tcPr>
+          <w:p>
+            <w:pPr>
+              <w:spacing w:before="40" w:after="40"/>
+            </w:pPr>
+            <w:r>
+              <w:rPr>
+                <w:rFonts w:ascii="Calibri" w:hAnsi="Calibri"/>
+                <w:b/>
+                <w:color w:val="FFFFFF"/>
+                <w:sz w:val="16"/>
+              </w:rPr>
+              <w:t xml:space="preserve">RFs Cobertos</w:t>
+            </w:r>
+          </w:p>
+        </w:tc>
+        <w:tc>
+          <w:tcPr>
+            <w:tcW w:type="dxa" w:w="1483"/>
+            <w:tcMar>
+              <w:top w:w="60" w:type="dxa"/>
+              <w:bottom w:w="60" w:type="dxa"/>
+              <w:left w:w="80" w:type="dxa"/>
+              <w:right w:w="80" w:type="dxa"/>
+            </w:tcMar>
+            <w:shd w:val="clear" w:color="auto" w:fill="1F3864"/>
+          </w:tcPr>
+          <w:p>
+            <w:pPr>
+              <w:spacing w:before="40" w:after="40"/>
+            </w:pPr>
+            <w:r>
+              <w:rPr>
+                <w:rFonts w:ascii="Calibri" w:hAnsi="Calibri"/>
+                <w:b/>
+                <w:color w:val="FFFFFF"/>
+                <w:sz w:val="16"/>
+              </w:rPr>
+              <w:t xml:space="preserve">Casos de Teste Executados</w:t>
+            </w:r>
+          </w:p>
+        </w:tc>
+        <w:tc>
+          <w:tcPr>
+            <w:tcW w:type="dxa" w:w="1483"/>
+            <w:tcMar>
+              <w:top w:w="60" w:type="dxa"/>
+              <w:bottom w:w="60" w:type="dxa"/>
+              <w:left w:w="80" w:type="dxa"/>
+              <w:right w:w="80" w:type="dxa"/>
+            </w:tcMar>
+            <w:shd w:val="clear" w:color="auto" w:fill="1F3864"/>
+          </w:tcPr>
+          <w:p>
+            <w:pPr>
+              <w:spacing w:before="40" w:after="40"/>
+            </w:pPr>
+            <w:r>
+              <w:rPr>
+                <w:rFonts w:ascii="Calibri" w:hAnsi="Calibri"/>
+                <w:b/>
+                <w:color w:val="FFFFFF"/>
+                <w:sz w:val="16"/>
+              </w:rPr>
+              <w:t xml:space="preserve">Aprovados</w:t>
+            </w:r>
+          </w:p>
+        </w:tc>
+        <w:tc>
+          <w:tcPr>
+            <w:tcW w:type="dxa" w:w="1487"/>
+            <w:tcMar>
+              <w:top w:w="60" w:type="dxa"/>
+              <w:bottom w:w="60" w:type="dxa"/>
+              <w:left w:w="80" w:type="dxa"/>
+              <w:right w:w="80" w:type="dxa"/>
+            </w:tcMar>
+            <w:shd w:val="clear" w:color="auto" w:fill="1F3864"/>
+          </w:tcPr>
+          <w:p>
+            <w:pPr>
+              <w:spacing w:before="40" w:after="40"/>
+            </w:pPr>
+            <w:r>
+              <w:rPr>
+                <w:rFonts w:ascii="Calibri" w:hAnsi="Calibri"/>
+                <w:b/>
+                <w:color w:val="FFFFFF"/>
+                <w:sz w:val="16"/>
+              </w:rPr>
+              <w:t xml:space="preserve">Status</w:t>
+            </w:r>
+          </w:p>
+        </w:tc>
+      </w:tr>
+      <w:tr>
+        <w:trPr>
+          <w:cantSplit w:val="1"/>
+        </w:trPr>
+        <w:tc>
+          <w:tcPr>
+            <w:tcW w:type="dxa" w:w="1483"/>
+            <w:tcMar>
+              <w:top w:w="60" w:type="dxa"/>
+              <w:bottom w:w="60" w:type="dxa"/>
+              <w:left w:w="80" w:type="dxa"/>
+              <w:right w:w="80" w:type="dxa"/>
+            </w:tcMar>
+            <w:shd w:val="clear" w:color="auto" w:fill="D6E4F0"/>
+          </w:tcPr>
+          <w:p>
+            <w:pPr>
+              <w:spacing w:before="40" w:after="40"/>
+            </w:pPr>
+            <w:r>
+              <w:rPr>
+                <w:rFonts w:ascii="Calibri" w:hAnsi="Calibri"/>
+                <w:b w:val="0"/>
+                <w:sz w:val="16"/>
+              </w:rPr>
+              <w:t xml:space="preserve">S1</w:t>
+            </w:r>
+          </w:p>
+        </w:tc>
+        <w:tc>
+          <w:tcPr>
+            <w:tcW w:type="dxa" w:w="1483"/>
+            <w:tcMar>
+              <w:top w:w="60" w:type="dxa"/>
+              <w:bottom w:w="60" w:type="dxa"/>
+              <w:left w:w="80" w:type="dxa"/>
+              <w:right w:w="80" w:type="dxa"/>
+            </w:tcMar>
+            <w:shd w:val="clear" w:color="auto" w:fill="D6E4F0"/>
+          </w:tcPr>
+          <w:p>
+            <w:pPr>
+              <w:spacing w:before="40" w:after="40"/>
+            </w:pPr>
+            <w:r>
+              <w:rPr>
+                <w:rFonts w:ascii="Calibri" w:hAnsi="Calibri"/>
+                <w:b w:val="0"/>
+                <w:sz w:val="16"/>
+              </w:rPr>
+              <w:t xml:space="preserve">26/05–06/06/2026</w:t>
+            </w:r>
+          </w:p>
+        </w:tc>
+        <w:tc>
+          <w:tcPr>
+            <w:tcW w:type="dxa" w:w="1483"/>
+            <w:tcMar>
+              <w:top w:w="60" w:type="dxa"/>
+              <w:bottom w:w="60" w:type="dxa"/>
+              <w:left w:w="80" w:type="dxa"/>
+              <w:right w:w="80" w:type="dxa"/>
+            </w:tcMar>
+            <w:shd w:val="clear" w:color="auto" w:fill="D6E4F0"/>
+          </w:tcPr>
+          <w:p>
+            <w:pPr>
+              <w:spacing w:before="40" w:after="40"/>
+            </w:pPr>
+            <w:r>
+              <w:rPr>
+                <w:rFonts w:ascii="Calibri" w:hAnsi="Calibri"/>
+                <w:b w:val="0"/>
+                <w:sz w:val="16"/>
+              </w:rPr>
+              <w:t xml:space="preserve">RF-01, RF-02, RF-03, RF-04, RF-05, RF-06</w:t>
+            </w:r>
+          </w:p>
+        </w:tc>
+        <w:tc>
+          <w:tcPr>
+            <w:tcW w:type="dxa" w:w="1483"/>
+            <w:tcMar>
+              <w:top w:w="60" w:type="dxa"/>
+              <w:bottom w:w="60" w:type="dxa"/>
+              <w:left w:w="80" w:type="dxa"/>
+              <w:right w:w="80" w:type="dxa"/>
+            </w:tcMar>
+            <w:shd w:val="clear" w:color="auto" w:fill="D6E4F0"/>
+          </w:tcPr>
+          <w:p>
+            <w:pPr>
+              <w:spacing w:before="40" w:after="40"/>
+            </w:pPr>
+            <w:r>
+              <w:rPr>
+                <w:rFonts w:ascii="Calibri" w:hAnsi="Calibri"/>
+                <w:b w:val="0"/>
+                <w:sz w:val="16"/>
+              </w:rPr>
+              <w:t xml:space="preserve">10 (GRP-01 a GRP-07, FUNC-01, VINC-01, VINC-02)</w:t>
+            </w:r>
+          </w:p>
+        </w:tc>
+        <w:tc>
+          <w:tcPr>
+            <w:tcW w:type="dxa" w:w="1483"/>
+            <w:tcMar>
+              <w:top w:w="60" w:type="dxa"/>
+              <w:bottom w:w="60" w:type="dxa"/>
+              <w:left w:w="80" w:type="dxa"/>
+              <w:right w:w="80" w:type="dxa"/>
+            </w:tcMar>
+            <w:shd w:val="clear" w:color="auto" w:fill="D6E4F0"/>
+          </w:tcPr>
+          <w:p>
+            <w:pPr>
+              <w:spacing w:before="40" w:after="40"/>
+            </w:pPr>
+            <w:r>
+              <w:rPr>
+                <w:rFonts w:ascii="Calibri" w:hAnsi="Calibri"/>
+                <w:b w:val="0"/>
+                <w:sz w:val="16"/>
+              </w:rPr>
+              <w:t xml:space="preserve">10/10 (100%)</w:t>
+            </w:r>
+          </w:p>
+        </w:tc>
+        <w:tc>
+          <w:tcPr>
+            <w:tcW w:type="dxa" w:w="1487"/>
+            <w:tcMar>
+              <w:top w:w="60" w:type="dxa"/>
+              <w:bottom w:w="60" w:type="dxa"/>
+              <w:left w:w="80" w:type="dxa"/>
+              <w:right w:w="80" w:type="dxa"/>
+            </w:tcMar>
+            <w:shd w:val="clear" w:color="auto" w:fill="D6E4F0"/>
+          </w:tcPr>
+          <w:p>
+            <w:pPr>
+              <w:spacing w:before="40" w:after="40"/>
+            </w:pPr>
+            <w:r>
+              <w:rPr>
+                <w:rFonts w:ascii="Calibri" w:hAnsi="Calibri"/>
+                <w:b w:val="0"/>
+                <w:sz w:val="16"/>
+              </w:rPr>
+              <w:t xml:space="preserve">Aceite formal 06/06/2026</w:t>
+            </w:r>
+          </w:p>
+        </w:tc>
+      </w:tr>
+      <w:tr>
+        <w:trPr>
+          <w:cantSplit w:val="1"/>
+        </w:trPr>
+        <w:tc>
+          <w:tcPr>
+            <w:tcW w:type="dxa" w:w="1483"/>
+            <w:tcMar>
+              <w:top w:w="60" w:type="dxa"/>
+              <w:bottom w:w="60" w:type="dxa"/>
+              <w:left w:w="80" w:type="dxa"/>
+              <w:right w:w="80" w:type="dxa"/>
             </w:tcMar>
           </w:tcPr>
           <w:p>
@@ -783,135 +4004,21 @@
               <w:rPr>
                 <w:rFonts w:ascii="Calibri" w:hAnsi="Calibri"/>
                 <w:b w:val="0"/>
-                <w:i w:val="0"/>
-                <w:sz w:val="20"/>
+                <w:sz w:val="16"/>
               </w:rPr>
-              <w:t>Ativo</w:t>
+              <w:t xml:space="preserve">S2</w:t>
             </w:r>
           </w:p>
         </w:tc>
-      </w:tr>
-    </w:tbl>
-    <w:p>
-      <w:pPr>
-        <w:spacing w:before="0" w:after="160"/>
-      </w:pPr>
-    </w:p>
-    <w:p>
-      <w:pPr>
-        <w:pStyle w:val="Heading1"/>
-        <w:keepNext/>
-        <w:keepLines/>
-        <w:pBdr>
-          <w:bottom w:val="single" w:sz="4" w:space="2" w:color="D6E4F0"/>
-        </w:pBdr>
-      </w:pPr>
-      <w:r>
-        <w:t>1. Objetivo</w:t>
-      </w:r>
-    </w:p>
-    <w:p>
-      <w:pPr>
-        <w:spacing w:before="0" w:after="120"/>
-      </w:pPr>
-      <w:r>
-        <w:rPr>
-          <w:rFonts w:ascii="Calibri" w:hAnsi="Calibri"/>
-          <w:b w:val="0"/>
-          <w:i w:val="0"/>
-          <w:sz w:val="22"/>
-        </w:rPr>
-        <w:t xml:space="preserve">Registrar a rastreabilidade entre histórias do Jira (AG-XX), requisitos funcionais e não funcionais, endpoints implementados, Merge Requests do GitLab, casos de teste e status de entrega. Este documento evidência o atributo de rastreabilidade exigido pelo processo GPR e pelo processo de Gerência de Requisitos (GRE) do nível C do MPS.BR, garantindo que cada requisito possa ser rastreado desde sua origem até a entrega verificada. Os endpoints referem-se ao controller real </w:t>
-      </w:r>
-      <w:r>
-        <w:rPr>
-          <w:rFonts w:ascii="Courier New" w:hAnsi="Courier New"/>
-          <w:b w:val="0"/>
-          <w:i w:val="0"/>
-          <w:color w:val="333333"/>
-          <w:sz w:val="20"/>
-        </w:rPr>
-        <w:t>GerenciarGruposController</w:t>
-      </w:r>
-      <w:r>
-        <w:rPr>
-          <w:rFonts w:ascii="Calibri" w:hAnsi="Calibri"/>
-          <w:b w:val="0"/>
-          <w:i w:val="0"/>
-          <w:sz w:val="22"/>
-        </w:rPr>
-        <w:t xml:space="preserve"> (rota base </w:t>
-      </w:r>
-      <w:r>
-        <w:rPr>
-          <w:rFonts w:ascii="Courier New" w:hAnsi="Courier New"/>
-          <w:b w:val="0"/>
-          <w:i w:val="0"/>
-          <w:color w:val="333333"/>
-          <w:sz w:val="20"/>
-        </w:rPr>
-        <w:t>api/gerenciar/grupos</w:t>
-      </w:r>
-      <w:r>
-        <w:rPr>
-          <w:rFonts w:ascii="Calibri" w:hAnsi="Calibri"/>
-          <w:b w:val="0"/>
-          <w:i w:val="0"/>
-          <w:sz w:val="22"/>
-        </w:rPr>
-        <w:t>).</w:t>
-      </w:r>
-    </w:p>
-    <w:p>
-      <w:pPr>
-        <w:pStyle w:val="Heading1"/>
-        <w:keepNext/>
-        <w:keepLines/>
-        <w:pBdr>
-          <w:bottom w:val="single" w:sz="4" w:space="2" w:color="D6E4F0"/>
-        </w:pBdr>
-      </w:pPr>
-      <w:r>
-        <w:t>2. Rastreabilidade — Requisitos Funcionais</w:t>
-      </w:r>
-    </w:p>
-    <w:tbl>
-      <w:tblPr>
-        <w:tblW w:type="auto" w:w="0"/>
-        <w:tblLook w:firstColumn="1" w:firstRow="1" w:lastColumn="0" w:lastRow="0" w:noHBand="0" w:noVBand="1" w:val="04A0"/>
-        <w:tblBorders>
-          <w:top w:val="single" w:sz="4" w:space="0" w:color="003366"/>
-          <w:left w:val="single" w:sz="4" w:space="0" w:color="003366"/>
-          <w:bottom w:val="single" w:sz="4" w:space="0" w:color="003366"/>
-          <w:right w:val="single" w:sz="4" w:space="0" w:color="003366"/>
-          <w:insideH w:val="single" w:sz="4" w:space="0" w:color="003366"/>
-          <w:insideV w:val="single" w:sz="4" w:space="0" w:color="003366"/>
-        </w:tblBorders>
-      </w:tblPr>
-      <w:tblGrid>
-        <w:gridCol w:w="1113"/>
-        <w:gridCol w:w="1113"/>
-        <w:gridCol w:w="1113"/>
-        <w:gridCol w:w="1113"/>
-        <w:gridCol w:w="1113"/>
-        <w:gridCol w:w="1113"/>
-        <w:gridCol w:w="1113"/>
-        <w:gridCol w:w="1113"/>
-      </w:tblGrid>
-      <w:tr>
-        <w:trPr>
-          <w:cantSplit w:val="1"/>
-        </w:trPr>
         <w:tc>
           <w:tcPr>
-            <w:tcW w:type="dxa" w:w="1113"/>
+            <w:tcW w:type="dxa" w:w="1483"/>
             <w:tcMar>
               <w:top w:w="60" w:type="dxa"/>
               <w:bottom w:w="60" w:type="dxa"/>
-              <w:left w:w="100" w:type="dxa"/>
-              <w:right w:w="100" w:type="dxa"/>
+              <w:left w:w="80" w:type="dxa"/>
+              <w:right w:w="80" w:type="dxa"/>
             </w:tcMar>
-            <w:shd w:val="clear" w:color="auto" w:fill="003366"/>
           </w:tcPr>
           <w:p>
             <w:pPr>
@@ -920,25 +4027,22 @@
             <w:r>
               <w:rPr>
                 <w:rFonts w:ascii="Calibri" w:hAnsi="Calibri"/>
-                <w:b/>
-                <w:i w:val="0"/>
-                <w:color w:val="FFFFFF"/>
-                <w:sz w:val="20"/>
+                <w:b w:val="0"/>
+                <w:sz w:val="16"/>
               </w:rPr>
-              <w:t>Req. (RF)</w:t>
+              <w:t xml:space="preserve">09/06–20/06/2026</w:t>
             </w:r>
           </w:p>
         </w:tc>
         <w:tc>
           <w:tcPr>
-            <w:tcW w:type="dxa" w:w="1113"/>
+            <w:tcW w:type="dxa" w:w="1483"/>
             <w:tcMar>
               <w:top w:w="60" w:type="dxa"/>
               <w:bottom w:w="60" w:type="dxa"/>
-              <w:left w:w="100" w:type="dxa"/>
-              <w:right w:w="100" w:type="dxa"/>
+              <w:left w:w="80" w:type="dxa"/>
+              <w:right w:w="80" w:type="dxa"/>
             </w:tcMar>
-            <w:shd w:val="clear" w:color="auto" w:fill="003366"/>
           </w:tcPr>
           <w:p>
             <w:pPr>
@@ -947,25 +4051,22 @@
             <w:r>
               <w:rPr>
                 <w:rFonts w:ascii="Calibri" w:hAnsi="Calibri"/>
-                <w:b/>
-                <w:i w:val="0"/>
-                <w:color w:val="FFFFFF"/>
-                <w:sz w:val="20"/>
+                <w:b w:val="0"/>
+                <w:sz w:val="16"/>
               </w:rPr>
-              <w:t>História Jira</w:t>
+              <w:t xml:space="preserve">RF-07, RF-08</w:t>
             </w:r>
           </w:p>
         </w:tc>
         <w:tc>
           <w:tcPr>
-            <w:tcW w:type="dxa" w:w="1113"/>
+            <w:tcW w:type="dxa" w:w="1483"/>
             <w:tcMar>
               <w:top w:w="60" w:type="dxa"/>
               <w:bottom w:w="60" w:type="dxa"/>
-              <w:left w:w="100" w:type="dxa"/>
-              <w:right w:w="100" w:type="dxa"/>
+              <w:left w:w="80" w:type="dxa"/>
+              <w:right w:w="80" w:type="dxa"/>
             </w:tcMar>
-            <w:shd w:val="clear" w:color="auto" w:fill="003366"/>
           </w:tcPr>
           <w:p>
             <w:pPr>
@@ -974,25 +4075,22 @@
             <w:r>
               <w:rPr>
                 <w:rFonts w:ascii="Calibri" w:hAnsi="Calibri"/>
-                <w:b/>
-                <w:i w:val="0"/>
-                <w:color w:val="FFFFFF"/>
-                <w:sz w:val="20"/>
+                <w:b w:val="0"/>
+                <w:sz w:val="16"/>
               </w:rPr>
-              <w:t>Descrição</w:t>
+              <w:t xml:space="preserve">AUD-01, INT-01 (planejados)</w:t>
             </w:r>
           </w:p>
         </w:tc>
         <w:tc>
           <w:tcPr>
-            <w:tcW w:type="dxa" w:w="1113"/>
+            <w:tcW w:type="dxa" w:w="1483"/>
             <w:tcMar>
               <w:top w:w="60" w:type="dxa"/>
               <w:bottom w:w="60" w:type="dxa"/>
-              <w:left w:w="100" w:type="dxa"/>
-              <w:right w:w="100" w:type="dxa"/>
+              <w:left w:w="80" w:type="dxa"/>
+              <w:right w:w="80" w:type="dxa"/>
             </w:tcMar>
-            <w:shd w:val="clear" w:color="auto" w:fill="003366"/>
           </w:tcPr>
           <w:p>
             <w:pPr>
@@ -1001,25 +4099,22 @@
             <w:r>
               <w:rPr>
                 <w:rFonts w:ascii="Calibri" w:hAnsi="Calibri"/>
-                <w:b/>
-                <w:i w:val="0"/>
-                <w:color w:val="FFFFFF"/>
-                <w:sz w:val="20"/>
+                <w:b w:val="0"/>
+                <w:sz w:val="16"/>
               </w:rPr>
-              <w:t>Endpoint(s)</w:t>
+              <w:t xml:space="preserve">—</w:t>
             </w:r>
           </w:p>
         </w:tc>
         <w:tc>
           <w:tcPr>
-            <w:tcW w:type="dxa" w:w="1113"/>
+            <w:tcW w:type="dxa" w:w="1487"/>
             <w:tcMar>
               <w:top w:w="60" w:type="dxa"/>
               <w:bottom w:w="60" w:type="dxa"/>
-              <w:left w:w="100" w:type="dxa"/>
-              <w:right w:w="100" w:type="dxa"/>
+              <w:left w:w="80" w:type="dxa"/>
+              <w:right w:w="80" w:type="dxa"/>
             </w:tcMar>
-            <w:shd w:val="clear" w:color="auto" w:fill="003366"/>
           </w:tcPr>
           <w:p>
             <w:pPr>
@@ -1028,93 +4123,10 @@
             <w:r>
               <w:rPr>
                 <w:rFonts w:ascii="Calibri" w:hAnsi="Calibri"/>
-                <w:b/>
-                <w:i w:val="0"/>
-                <w:color w:val="FFFFFF"/>
-                <w:sz w:val="20"/>
+                <w:b w:val="0"/>
+                <w:sz w:val="16"/>
               </w:rPr>
-              <w:t>MR(s)</w:t>
-            </w:r>
-          </w:p>
-        </w:tc>
-        <w:tc>
-          <w:tcPr>
-            <w:tcW w:type="dxa" w:w="1113"/>
-            <w:tcMar>
-              <w:top w:w="60" w:type="dxa"/>
-              <w:bottom w:w="60" w:type="dxa"/>
-              <w:left w:w="100" w:type="dxa"/>
-              <w:right w:w="100" w:type="dxa"/>
-            </w:tcMar>
-            <w:shd w:val="clear" w:color="auto" w:fill="003366"/>
-          </w:tcPr>
-          <w:p>
-            <w:pPr>
-              <w:spacing w:before="40" w:after="40"/>
-            </w:pPr>
-            <w:r>
-              <w:rPr>
-                <w:rFonts w:ascii="Calibri" w:hAnsi="Calibri"/>
-                <w:b/>
-                <w:i w:val="0"/>
-                <w:color w:val="FFFFFF"/>
-                <w:sz w:val="20"/>
-              </w:rPr>
-              <w:t>Casos de Teste</w:t>
-            </w:r>
-          </w:p>
-        </w:tc>
-        <w:tc>
-          <w:tcPr>
-            <w:tcW w:type="dxa" w:w="1113"/>
-            <w:tcMar>
-              <w:top w:w="60" w:type="dxa"/>
-              <w:bottom w:w="60" w:type="dxa"/>
-              <w:left w:w="100" w:type="dxa"/>
-              <w:right w:w="100" w:type="dxa"/>
-            </w:tcMar>
-            <w:shd w:val="clear" w:color="auto" w:fill="003366"/>
-          </w:tcPr>
-          <w:p>
-            <w:pPr>
-              <w:spacing w:before="40" w:after="40"/>
-            </w:pPr>
-            <w:r>
-              <w:rPr>
-                <w:rFonts w:ascii="Calibri" w:hAnsi="Calibri"/>
-                <w:b/>
-                <w:i w:val="0"/>
-                <w:color w:val="FFFFFF"/>
-                <w:sz w:val="20"/>
-              </w:rPr>
-              <w:t>Sprint</w:t>
-            </w:r>
-          </w:p>
-        </w:tc>
-        <w:tc>
-          <w:tcPr>
-            <w:tcW w:type="dxa" w:w="1113"/>
-            <w:tcMar>
-              <w:top w:w="60" w:type="dxa"/>
-              <w:bottom w:w="60" w:type="dxa"/>
-              <w:left w:w="100" w:type="dxa"/>
-              <w:right w:w="100" w:type="dxa"/>
-            </w:tcMar>
-            <w:shd w:val="clear" w:color="auto" w:fill="003366"/>
-          </w:tcPr>
-          <w:p>
-            <w:pPr>
-              <w:spacing w:before="40" w:after="40"/>
-            </w:pPr>
-            <w:r>
-              <w:rPr>
-                <w:rFonts w:ascii="Calibri" w:hAnsi="Calibri"/>
-                <w:b/>
-                <w:i w:val="0"/>
-                <w:color w:val="FFFFFF"/>
-                <w:sz w:val="20"/>
-              </w:rPr>
-              <w:t>Status</w:t>
+              <w:t xml:space="preserve">Em andamento</w:t>
             </w:r>
           </w:p>
         </w:tc>
@@ -1125,14 +4137,14 @@
         </w:trPr>
         <w:tc>
           <w:tcPr>
-            <w:tcW w:type="dxa" w:w="1113"/>
+            <w:tcW w:type="dxa" w:w="1483"/>
             <w:tcMar>
               <w:top w:w="60" w:type="dxa"/>
               <w:bottom w:w="60" w:type="dxa"/>
-              <w:left w:w="100" w:type="dxa"/>
-              <w:right w:w="100" w:type="dxa"/>
+              <w:left w:w="80" w:type="dxa"/>
+              <w:right w:w="80" w:type="dxa"/>
             </w:tcMar>
-            <w:shd w:val="clear" w:color="auto" w:fill="EBF5FB"/>
+            <w:shd w:val="clear" w:color="auto" w:fill="D6E4F0"/>
           </w:tcPr>
           <w:p>
             <w:pPr>
@@ -1142,23 +4154,22 @@
               <w:rPr>
                 <w:rFonts w:ascii="Calibri" w:hAnsi="Calibri"/>
                 <w:b w:val="0"/>
-                <w:i w:val="0"/>
-                <w:sz w:val="20"/>
+                <w:sz w:val="16"/>
               </w:rPr>
-              <w:t>RF-01</w:t>
+              <w:t xml:space="preserve">S3</w:t>
             </w:r>
           </w:p>
         </w:tc>
         <w:tc>
           <w:tcPr>
-            <w:tcW w:type="dxa" w:w="1113"/>
+            <w:tcW w:type="dxa" w:w="1483"/>
             <w:tcMar>
               <w:top w:w="60" w:type="dxa"/>
               <w:bottom w:w="60" w:type="dxa"/>
-              <w:left w:w="100" w:type="dxa"/>
-              <w:right w:w="100" w:type="dxa"/>
+              <w:left w:w="80" w:type="dxa"/>
+              <w:right w:w="80" w:type="dxa"/>
             </w:tcMar>
-            <w:shd w:val="clear" w:color="auto" w:fill="EBF5FB"/>
+            <w:shd w:val="clear" w:color="auto" w:fill="D6E4F0"/>
           </w:tcPr>
           <w:p>
             <w:pPr>
@@ -1168,23 +4179,22 @@
               <w:rPr>
                 <w:rFonts w:ascii="Calibri" w:hAnsi="Calibri"/>
                 <w:b w:val="0"/>
-                <w:i w:val="0"/>
-                <w:sz w:val="20"/>
+                <w:sz w:val="16"/>
               </w:rPr>
-              <w:t>AG-20</w:t>
+              <w:t xml:space="preserve">23/06–04/07/2026</w:t>
             </w:r>
           </w:p>
         </w:tc>
         <w:tc>
           <w:tcPr>
-            <w:tcW w:type="dxa" w:w="1113"/>
+            <w:tcW w:type="dxa" w:w="1483"/>
             <w:tcMar>
               <w:top w:w="60" w:type="dxa"/>
               <w:bottom w:w="60" w:type="dxa"/>
-              <w:left w:w="100" w:type="dxa"/>
-              <w:right w:w="100" w:type="dxa"/>
+              <w:left w:w="80" w:type="dxa"/>
+              <w:right w:w="80" w:type="dxa"/>
             </w:tcMar>
-            <w:shd w:val="clear" w:color="auto" w:fill="EBF5FB"/>
+            <w:shd w:val="clear" w:color="auto" w:fill="D6E4F0"/>
           </w:tcPr>
           <w:p>
             <w:pPr>
@@ -1194,23 +4204,22 @@
               <w:rPr>
                 <w:rFonts w:ascii="Calibri" w:hAnsi="Calibri"/>
                 <w:b w:val="0"/>
-                <w:i w:val="0"/>
-                <w:sz w:val="20"/>
+                <w:sz w:val="16"/>
               </w:rPr>
-              <w:t>Criar grupo de usuários</w:t>
+              <w:t xml:space="preserve">RF-09</w:t>
             </w:r>
           </w:p>
         </w:tc>
         <w:tc>
           <w:tcPr>
-            <w:tcW w:type="dxa" w:w="1113"/>
+            <w:tcW w:type="dxa" w:w="1483"/>
             <w:tcMar>
               <w:top w:w="60" w:type="dxa"/>
               <w:bottom w:w="60" w:type="dxa"/>
-              <w:left w:w="100" w:type="dxa"/>
-              <w:right w:w="100" w:type="dxa"/>
+              <w:left w:w="80" w:type="dxa"/>
+              <w:right w:w="80" w:type="dxa"/>
             </w:tcMar>
-            <w:shd w:val="clear" w:color="auto" w:fill="EBF5FB"/>
+            <w:shd w:val="clear" w:color="auto" w:fill="D6E4F0"/>
           </w:tcPr>
           <w:p>
             <w:pPr>
@@ -1220,23 +4229,22 @@
               <w:rPr>
                 <w:rFonts w:ascii="Calibri" w:hAnsi="Calibri"/>
                 <w:b w:val="0"/>
-                <w:i w:val="0"/>
-                <w:sz w:val="20"/>
+                <w:sz w:val="16"/>
               </w:rPr>
-              <w:t>POST incluirgrupo</w:t>
+              <w:t xml:space="preserve">REL-01 (planejado)</w:t>
             </w:r>
           </w:p>
         </w:tc>
         <w:tc>
           <w:tcPr>
-            <w:tcW w:type="dxa" w:w="1113"/>
+            <w:tcW w:type="dxa" w:w="1483"/>
             <w:tcMar>
               <w:top w:w="60" w:type="dxa"/>
               <w:bottom w:w="60" w:type="dxa"/>
-              <w:left w:w="100" w:type="dxa"/>
-              <w:right w:w="100" w:type="dxa"/>
+              <w:left w:w="80" w:type="dxa"/>
+              <w:right w:w="80" w:type="dxa"/>
             </w:tcMar>
-            <w:shd w:val="clear" w:color="auto" w:fill="EBF5FB"/>
+            <w:shd w:val="clear" w:color="auto" w:fill="D6E4F0"/>
           </w:tcPr>
           <w:p>
             <w:pPr>
@@ -1246,23 +4254,22 @@
               <w:rPr>
                 <w:rFonts w:ascii="Calibri" w:hAnsi="Calibri"/>
                 <w:b w:val="0"/>
-                <w:i w:val="0"/>
-                <w:sz w:val="20"/>
+                <w:sz w:val="16"/>
               </w:rPr>
-              <w:t>MR !1</w:t>
+              <w:t xml:space="preserve">—</w:t>
             </w:r>
           </w:p>
         </w:tc>
         <w:tc>
           <w:tcPr>
-            <w:tcW w:type="dxa" w:w="1113"/>
+            <w:tcW w:type="dxa" w:w="1487"/>
             <w:tcMar>
               <w:top w:w="60" w:type="dxa"/>
               <w:bottom w:w="60" w:type="dxa"/>
-              <w:left w:w="100" w:type="dxa"/>
-              <w:right w:w="100" w:type="dxa"/>
+              <w:left w:w="80" w:type="dxa"/>
+              <w:right w:w="80" w:type="dxa"/>
             </w:tcMar>
-            <w:shd w:val="clear" w:color="auto" w:fill="EBF5FB"/>
+            <w:shd w:val="clear" w:color="auto" w:fill="D6E4F0"/>
           </w:tcPr>
           <w:p>
             <w:pPr>
@@ -1272,1734 +4279,9 @@
               <w:rPr>
                 <w:rFonts w:ascii="Calibri" w:hAnsi="Calibri"/>
                 <w:b w:val="0"/>
-                <w:i w:val="0"/>
-                <w:sz w:val="20"/>
+                <w:sz w:val="16"/>
               </w:rPr>
-              <w:t>GRP-01, GRP-07</w:t>
-            </w:r>
-          </w:p>
-        </w:tc>
-        <w:tc>
-          <w:tcPr>
-            <w:tcW w:type="dxa" w:w="1113"/>
-            <w:tcMar>
-              <w:top w:w="60" w:type="dxa"/>
-              <w:bottom w:w="60" w:type="dxa"/>
-              <w:left w:w="100" w:type="dxa"/>
-              <w:right w:w="100" w:type="dxa"/>
-            </w:tcMar>
-            <w:shd w:val="clear" w:color="auto" w:fill="EBF5FB"/>
-          </w:tcPr>
-          <w:p>
-            <w:pPr>
-              <w:spacing w:before="40" w:after="40"/>
-            </w:pPr>
-            <w:r>
-              <w:rPr>
-                <w:rFonts w:ascii="Calibri" w:hAnsi="Calibri"/>
-                <w:b w:val="0"/>
-                <w:i w:val="0"/>
-                <w:sz w:val="20"/>
-              </w:rPr>
-              <w:t>S1</w:t>
-            </w:r>
-          </w:p>
-        </w:tc>
-        <w:tc>
-          <w:tcPr>
-            <w:tcW w:type="dxa" w:w="1113"/>
-            <w:tcMar>
-              <w:top w:w="60" w:type="dxa"/>
-              <w:bottom w:w="60" w:type="dxa"/>
-              <w:left w:w="100" w:type="dxa"/>
-              <w:right w:w="100" w:type="dxa"/>
-            </w:tcMar>
-            <w:shd w:val="clear" w:color="auto" w:fill="EBF5FB"/>
-          </w:tcPr>
-          <w:p>
-            <w:pPr>
-              <w:spacing w:before="40" w:after="40"/>
-            </w:pPr>
-            <w:r>
-              <w:rPr>
-                <w:rFonts w:ascii="Calibri" w:hAnsi="Calibri"/>
-                <w:b w:val="0"/>
-                <w:i w:val="0"/>
-                <w:sz w:val="20"/>
-              </w:rPr>
-              <w:t>✅ Entregue</w:t>
-            </w:r>
-          </w:p>
-        </w:tc>
-      </w:tr>
-      <w:tr>
-        <w:trPr>
-          <w:cantSplit w:val="1"/>
-        </w:trPr>
-        <w:tc>
-          <w:tcPr>
-            <w:tcW w:type="dxa" w:w="1113"/>
-            <w:tcMar>
-              <w:top w:w="60" w:type="dxa"/>
-              <w:bottom w:w="60" w:type="dxa"/>
-              <w:left w:w="100" w:type="dxa"/>
-              <w:right w:w="100" w:type="dxa"/>
-            </w:tcMar>
-          </w:tcPr>
-          <w:p>
-            <w:pPr>
-              <w:spacing w:before="40" w:after="40"/>
-            </w:pPr>
-            <w:r>
-              <w:rPr>
-                <w:rFonts w:ascii="Calibri" w:hAnsi="Calibri"/>
-                <w:b w:val="0"/>
-                <w:i w:val="0"/>
-                <w:sz w:val="20"/>
-              </w:rPr>
-              <w:t>RF-02</w:t>
-            </w:r>
-          </w:p>
-        </w:tc>
-        <w:tc>
-          <w:tcPr>
-            <w:tcW w:type="dxa" w:w="1113"/>
-            <w:tcMar>
-              <w:top w:w="60" w:type="dxa"/>
-              <w:bottom w:w="60" w:type="dxa"/>
-              <w:left w:w="100" w:type="dxa"/>
-              <w:right w:w="100" w:type="dxa"/>
-            </w:tcMar>
-          </w:tcPr>
-          <w:p>
-            <w:pPr>
-              <w:spacing w:before="40" w:after="40"/>
-            </w:pPr>
-            <w:r>
-              <w:rPr>
-                <w:rFonts w:ascii="Calibri" w:hAnsi="Calibri"/>
-                <w:b w:val="0"/>
-                <w:i w:val="0"/>
-                <w:sz w:val="20"/>
-              </w:rPr>
-              <w:t>AG-20</w:t>
-            </w:r>
-          </w:p>
-        </w:tc>
-        <w:tc>
-          <w:tcPr>
-            <w:tcW w:type="dxa" w:w="1113"/>
-            <w:tcMar>
-              <w:top w:w="60" w:type="dxa"/>
-              <w:bottom w:w="60" w:type="dxa"/>
-              <w:left w:w="100" w:type="dxa"/>
-              <w:right w:w="100" w:type="dxa"/>
-            </w:tcMar>
-          </w:tcPr>
-          <w:p>
-            <w:pPr>
-              <w:spacing w:before="40" w:after="40"/>
-            </w:pPr>
-            <w:r>
-              <w:rPr>
-                <w:rFonts w:ascii="Calibri" w:hAnsi="Calibri"/>
-                <w:b w:val="0"/>
-                <w:i w:val="0"/>
-                <w:sz w:val="20"/>
-              </w:rPr>
-              <w:t>Listar grupos e consultar usuários do grupo</w:t>
-            </w:r>
-          </w:p>
-        </w:tc>
-        <w:tc>
-          <w:tcPr>
-            <w:tcW w:type="dxa" w:w="1113"/>
-            <w:tcMar>
-              <w:top w:w="60" w:type="dxa"/>
-              <w:bottom w:w="60" w:type="dxa"/>
-              <w:left w:w="100" w:type="dxa"/>
-              <w:right w:w="100" w:type="dxa"/>
-            </w:tcMar>
-          </w:tcPr>
-          <w:p>
-            <w:pPr>
-              <w:spacing w:before="40" w:after="40"/>
-            </w:pPr>
-            <w:r>
-              <w:rPr>
-                <w:rFonts w:ascii="Calibri" w:hAnsi="Calibri"/>
-                <w:b w:val="0"/>
-                <w:i w:val="0"/>
-                <w:sz w:val="20"/>
-              </w:rPr>
-              <w:t>GET listargrupo · GET buscargrupoporid</w:t>
-            </w:r>
-          </w:p>
-        </w:tc>
-        <w:tc>
-          <w:tcPr>
-            <w:tcW w:type="dxa" w:w="1113"/>
-            <w:tcMar>
-              <w:top w:w="60" w:type="dxa"/>
-              <w:bottom w:w="60" w:type="dxa"/>
-              <w:left w:w="100" w:type="dxa"/>
-              <w:right w:w="100" w:type="dxa"/>
-            </w:tcMar>
-          </w:tcPr>
-          <w:p>
-            <w:pPr>
-              <w:spacing w:before="40" w:after="40"/>
-            </w:pPr>
-            <w:r>
-              <w:rPr>
-                <w:rFonts w:ascii="Calibri" w:hAnsi="Calibri"/>
-                <w:b w:val="0"/>
-                <w:i w:val="0"/>
-                <w:sz w:val="20"/>
-              </w:rPr>
-              <w:t>MR !1</w:t>
-            </w:r>
-          </w:p>
-        </w:tc>
-        <w:tc>
-          <w:tcPr>
-            <w:tcW w:type="dxa" w:w="1113"/>
-            <w:tcMar>
-              <w:top w:w="60" w:type="dxa"/>
-              <w:bottom w:w="60" w:type="dxa"/>
-              <w:left w:w="100" w:type="dxa"/>
-              <w:right w:w="100" w:type="dxa"/>
-            </w:tcMar>
-          </w:tcPr>
-          <w:p>
-            <w:pPr>
-              <w:spacing w:before="40" w:after="40"/>
-            </w:pPr>
-            <w:r>
-              <w:rPr>
-                <w:rFonts w:ascii="Calibri" w:hAnsi="Calibri"/>
-                <w:b w:val="0"/>
-                <w:i w:val="0"/>
-                <w:sz w:val="20"/>
-              </w:rPr>
-              <w:t>GRP-02, GRP-03</w:t>
-            </w:r>
-          </w:p>
-        </w:tc>
-        <w:tc>
-          <w:tcPr>
-            <w:tcW w:type="dxa" w:w="1113"/>
-            <w:tcMar>
-              <w:top w:w="60" w:type="dxa"/>
-              <w:bottom w:w="60" w:type="dxa"/>
-              <w:left w:w="100" w:type="dxa"/>
-              <w:right w:w="100" w:type="dxa"/>
-            </w:tcMar>
-          </w:tcPr>
-          <w:p>
-            <w:pPr>
-              <w:spacing w:before="40" w:after="40"/>
-            </w:pPr>
-            <w:r>
-              <w:rPr>
-                <w:rFonts w:ascii="Calibri" w:hAnsi="Calibri"/>
-                <w:b w:val="0"/>
-                <w:i w:val="0"/>
-                <w:sz w:val="20"/>
-              </w:rPr>
-              <w:t>S1</w:t>
-            </w:r>
-          </w:p>
-        </w:tc>
-        <w:tc>
-          <w:tcPr>
-            <w:tcW w:type="dxa" w:w="1113"/>
-            <w:tcMar>
-              <w:top w:w="60" w:type="dxa"/>
-              <w:bottom w:w="60" w:type="dxa"/>
-              <w:left w:w="100" w:type="dxa"/>
-              <w:right w:w="100" w:type="dxa"/>
-            </w:tcMar>
-          </w:tcPr>
-          <w:p>
-            <w:pPr>
-              <w:spacing w:before="40" w:after="40"/>
-            </w:pPr>
-            <w:r>
-              <w:rPr>
-                <w:rFonts w:ascii="Calibri" w:hAnsi="Calibri"/>
-                <w:b w:val="0"/>
-                <w:i w:val="0"/>
-                <w:sz w:val="20"/>
-              </w:rPr>
-              <w:t>✅ Entregue</w:t>
-            </w:r>
-          </w:p>
-        </w:tc>
-      </w:tr>
-      <w:tr>
-        <w:trPr>
-          <w:cantSplit w:val="1"/>
-        </w:trPr>
-        <w:tc>
-          <w:tcPr>
-            <w:tcW w:type="dxa" w:w="1113"/>
-            <w:tcMar>
-              <w:top w:w="60" w:type="dxa"/>
-              <w:bottom w:w="60" w:type="dxa"/>
-              <w:left w:w="100" w:type="dxa"/>
-              <w:right w:w="100" w:type="dxa"/>
-            </w:tcMar>
-            <w:shd w:val="clear" w:color="auto" w:fill="EBF5FB"/>
-          </w:tcPr>
-          <w:p>
-            <w:pPr>
-              <w:spacing w:before="40" w:after="40"/>
-            </w:pPr>
-            <w:r>
-              <w:rPr>
-                <w:rFonts w:ascii="Calibri" w:hAnsi="Calibri"/>
-                <w:b w:val="0"/>
-                <w:i w:val="0"/>
-                <w:sz w:val="20"/>
-              </w:rPr>
-              <w:t>RF-03</w:t>
-            </w:r>
-          </w:p>
-        </w:tc>
-        <w:tc>
-          <w:tcPr>
-            <w:tcW w:type="dxa" w:w="1113"/>
-            <w:tcMar>
-              <w:top w:w="60" w:type="dxa"/>
-              <w:bottom w:w="60" w:type="dxa"/>
-              <w:left w:w="100" w:type="dxa"/>
-              <w:right w:w="100" w:type="dxa"/>
-            </w:tcMar>
-            <w:shd w:val="clear" w:color="auto" w:fill="EBF5FB"/>
-          </w:tcPr>
-          <w:p>
-            <w:pPr>
-              <w:spacing w:before="40" w:after="40"/>
-            </w:pPr>
-            <w:r>
-              <w:rPr>
-                <w:rFonts w:ascii="Calibri" w:hAnsi="Calibri"/>
-                <w:b w:val="0"/>
-                <w:i w:val="0"/>
-                <w:sz w:val="20"/>
-              </w:rPr>
-              <w:t>AG-20</w:t>
-            </w:r>
-          </w:p>
-        </w:tc>
-        <w:tc>
-          <w:tcPr>
-            <w:tcW w:type="dxa" w:w="1113"/>
-            <w:tcMar>
-              <w:top w:w="60" w:type="dxa"/>
-              <w:bottom w:w="60" w:type="dxa"/>
-              <w:left w:w="100" w:type="dxa"/>
-              <w:right w:w="100" w:type="dxa"/>
-            </w:tcMar>
-            <w:shd w:val="clear" w:color="auto" w:fill="EBF5FB"/>
-          </w:tcPr>
-          <w:p>
-            <w:pPr>
-              <w:spacing w:before="40" w:after="40"/>
-            </w:pPr>
-            <w:r>
-              <w:rPr>
-                <w:rFonts w:ascii="Calibri" w:hAnsi="Calibri"/>
-                <w:b w:val="0"/>
-                <w:i w:val="0"/>
-                <w:sz w:val="20"/>
-              </w:rPr>
-              <w:t>Alterar grupo e ativar/desativar</w:t>
-            </w:r>
-          </w:p>
-        </w:tc>
-        <w:tc>
-          <w:tcPr>
-            <w:tcW w:type="dxa" w:w="1113"/>
-            <w:tcMar>
-              <w:top w:w="60" w:type="dxa"/>
-              <w:bottom w:w="60" w:type="dxa"/>
-              <w:left w:w="100" w:type="dxa"/>
-              <w:right w:w="100" w:type="dxa"/>
-            </w:tcMar>
-            <w:shd w:val="clear" w:color="auto" w:fill="EBF5FB"/>
-          </w:tcPr>
-          <w:p>
-            <w:pPr>
-              <w:spacing w:before="40" w:after="40"/>
-            </w:pPr>
-            <w:r>
-              <w:rPr>
-                <w:rFonts w:ascii="Calibri" w:hAnsi="Calibri"/>
-                <w:b w:val="0"/>
-                <w:i w:val="0"/>
-                <w:sz w:val="20"/>
-              </w:rPr>
-              <w:t>POST alterargrupo · POST ativardesativar</w:t>
-            </w:r>
-          </w:p>
-        </w:tc>
-        <w:tc>
-          <w:tcPr>
-            <w:tcW w:type="dxa" w:w="1113"/>
-            <w:tcMar>
-              <w:top w:w="60" w:type="dxa"/>
-              <w:bottom w:w="60" w:type="dxa"/>
-              <w:left w:w="100" w:type="dxa"/>
-              <w:right w:w="100" w:type="dxa"/>
-            </w:tcMar>
-            <w:shd w:val="clear" w:color="auto" w:fill="EBF5FB"/>
-          </w:tcPr>
-          <w:p>
-            <w:pPr>
-              <w:spacing w:before="40" w:after="40"/>
-            </w:pPr>
-            <w:r>
-              <w:rPr>
-                <w:rFonts w:ascii="Calibri" w:hAnsi="Calibri"/>
-                <w:b w:val="0"/>
-                <w:i w:val="0"/>
-                <w:sz w:val="20"/>
-              </w:rPr>
-              <w:t>MR !2</w:t>
-            </w:r>
-          </w:p>
-        </w:tc>
-        <w:tc>
-          <w:tcPr>
-            <w:tcW w:type="dxa" w:w="1113"/>
-            <w:tcMar>
-              <w:top w:w="60" w:type="dxa"/>
-              <w:bottom w:w="60" w:type="dxa"/>
-              <w:left w:w="100" w:type="dxa"/>
-              <w:right w:w="100" w:type="dxa"/>
-            </w:tcMar>
-            <w:shd w:val="clear" w:color="auto" w:fill="EBF5FB"/>
-          </w:tcPr>
-          <w:p>
-            <w:pPr>
-              <w:spacing w:before="40" w:after="40"/>
-            </w:pPr>
-            <w:r>
-              <w:rPr>
-                <w:rFonts w:ascii="Calibri" w:hAnsi="Calibri"/>
-                <w:b w:val="0"/>
-                <w:i w:val="0"/>
-                <w:sz w:val="20"/>
-              </w:rPr>
-              <w:t>GRP-04, GRP-06</w:t>
-            </w:r>
-          </w:p>
-        </w:tc>
-        <w:tc>
-          <w:tcPr>
-            <w:tcW w:type="dxa" w:w="1113"/>
-            <w:tcMar>
-              <w:top w:w="60" w:type="dxa"/>
-              <w:bottom w:w="60" w:type="dxa"/>
-              <w:left w:w="100" w:type="dxa"/>
-              <w:right w:w="100" w:type="dxa"/>
-            </w:tcMar>
-            <w:shd w:val="clear" w:color="auto" w:fill="EBF5FB"/>
-          </w:tcPr>
-          <w:p>
-            <w:pPr>
-              <w:spacing w:before="40" w:after="40"/>
-            </w:pPr>
-            <w:r>
-              <w:rPr>
-                <w:rFonts w:ascii="Calibri" w:hAnsi="Calibri"/>
-                <w:b w:val="0"/>
-                <w:i w:val="0"/>
-                <w:sz w:val="20"/>
-              </w:rPr>
-              <w:t>S1</w:t>
-            </w:r>
-          </w:p>
-        </w:tc>
-        <w:tc>
-          <w:tcPr>
-            <w:tcW w:type="dxa" w:w="1113"/>
-            <w:tcMar>
-              <w:top w:w="60" w:type="dxa"/>
-              <w:bottom w:w="60" w:type="dxa"/>
-              <w:left w:w="100" w:type="dxa"/>
-              <w:right w:w="100" w:type="dxa"/>
-            </w:tcMar>
-            <w:shd w:val="clear" w:color="auto" w:fill="EBF5FB"/>
-          </w:tcPr>
-          <w:p>
-            <w:pPr>
-              <w:spacing w:before="40" w:after="40"/>
-            </w:pPr>
-            <w:r>
-              <w:rPr>
-                <w:rFonts w:ascii="Calibri" w:hAnsi="Calibri"/>
-                <w:b w:val="0"/>
-                <w:i w:val="0"/>
-                <w:sz w:val="20"/>
-              </w:rPr>
-              <w:t>✅ Entregue</w:t>
-            </w:r>
-          </w:p>
-        </w:tc>
-      </w:tr>
-      <w:tr>
-        <w:trPr>
-          <w:cantSplit w:val="1"/>
-        </w:trPr>
-        <w:tc>
-          <w:tcPr>
-            <w:tcW w:type="dxa" w:w="1113"/>
-            <w:tcMar>
-              <w:top w:w="60" w:type="dxa"/>
-              <w:bottom w:w="60" w:type="dxa"/>
-              <w:left w:w="100" w:type="dxa"/>
-              <w:right w:w="100" w:type="dxa"/>
-            </w:tcMar>
-          </w:tcPr>
-          <w:p>
-            <w:pPr>
-              <w:spacing w:before="40" w:after="40"/>
-            </w:pPr>
-            <w:r>
-              <w:rPr>
-                <w:rFonts w:ascii="Calibri" w:hAnsi="Calibri"/>
-                <w:b w:val="0"/>
-                <w:i w:val="0"/>
-                <w:sz w:val="20"/>
-              </w:rPr>
-              <w:t>RF-04</w:t>
-            </w:r>
-          </w:p>
-        </w:tc>
-        <w:tc>
-          <w:tcPr>
-            <w:tcW w:type="dxa" w:w="1113"/>
-            <w:tcMar>
-              <w:top w:w="60" w:type="dxa"/>
-              <w:bottom w:w="60" w:type="dxa"/>
-              <w:left w:w="100" w:type="dxa"/>
-              <w:right w:w="100" w:type="dxa"/>
-            </w:tcMar>
-          </w:tcPr>
-          <w:p>
-            <w:pPr>
-              <w:spacing w:before="40" w:after="40"/>
-            </w:pPr>
-            <w:r>
-              <w:rPr>
-                <w:rFonts w:ascii="Calibri" w:hAnsi="Calibri"/>
-                <w:b w:val="0"/>
-                <w:i w:val="0"/>
-                <w:sz w:val="20"/>
-              </w:rPr>
-              <w:t>AG-20</w:t>
-            </w:r>
-          </w:p>
-        </w:tc>
-        <w:tc>
-          <w:tcPr>
-            <w:tcW w:type="dxa" w:w="1113"/>
-            <w:tcMar>
-              <w:top w:w="60" w:type="dxa"/>
-              <w:bottom w:w="60" w:type="dxa"/>
-              <w:left w:w="100" w:type="dxa"/>
-              <w:right w:w="100" w:type="dxa"/>
-            </w:tcMar>
-          </w:tcPr>
-          <w:p>
-            <w:pPr>
-              <w:spacing w:before="40" w:after="40"/>
-            </w:pPr>
-            <w:r>
-              <w:rPr>
-                <w:rFonts w:ascii="Calibri" w:hAnsi="Calibri"/>
-                <w:b w:val="0"/>
-                <w:i w:val="0"/>
-                <w:sz w:val="20"/>
-              </w:rPr>
-              <w:t>Excluir grupo (com notificação opcional)</w:t>
-            </w:r>
-          </w:p>
-        </w:tc>
-        <w:tc>
-          <w:tcPr>
-            <w:tcW w:type="dxa" w:w="1113"/>
-            <w:tcMar>
-              <w:top w:w="60" w:type="dxa"/>
-              <w:bottom w:w="60" w:type="dxa"/>
-              <w:left w:w="100" w:type="dxa"/>
-              <w:right w:w="100" w:type="dxa"/>
-            </w:tcMar>
-          </w:tcPr>
-          <w:p>
-            <w:pPr>
-              <w:spacing w:before="40" w:after="40"/>
-            </w:pPr>
-            <w:r>
-              <w:rPr>
-                <w:rFonts w:ascii="Calibri" w:hAnsi="Calibri"/>
-                <w:b w:val="0"/>
-                <w:i w:val="0"/>
-                <w:sz w:val="20"/>
-              </w:rPr>
-              <w:t>POST excluirgrupo</w:t>
-            </w:r>
-          </w:p>
-        </w:tc>
-        <w:tc>
-          <w:tcPr>
-            <w:tcW w:type="dxa" w:w="1113"/>
-            <w:tcMar>
-              <w:top w:w="60" w:type="dxa"/>
-              <w:bottom w:w="60" w:type="dxa"/>
-              <w:left w:w="100" w:type="dxa"/>
-              <w:right w:w="100" w:type="dxa"/>
-            </w:tcMar>
-          </w:tcPr>
-          <w:p>
-            <w:pPr>
-              <w:spacing w:before="40" w:after="40"/>
-            </w:pPr>
-            <w:r>
-              <w:rPr>
-                <w:rFonts w:ascii="Calibri" w:hAnsi="Calibri"/>
-                <w:b w:val="0"/>
-                <w:i w:val="0"/>
-                <w:sz w:val="20"/>
-              </w:rPr>
-              <w:t>MR !2</w:t>
-            </w:r>
-          </w:p>
-        </w:tc>
-        <w:tc>
-          <w:tcPr>
-            <w:tcW w:type="dxa" w:w="1113"/>
-            <w:tcMar>
-              <w:top w:w="60" w:type="dxa"/>
-              <w:bottom w:w="60" w:type="dxa"/>
-              <w:left w:w="100" w:type="dxa"/>
-              <w:right w:w="100" w:type="dxa"/>
-            </w:tcMar>
-          </w:tcPr>
-          <w:p>
-            <w:pPr>
-              <w:spacing w:before="40" w:after="40"/>
-            </w:pPr>
-            <w:r>
-              <w:rPr>
-                <w:rFonts w:ascii="Calibri" w:hAnsi="Calibri"/>
-                <w:b w:val="0"/>
-                <w:i w:val="0"/>
-                <w:sz w:val="20"/>
-              </w:rPr>
-              <w:t>GRP-05</w:t>
-            </w:r>
-          </w:p>
-        </w:tc>
-        <w:tc>
-          <w:tcPr>
-            <w:tcW w:type="dxa" w:w="1113"/>
-            <w:tcMar>
-              <w:top w:w="60" w:type="dxa"/>
-              <w:bottom w:w="60" w:type="dxa"/>
-              <w:left w:w="100" w:type="dxa"/>
-              <w:right w:w="100" w:type="dxa"/>
-            </w:tcMar>
-          </w:tcPr>
-          <w:p>
-            <w:pPr>
-              <w:spacing w:before="40" w:after="40"/>
-            </w:pPr>
-            <w:r>
-              <w:rPr>
-                <w:rFonts w:ascii="Calibri" w:hAnsi="Calibri"/>
-                <w:b w:val="0"/>
-                <w:i w:val="0"/>
-                <w:sz w:val="20"/>
-              </w:rPr>
-              <w:t>S1</w:t>
-            </w:r>
-          </w:p>
-        </w:tc>
-        <w:tc>
-          <w:tcPr>
-            <w:tcW w:type="dxa" w:w="1113"/>
-            <w:tcMar>
-              <w:top w:w="60" w:type="dxa"/>
-              <w:bottom w:w="60" w:type="dxa"/>
-              <w:left w:w="100" w:type="dxa"/>
-              <w:right w:w="100" w:type="dxa"/>
-            </w:tcMar>
-          </w:tcPr>
-          <w:p>
-            <w:pPr>
-              <w:spacing w:before="40" w:after="40"/>
-            </w:pPr>
-            <w:r>
-              <w:rPr>
-                <w:rFonts w:ascii="Calibri" w:hAnsi="Calibri"/>
-                <w:b w:val="0"/>
-                <w:i w:val="0"/>
-                <w:sz w:val="20"/>
-              </w:rPr>
-              <w:t>✅ Entregue</w:t>
-            </w:r>
-          </w:p>
-        </w:tc>
-      </w:tr>
-      <w:tr>
-        <w:trPr>
-          <w:cantSplit w:val="1"/>
-        </w:trPr>
-        <w:tc>
-          <w:tcPr>
-            <w:tcW w:type="dxa" w:w="1113"/>
-            <w:tcMar>
-              <w:top w:w="60" w:type="dxa"/>
-              <w:bottom w:w="60" w:type="dxa"/>
-              <w:left w:w="100" w:type="dxa"/>
-              <w:right w:w="100" w:type="dxa"/>
-            </w:tcMar>
-            <w:shd w:val="clear" w:color="auto" w:fill="EBF5FB"/>
-          </w:tcPr>
-          <w:p>
-            <w:pPr>
-              <w:spacing w:before="40" w:after="40"/>
-            </w:pPr>
-            <w:r>
-              <w:rPr>
-                <w:rFonts w:ascii="Calibri" w:hAnsi="Calibri"/>
-                <w:b w:val="0"/>
-                <w:i w:val="0"/>
-                <w:sz w:val="20"/>
-              </w:rPr>
-              <w:t>RF-05</w:t>
-            </w:r>
-          </w:p>
-        </w:tc>
-        <w:tc>
-          <w:tcPr>
-            <w:tcW w:type="dxa" w:w="1113"/>
-            <w:tcMar>
-              <w:top w:w="60" w:type="dxa"/>
-              <w:bottom w:w="60" w:type="dxa"/>
-              <w:left w:w="100" w:type="dxa"/>
-              <w:right w:w="100" w:type="dxa"/>
-            </w:tcMar>
-            <w:shd w:val="clear" w:color="auto" w:fill="EBF5FB"/>
-          </w:tcPr>
-          <w:p>
-            <w:pPr>
-              <w:spacing w:before="40" w:after="40"/>
-            </w:pPr>
-            <w:r>
-              <w:rPr>
-                <w:rFonts w:ascii="Calibri" w:hAnsi="Calibri"/>
-                <w:b w:val="0"/>
-                <w:i w:val="0"/>
-                <w:sz w:val="20"/>
-              </w:rPr>
-              <w:t>AG-21</w:t>
-            </w:r>
-          </w:p>
-        </w:tc>
-        <w:tc>
-          <w:tcPr>
-            <w:tcW w:type="dxa" w:w="1113"/>
-            <w:tcMar>
-              <w:top w:w="60" w:type="dxa"/>
-              <w:bottom w:w="60" w:type="dxa"/>
-              <w:left w:w="100" w:type="dxa"/>
-              <w:right w:w="100" w:type="dxa"/>
-            </w:tcMar>
-            <w:shd w:val="clear" w:color="auto" w:fill="EBF5FB"/>
-          </w:tcPr>
-          <w:p>
-            <w:pPr>
-              <w:spacing w:before="40" w:after="40"/>
-            </w:pPr>
-            <w:r>
-              <w:rPr>
-                <w:rFonts w:ascii="Calibri" w:hAnsi="Calibri"/>
-                <w:b w:val="0"/>
-                <w:i w:val="0"/>
-                <w:sz w:val="20"/>
-              </w:rPr>
-              <w:t>Definir função do usuário no grupo (Usuario/Administrador)</w:t>
-            </w:r>
-          </w:p>
-        </w:tc>
-        <w:tc>
-          <w:tcPr>
-            <w:tcW w:type="dxa" w:w="1113"/>
-            <w:tcMar>
-              <w:top w:w="60" w:type="dxa"/>
-              <w:bottom w:w="60" w:type="dxa"/>
-              <w:left w:w="100" w:type="dxa"/>
-              <w:right w:w="100" w:type="dxa"/>
-            </w:tcMar>
-            <w:shd w:val="clear" w:color="auto" w:fill="EBF5FB"/>
-          </w:tcPr>
-          <w:p>
-            <w:pPr>
-              <w:spacing w:before="40" w:after="40"/>
-            </w:pPr>
-            <w:r>
-              <w:rPr>
-                <w:rFonts w:ascii="Calibri" w:hAnsi="Calibri"/>
-                <w:b w:val="0"/>
-                <w:i w:val="0"/>
-                <w:sz w:val="20"/>
-              </w:rPr>
-              <w:t>POST alterarfuncaodousuario</w:t>
-            </w:r>
-          </w:p>
-        </w:tc>
-        <w:tc>
-          <w:tcPr>
-            <w:tcW w:type="dxa" w:w="1113"/>
-            <w:tcMar>
-              <w:top w:w="60" w:type="dxa"/>
-              <w:bottom w:w="60" w:type="dxa"/>
-              <w:left w:w="100" w:type="dxa"/>
-              <w:right w:w="100" w:type="dxa"/>
-            </w:tcMar>
-            <w:shd w:val="clear" w:color="auto" w:fill="EBF5FB"/>
-          </w:tcPr>
-          <w:p>
-            <w:pPr>
-              <w:spacing w:before="40" w:after="40"/>
-            </w:pPr>
-            <w:r>
-              <w:rPr>
-                <w:rFonts w:ascii="Calibri" w:hAnsi="Calibri"/>
-                <w:b w:val="0"/>
-                <w:i w:val="0"/>
-                <w:sz w:val="20"/>
-              </w:rPr>
-              <w:t>MR !3</w:t>
-            </w:r>
-          </w:p>
-        </w:tc>
-        <w:tc>
-          <w:tcPr>
-            <w:tcW w:type="dxa" w:w="1113"/>
-            <w:tcMar>
-              <w:top w:w="60" w:type="dxa"/>
-              <w:bottom w:w="60" w:type="dxa"/>
-              <w:left w:w="100" w:type="dxa"/>
-              <w:right w:w="100" w:type="dxa"/>
-            </w:tcMar>
-            <w:shd w:val="clear" w:color="auto" w:fill="EBF5FB"/>
-          </w:tcPr>
-          <w:p>
-            <w:pPr>
-              <w:spacing w:before="40" w:after="40"/>
-            </w:pPr>
-            <w:r>
-              <w:rPr>
-                <w:rFonts w:ascii="Calibri" w:hAnsi="Calibri"/>
-                <w:b w:val="0"/>
-                <w:i w:val="0"/>
-                <w:sz w:val="20"/>
-              </w:rPr>
-              <w:t>FUNC-01</w:t>
-            </w:r>
-          </w:p>
-        </w:tc>
-        <w:tc>
-          <w:tcPr>
-            <w:tcW w:type="dxa" w:w="1113"/>
-            <w:tcMar>
-              <w:top w:w="60" w:type="dxa"/>
-              <w:bottom w:w="60" w:type="dxa"/>
-              <w:left w:w="100" w:type="dxa"/>
-              <w:right w:w="100" w:type="dxa"/>
-            </w:tcMar>
-            <w:shd w:val="clear" w:color="auto" w:fill="EBF5FB"/>
-          </w:tcPr>
-          <w:p>
-            <w:pPr>
-              <w:spacing w:before="40" w:after="40"/>
-            </w:pPr>
-            <w:r>
-              <w:rPr>
-                <w:rFonts w:ascii="Calibri" w:hAnsi="Calibri"/>
-                <w:b w:val="0"/>
-                <w:i w:val="0"/>
-                <w:sz w:val="20"/>
-              </w:rPr>
-              <w:t>S1</w:t>
-            </w:r>
-          </w:p>
-        </w:tc>
-        <w:tc>
-          <w:tcPr>
-            <w:tcW w:type="dxa" w:w="1113"/>
-            <w:tcMar>
-              <w:top w:w="60" w:type="dxa"/>
-              <w:bottom w:w="60" w:type="dxa"/>
-              <w:left w:w="100" w:type="dxa"/>
-              <w:right w:w="100" w:type="dxa"/>
-            </w:tcMar>
-            <w:shd w:val="clear" w:color="auto" w:fill="EBF5FB"/>
-          </w:tcPr>
-          <w:p>
-            <w:pPr>
-              <w:spacing w:before="40" w:after="40"/>
-            </w:pPr>
-            <w:r>
-              <w:rPr>
-                <w:rFonts w:ascii="Calibri" w:hAnsi="Calibri"/>
-                <w:b w:val="0"/>
-                <w:i w:val="0"/>
-                <w:sz w:val="20"/>
-              </w:rPr>
-              <w:t>✅ Entregue</w:t>
-            </w:r>
-          </w:p>
-        </w:tc>
-      </w:tr>
-      <w:tr>
-        <w:trPr>
-          <w:cantSplit w:val="1"/>
-        </w:trPr>
-        <w:tc>
-          <w:tcPr>
-            <w:tcW w:type="dxa" w:w="1113"/>
-            <w:tcMar>
-              <w:top w:w="60" w:type="dxa"/>
-              <w:bottom w:w="60" w:type="dxa"/>
-              <w:left w:w="100" w:type="dxa"/>
-              <w:right w:w="100" w:type="dxa"/>
-            </w:tcMar>
-          </w:tcPr>
-          <w:p>
-            <w:pPr>
-              <w:spacing w:before="40" w:after="40"/>
-            </w:pPr>
-            <w:r>
-              <w:rPr>
-                <w:rFonts w:ascii="Calibri" w:hAnsi="Calibri"/>
-                <w:b w:val="0"/>
-                <w:i w:val="0"/>
-                <w:sz w:val="20"/>
-              </w:rPr>
-              <w:t>RF-06</w:t>
-            </w:r>
-          </w:p>
-        </w:tc>
-        <w:tc>
-          <w:tcPr>
-            <w:tcW w:type="dxa" w:w="1113"/>
-            <w:tcMar>
-              <w:top w:w="60" w:type="dxa"/>
-              <w:bottom w:w="60" w:type="dxa"/>
-              <w:left w:w="100" w:type="dxa"/>
-              <w:right w:w="100" w:type="dxa"/>
-            </w:tcMar>
-          </w:tcPr>
-          <w:p>
-            <w:pPr>
-              <w:spacing w:before="40" w:after="40"/>
-            </w:pPr>
-            <w:r>
-              <w:rPr>
-                <w:rFonts w:ascii="Calibri" w:hAnsi="Calibri"/>
-                <w:b w:val="0"/>
-                <w:i w:val="0"/>
-                <w:sz w:val="20"/>
-              </w:rPr>
-              <w:t>AG-22</w:t>
-            </w:r>
-          </w:p>
-        </w:tc>
-        <w:tc>
-          <w:tcPr>
-            <w:tcW w:type="dxa" w:w="1113"/>
-            <w:tcMar>
-              <w:top w:w="60" w:type="dxa"/>
-              <w:bottom w:w="60" w:type="dxa"/>
-              <w:left w:w="100" w:type="dxa"/>
-              <w:right w:w="100" w:type="dxa"/>
-            </w:tcMar>
-          </w:tcPr>
-          <w:p>
-            <w:pPr>
-              <w:spacing w:before="40" w:after="40"/>
-            </w:pPr>
-            <w:r>
-              <w:rPr>
-                <w:rFonts w:ascii="Calibri" w:hAnsi="Calibri"/>
-                <w:b w:val="0"/>
-                <w:i w:val="0"/>
-                <w:sz w:val="20"/>
-              </w:rPr>
-              <w:t>Vincular usuário (lista de membros) e remover usuário do grupo</w:t>
-            </w:r>
-          </w:p>
-        </w:tc>
-        <w:tc>
-          <w:tcPr>
-            <w:tcW w:type="dxa" w:w="1113"/>
-            <w:tcMar>
-              <w:top w:w="60" w:type="dxa"/>
-              <w:bottom w:w="60" w:type="dxa"/>
-              <w:left w:w="100" w:type="dxa"/>
-              <w:right w:w="100" w:type="dxa"/>
-            </w:tcMar>
-          </w:tcPr>
-          <w:p>
-            <w:pPr>
-              <w:spacing w:before="40" w:after="40"/>
-            </w:pPr>
-            <w:r>
-              <w:rPr>
-                <w:rFonts w:ascii="Calibri" w:hAnsi="Calibri"/>
-                <w:b w:val="0"/>
-                <w:i w:val="0"/>
-                <w:sz w:val="20"/>
-              </w:rPr>
-              <w:t>POST incluirgrupo/alterargrupo (GrupoDeUsuarios) · POST removerusuario</w:t>
-            </w:r>
-          </w:p>
-        </w:tc>
-        <w:tc>
-          <w:tcPr>
-            <w:tcW w:type="dxa" w:w="1113"/>
-            <w:tcMar>
-              <w:top w:w="60" w:type="dxa"/>
-              <w:bottom w:w="60" w:type="dxa"/>
-              <w:left w:w="100" w:type="dxa"/>
-              <w:right w:w="100" w:type="dxa"/>
-            </w:tcMar>
-          </w:tcPr>
-          <w:p>
-            <w:pPr>
-              <w:spacing w:before="40" w:after="40"/>
-            </w:pPr>
-            <w:r>
-              <w:rPr>
-                <w:rFonts w:ascii="Calibri" w:hAnsi="Calibri"/>
-                <w:b w:val="0"/>
-                <w:i w:val="0"/>
-                <w:sz w:val="20"/>
-              </w:rPr>
-              <w:t>MR !4, MR !5</w:t>
-            </w:r>
-          </w:p>
-        </w:tc>
-        <w:tc>
-          <w:tcPr>
-            <w:tcW w:type="dxa" w:w="1113"/>
-            <w:tcMar>
-              <w:top w:w="60" w:type="dxa"/>
-              <w:bottom w:w="60" w:type="dxa"/>
-              <w:left w:w="100" w:type="dxa"/>
-              <w:right w:w="100" w:type="dxa"/>
-            </w:tcMar>
-          </w:tcPr>
-          <w:p>
-            <w:pPr>
-              <w:spacing w:before="40" w:after="40"/>
-            </w:pPr>
-            <w:r>
-              <w:rPr>
-                <w:rFonts w:ascii="Calibri" w:hAnsi="Calibri"/>
-                <w:b w:val="0"/>
-                <w:i w:val="0"/>
-                <w:sz w:val="20"/>
-              </w:rPr>
-              <w:t>VINC-01, VINC-02</w:t>
-            </w:r>
-          </w:p>
-        </w:tc>
-        <w:tc>
-          <w:tcPr>
-            <w:tcW w:type="dxa" w:w="1113"/>
-            <w:tcMar>
-              <w:top w:w="60" w:type="dxa"/>
-              <w:bottom w:w="60" w:type="dxa"/>
-              <w:left w:w="100" w:type="dxa"/>
-              <w:right w:w="100" w:type="dxa"/>
-            </w:tcMar>
-          </w:tcPr>
-          <w:p>
-            <w:pPr>
-              <w:spacing w:before="40" w:after="40"/>
-            </w:pPr>
-            <w:r>
-              <w:rPr>
-                <w:rFonts w:ascii="Calibri" w:hAnsi="Calibri"/>
-                <w:b w:val="0"/>
-                <w:i w:val="0"/>
-                <w:sz w:val="20"/>
-              </w:rPr>
-              <w:t>S1</w:t>
-            </w:r>
-          </w:p>
-        </w:tc>
-        <w:tc>
-          <w:tcPr>
-            <w:tcW w:type="dxa" w:w="1113"/>
-            <w:tcMar>
-              <w:top w:w="60" w:type="dxa"/>
-              <w:bottom w:w="60" w:type="dxa"/>
-              <w:left w:w="100" w:type="dxa"/>
-              <w:right w:w="100" w:type="dxa"/>
-            </w:tcMar>
-          </w:tcPr>
-          <w:p>
-            <w:pPr>
-              <w:spacing w:before="40" w:after="40"/>
-            </w:pPr>
-            <w:r>
-              <w:rPr>
-                <w:rFonts w:ascii="Calibri" w:hAnsi="Calibri"/>
-                <w:b w:val="0"/>
-                <w:i w:val="0"/>
-                <w:sz w:val="20"/>
-              </w:rPr>
-              <w:t>✅ Entregue</w:t>
-            </w:r>
-          </w:p>
-        </w:tc>
-      </w:tr>
-      <w:tr>
-        <w:trPr>
-          <w:cantSplit w:val="1"/>
-        </w:trPr>
-        <w:tc>
-          <w:tcPr>
-            <w:tcW w:type="dxa" w:w="1113"/>
-            <w:tcMar>
-              <w:top w:w="60" w:type="dxa"/>
-              <w:bottom w:w="60" w:type="dxa"/>
-              <w:left w:w="100" w:type="dxa"/>
-              <w:right w:w="100" w:type="dxa"/>
-            </w:tcMar>
-            <w:shd w:val="clear" w:color="auto" w:fill="EBF5FB"/>
-          </w:tcPr>
-          <w:p>
-            <w:pPr>
-              <w:spacing w:before="40" w:after="40"/>
-            </w:pPr>
-            <w:r>
-              <w:rPr>
-                <w:rFonts w:ascii="Calibri" w:hAnsi="Calibri"/>
-                <w:b w:val="0"/>
-                <w:i w:val="0"/>
-                <w:sz w:val="20"/>
-              </w:rPr>
-              <w:t>RF-07</w:t>
-            </w:r>
-          </w:p>
-        </w:tc>
-        <w:tc>
-          <w:tcPr>
-            <w:tcW w:type="dxa" w:w="1113"/>
-            <w:tcMar>
-              <w:top w:w="60" w:type="dxa"/>
-              <w:bottom w:w="60" w:type="dxa"/>
-              <w:left w:w="100" w:type="dxa"/>
-              <w:right w:w="100" w:type="dxa"/>
-            </w:tcMar>
-            <w:shd w:val="clear" w:color="auto" w:fill="EBF5FB"/>
-          </w:tcPr>
-          <w:p>
-            <w:pPr>
-              <w:spacing w:before="40" w:after="40"/>
-            </w:pPr>
-            <w:r>
-              <w:rPr>
-                <w:rFonts w:ascii="Calibri" w:hAnsi="Calibri"/>
-                <w:b w:val="0"/>
-                <w:i w:val="0"/>
-                <w:sz w:val="20"/>
-              </w:rPr>
-              <w:t>AG-23</w:t>
-            </w:r>
-          </w:p>
-        </w:tc>
-        <w:tc>
-          <w:tcPr>
-            <w:tcW w:type="dxa" w:w="1113"/>
-            <w:tcMar>
-              <w:top w:w="60" w:type="dxa"/>
-              <w:bottom w:w="60" w:type="dxa"/>
-              <w:left w:w="100" w:type="dxa"/>
-              <w:right w:w="100" w:type="dxa"/>
-            </w:tcMar>
-            <w:shd w:val="clear" w:color="auto" w:fill="EBF5FB"/>
-          </w:tcPr>
-          <w:p>
-            <w:pPr>
-              <w:spacing w:before="40" w:after="40"/>
-            </w:pPr>
-            <w:r>
-              <w:rPr>
-                <w:rFonts w:ascii="Calibri" w:hAnsi="Calibri"/>
-                <w:b w:val="0"/>
-                <w:i w:val="0"/>
-                <w:sz w:val="20"/>
-              </w:rPr>
-              <w:t>Registrar auditoria de ações em AuditoriaGrupos</w:t>
-            </w:r>
-          </w:p>
-        </w:tc>
-        <w:tc>
-          <w:tcPr>
-            <w:tcW w:type="dxa" w:w="1113"/>
-            <w:tcMar>
-              <w:top w:w="60" w:type="dxa"/>
-              <w:bottom w:w="60" w:type="dxa"/>
-              <w:left w:w="100" w:type="dxa"/>
-              <w:right w:w="100" w:type="dxa"/>
-            </w:tcMar>
-            <w:shd w:val="clear" w:color="auto" w:fill="EBF5FB"/>
-          </w:tcPr>
-          <w:p>
-            <w:pPr>
-              <w:spacing w:before="40" w:after="40"/>
-            </w:pPr>
-            <w:r>
-              <w:rPr>
-                <w:rFonts w:ascii="Calibri" w:hAnsi="Calibri"/>
-                <w:b w:val="0"/>
-                <w:i/>
-                <w:sz w:val="20"/>
-              </w:rPr>
-              <w:t>(planejado — não implementado)</w:t>
-            </w:r>
-          </w:p>
-        </w:tc>
-        <w:tc>
-          <w:tcPr>
-            <w:tcW w:type="dxa" w:w="1113"/>
-            <w:tcMar>
-              <w:top w:w="60" w:type="dxa"/>
-              <w:bottom w:w="60" w:type="dxa"/>
-              <w:left w:w="100" w:type="dxa"/>
-              <w:right w:w="100" w:type="dxa"/>
-            </w:tcMar>
-            <w:shd w:val="clear" w:color="auto" w:fill="EBF5FB"/>
-          </w:tcPr>
-          <w:p>
-            <w:pPr>
-              <w:spacing w:before="40" w:after="40"/>
-            </w:pPr>
-            <w:r>
-              <w:rPr>
-                <w:rFonts w:ascii="Calibri" w:hAnsi="Calibri"/>
-                <w:b w:val="0"/>
-                <w:i w:val="0"/>
-                <w:sz w:val="20"/>
-              </w:rPr>
-              <w:t>MR pendente</w:t>
-            </w:r>
-          </w:p>
-        </w:tc>
-        <w:tc>
-          <w:tcPr>
-            <w:tcW w:type="dxa" w:w="1113"/>
-            <w:tcMar>
-              <w:top w:w="60" w:type="dxa"/>
-              <w:bottom w:w="60" w:type="dxa"/>
-              <w:left w:w="100" w:type="dxa"/>
-              <w:right w:w="100" w:type="dxa"/>
-            </w:tcMar>
-            <w:shd w:val="clear" w:color="auto" w:fill="EBF5FB"/>
-          </w:tcPr>
-          <w:p>
-            <w:pPr>
-              <w:spacing w:before="40" w:after="40"/>
-            </w:pPr>
-            <w:r>
-              <w:rPr>
-                <w:rFonts w:ascii="Calibri" w:hAnsi="Calibri"/>
-                <w:b w:val="0"/>
-                <w:i w:val="0"/>
-                <w:sz w:val="20"/>
-              </w:rPr>
-              <w:t>AUD-01</w:t>
-            </w:r>
-          </w:p>
-        </w:tc>
-        <w:tc>
-          <w:tcPr>
-            <w:tcW w:type="dxa" w:w="1113"/>
-            <w:tcMar>
-              <w:top w:w="60" w:type="dxa"/>
-              <w:bottom w:w="60" w:type="dxa"/>
-              <w:left w:w="100" w:type="dxa"/>
-              <w:right w:w="100" w:type="dxa"/>
-            </w:tcMar>
-            <w:shd w:val="clear" w:color="auto" w:fill="EBF5FB"/>
-          </w:tcPr>
-          <w:p>
-            <w:pPr>
-              <w:spacing w:before="40" w:after="40"/>
-            </w:pPr>
-            <w:r>
-              <w:rPr>
-                <w:rFonts w:ascii="Calibri" w:hAnsi="Calibri"/>
-                <w:b w:val="0"/>
-                <w:i w:val="0"/>
-                <w:sz w:val="20"/>
-              </w:rPr>
-              <w:t>S2</w:t>
-            </w:r>
-          </w:p>
-        </w:tc>
-        <w:tc>
-          <w:tcPr>
-            <w:tcW w:type="dxa" w:w="1113"/>
-            <w:tcMar>
-              <w:top w:w="60" w:type="dxa"/>
-              <w:bottom w:w="60" w:type="dxa"/>
-              <w:left w:w="100" w:type="dxa"/>
-              <w:right w:w="100" w:type="dxa"/>
-            </w:tcMar>
-            <w:shd w:val="clear" w:color="auto" w:fill="EBF5FB"/>
-          </w:tcPr>
-          <w:p>
-            <w:pPr>
-              <w:spacing w:before="40" w:after="40"/>
-            </w:pPr>
-            <w:r>
-              <w:rPr>
-                <w:rFonts w:ascii="Calibri" w:hAnsi="Calibri"/>
-                <w:b w:val="0"/>
-                <w:i w:val="0"/>
-                <w:sz w:val="20"/>
-              </w:rPr>
-              <w:t>⏳ Em andamento</w:t>
-            </w:r>
-          </w:p>
-        </w:tc>
-      </w:tr>
-      <w:tr>
-        <w:trPr>
-          <w:cantSplit w:val="1"/>
-        </w:trPr>
-        <w:tc>
-          <w:tcPr>
-            <w:tcW w:type="dxa" w:w="1113"/>
-            <w:tcMar>
-              <w:top w:w="60" w:type="dxa"/>
-              <w:bottom w:w="60" w:type="dxa"/>
-              <w:left w:w="100" w:type="dxa"/>
-              <w:right w:w="100" w:type="dxa"/>
-            </w:tcMar>
-          </w:tcPr>
-          <w:p>
-            <w:pPr>
-              <w:spacing w:before="40" w:after="40"/>
-            </w:pPr>
-            <w:r>
-              <w:rPr>
-                <w:rFonts w:ascii="Calibri" w:hAnsi="Calibri"/>
-                <w:b w:val="0"/>
-                <w:i w:val="0"/>
-                <w:sz w:val="20"/>
-              </w:rPr>
-              <w:t>RF-08</w:t>
-            </w:r>
-          </w:p>
-        </w:tc>
-        <w:tc>
-          <w:tcPr>
-            <w:tcW w:type="dxa" w:w="1113"/>
-            <w:tcMar>
-              <w:top w:w="60" w:type="dxa"/>
-              <w:bottom w:w="60" w:type="dxa"/>
-              <w:left w:w="100" w:type="dxa"/>
-              <w:right w:w="100" w:type="dxa"/>
-            </w:tcMar>
-          </w:tcPr>
-          <w:p>
-            <w:pPr>
-              <w:spacing w:before="40" w:after="40"/>
-            </w:pPr>
-            <w:r>
-              <w:rPr>
-                <w:rFonts w:ascii="Calibri" w:hAnsi="Calibri"/>
-                <w:b w:val="0"/>
-                <w:i w:val="0"/>
-                <w:sz w:val="20"/>
-              </w:rPr>
-              <w:t>AG-24</w:t>
-            </w:r>
-          </w:p>
-        </w:tc>
-        <w:tc>
-          <w:tcPr>
-            <w:tcW w:type="dxa" w:w="1113"/>
-            <w:tcMar>
-              <w:top w:w="60" w:type="dxa"/>
-              <w:bottom w:w="60" w:type="dxa"/>
-              <w:left w:w="100" w:type="dxa"/>
-              <w:right w:w="100" w:type="dxa"/>
-            </w:tcMar>
-          </w:tcPr>
-          <w:p>
-            <w:pPr>
-              <w:spacing w:before="40" w:after="40"/>
-            </w:pPr>
-            <w:r>
-              <w:rPr>
-                <w:rFonts w:ascii="Calibri" w:hAnsi="Calibri"/>
-                <w:b w:val="0"/>
-                <w:i w:val="0"/>
-                <w:sz w:val="20"/>
-              </w:rPr>
-              <w:t>Integrar com ms.temis.vinculos</w:t>
-            </w:r>
-          </w:p>
-        </w:tc>
-        <w:tc>
-          <w:tcPr>
-            <w:tcW w:type="dxa" w:w="1113"/>
-            <w:tcMar>
-              <w:top w:w="60" w:type="dxa"/>
-              <w:bottom w:w="60" w:type="dxa"/>
-              <w:left w:w="100" w:type="dxa"/>
-              <w:right w:w="100" w:type="dxa"/>
-            </w:tcMar>
-          </w:tcPr>
-          <w:p>
-            <w:pPr>
-              <w:spacing w:before="40" w:after="40"/>
-            </w:pPr>
-            <w:r>
-              <w:rPr>
-                <w:rFonts w:ascii="Calibri" w:hAnsi="Calibri"/>
-                <w:b w:val="0"/>
-                <w:i/>
-                <w:sz w:val="20"/>
-              </w:rPr>
-              <w:t>(planejado — não implementado)</w:t>
-            </w:r>
-          </w:p>
-        </w:tc>
-        <w:tc>
-          <w:tcPr>
-            <w:tcW w:type="dxa" w:w="1113"/>
-            <w:tcMar>
-              <w:top w:w="60" w:type="dxa"/>
-              <w:bottom w:w="60" w:type="dxa"/>
-              <w:left w:w="100" w:type="dxa"/>
-              <w:right w:w="100" w:type="dxa"/>
-            </w:tcMar>
-          </w:tcPr>
-          <w:p>
-            <w:pPr>
-              <w:spacing w:before="40" w:after="40"/>
-            </w:pPr>
-            <w:r>
-              <w:rPr>
-                <w:rFonts w:ascii="Calibri" w:hAnsi="Calibri"/>
-                <w:b w:val="0"/>
-                <w:i w:val="0"/>
-                <w:sz w:val="20"/>
-              </w:rPr>
-              <w:t>MR pendente</w:t>
-            </w:r>
-          </w:p>
-        </w:tc>
-        <w:tc>
-          <w:tcPr>
-            <w:tcW w:type="dxa" w:w="1113"/>
-            <w:tcMar>
-              <w:top w:w="60" w:type="dxa"/>
-              <w:bottom w:w="60" w:type="dxa"/>
-              <w:left w:w="100" w:type="dxa"/>
-              <w:right w:w="100" w:type="dxa"/>
-            </w:tcMar>
-          </w:tcPr>
-          <w:p>
-            <w:pPr>
-              <w:spacing w:before="40" w:after="40"/>
-            </w:pPr>
-            <w:r>
-              <w:rPr>
-                <w:rFonts w:ascii="Calibri" w:hAnsi="Calibri"/>
-                <w:b w:val="0"/>
-                <w:i w:val="0"/>
-                <w:sz w:val="20"/>
-              </w:rPr>
-              <w:t>INT-01</w:t>
-            </w:r>
-          </w:p>
-        </w:tc>
-        <w:tc>
-          <w:tcPr>
-            <w:tcW w:type="dxa" w:w="1113"/>
-            <w:tcMar>
-              <w:top w:w="60" w:type="dxa"/>
-              <w:bottom w:w="60" w:type="dxa"/>
-              <w:left w:w="100" w:type="dxa"/>
-              <w:right w:w="100" w:type="dxa"/>
-            </w:tcMar>
-          </w:tcPr>
-          <w:p>
-            <w:pPr>
-              <w:spacing w:before="40" w:after="40"/>
-            </w:pPr>
-            <w:r>
-              <w:rPr>
-                <w:rFonts w:ascii="Calibri" w:hAnsi="Calibri"/>
-                <w:b w:val="0"/>
-                <w:i w:val="0"/>
-                <w:sz w:val="20"/>
-              </w:rPr>
-              <w:t>S2</w:t>
-            </w:r>
-          </w:p>
-        </w:tc>
-        <w:tc>
-          <w:tcPr>
-            <w:tcW w:type="dxa" w:w="1113"/>
-            <w:tcMar>
-              <w:top w:w="60" w:type="dxa"/>
-              <w:bottom w:w="60" w:type="dxa"/>
-              <w:left w:w="100" w:type="dxa"/>
-              <w:right w:w="100" w:type="dxa"/>
-            </w:tcMar>
-          </w:tcPr>
-          <w:p>
-            <w:pPr>
-              <w:spacing w:before="40" w:after="40"/>
-            </w:pPr>
-            <w:r>
-              <w:rPr>
-                <w:rFonts w:ascii="Calibri" w:hAnsi="Calibri"/>
-                <w:b w:val="0"/>
-                <w:i w:val="0"/>
-                <w:sz w:val="20"/>
-              </w:rPr>
-              <w:t>⏳ Em andamento</w:t>
-            </w:r>
-          </w:p>
-        </w:tc>
-      </w:tr>
-      <w:tr>
-        <w:trPr>
-          <w:cantSplit w:val="1"/>
-        </w:trPr>
-        <w:tc>
-          <w:tcPr>
-            <w:tcW w:type="dxa" w:w="1113"/>
-            <w:tcMar>
-              <w:top w:w="60" w:type="dxa"/>
-              <w:bottom w:w="60" w:type="dxa"/>
-              <w:left w:w="100" w:type="dxa"/>
-              <w:right w:w="100" w:type="dxa"/>
-            </w:tcMar>
-            <w:shd w:val="clear" w:color="auto" w:fill="EBF5FB"/>
-          </w:tcPr>
-          <w:p>
-            <w:pPr>
-              <w:spacing w:before="40" w:after="40"/>
-            </w:pPr>
-            <w:r>
-              <w:rPr>
-                <w:rFonts w:ascii="Calibri" w:hAnsi="Calibri"/>
-                <w:b w:val="0"/>
-                <w:i w:val="0"/>
-                <w:sz w:val="20"/>
-              </w:rPr>
-              <w:t>RF-09</w:t>
-            </w:r>
-          </w:p>
-        </w:tc>
-        <w:tc>
-          <w:tcPr>
-            <w:tcW w:type="dxa" w:w="1113"/>
-            <w:tcMar>
-              <w:top w:w="60" w:type="dxa"/>
-              <w:bottom w:w="60" w:type="dxa"/>
-              <w:left w:w="100" w:type="dxa"/>
-              <w:right w:w="100" w:type="dxa"/>
-            </w:tcMar>
-            <w:shd w:val="clear" w:color="auto" w:fill="EBF5FB"/>
-          </w:tcPr>
-          <w:p>
-            <w:pPr>
-              <w:spacing w:before="40" w:after="40"/>
-            </w:pPr>
-            <w:r>
-              <w:rPr>
-                <w:rFonts w:ascii="Calibri" w:hAnsi="Calibri"/>
-                <w:b w:val="0"/>
-                <w:i w:val="0"/>
-                <w:sz w:val="20"/>
-              </w:rPr>
-              <w:t>AG-25</w:t>
-            </w:r>
-          </w:p>
-        </w:tc>
-        <w:tc>
-          <w:tcPr>
-            <w:tcW w:type="dxa" w:w="1113"/>
-            <w:tcMar>
-              <w:top w:w="60" w:type="dxa"/>
-              <w:bottom w:w="60" w:type="dxa"/>
-              <w:left w:w="100" w:type="dxa"/>
-              <w:right w:w="100" w:type="dxa"/>
-            </w:tcMar>
-            <w:shd w:val="clear" w:color="auto" w:fill="EBF5FB"/>
-          </w:tcPr>
-          <w:p>
-            <w:pPr>
-              <w:spacing w:before="40" w:after="40"/>
-            </w:pPr>
-            <w:r>
-              <w:rPr>
-                <w:rFonts w:ascii="Calibri" w:hAnsi="Calibri"/>
-                <w:b w:val="0"/>
-                <w:i w:val="0"/>
-                <w:sz w:val="20"/>
-              </w:rPr>
-              <w:t>Gerar relatório consolidado de grupos</w:t>
-            </w:r>
-          </w:p>
-        </w:tc>
-        <w:tc>
-          <w:tcPr>
-            <w:tcW w:type="dxa" w:w="1113"/>
-            <w:tcMar>
-              <w:top w:w="60" w:type="dxa"/>
-              <w:bottom w:w="60" w:type="dxa"/>
-              <w:left w:w="100" w:type="dxa"/>
-              <w:right w:w="100" w:type="dxa"/>
-            </w:tcMar>
-            <w:shd w:val="clear" w:color="auto" w:fill="EBF5FB"/>
-          </w:tcPr>
-          <w:p>
-            <w:pPr>
-              <w:spacing w:before="40" w:after="40"/>
-            </w:pPr>
-            <w:r>
-              <w:rPr>
-                <w:rFonts w:ascii="Calibri" w:hAnsi="Calibri"/>
-                <w:b w:val="0"/>
-                <w:i/>
-                <w:sz w:val="20"/>
-              </w:rPr>
-              <w:t>(planejado — não implementado)</w:t>
-            </w:r>
-          </w:p>
-        </w:tc>
-        <w:tc>
-          <w:tcPr>
-            <w:tcW w:type="dxa" w:w="1113"/>
-            <w:tcMar>
-              <w:top w:w="60" w:type="dxa"/>
-              <w:bottom w:w="60" w:type="dxa"/>
-              <w:left w:w="100" w:type="dxa"/>
-              <w:right w:w="100" w:type="dxa"/>
-            </w:tcMar>
-            <w:shd w:val="clear" w:color="auto" w:fill="EBF5FB"/>
-          </w:tcPr>
-          <w:p>
-            <w:pPr>
-              <w:spacing w:before="40" w:after="40"/>
-            </w:pPr>
-            <w:r>
-              <w:rPr>
-                <w:rFonts w:ascii="Calibri" w:hAnsi="Calibri"/>
-                <w:b w:val="0"/>
-                <w:i w:val="0"/>
-                <w:sz w:val="20"/>
-              </w:rPr>
-              <w:t>MR pendente</w:t>
-            </w:r>
-          </w:p>
-        </w:tc>
-        <w:tc>
-          <w:tcPr>
-            <w:tcW w:type="dxa" w:w="1113"/>
-            <w:tcMar>
-              <w:top w:w="60" w:type="dxa"/>
-              <w:bottom w:w="60" w:type="dxa"/>
-              <w:left w:w="100" w:type="dxa"/>
-              <w:right w:w="100" w:type="dxa"/>
-            </w:tcMar>
-            <w:shd w:val="clear" w:color="auto" w:fill="EBF5FB"/>
-          </w:tcPr>
-          <w:p>
-            <w:pPr>
-              <w:spacing w:before="40" w:after="40"/>
-            </w:pPr>
-            <w:r>
-              <w:rPr>
-                <w:rFonts w:ascii="Calibri" w:hAnsi="Calibri"/>
-                <w:b w:val="0"/>
-                <w:i w:val="0"/>
-                <w:sz w:val="20"/>
-              </w:rPr>
-              <w:t>REL-01</w:t>
-            </w:r>
-          </w:p>
-        </w:tc>
-        <w:tc>
-          <w:tcPr>
-            <w:tcW w:type="dxa" w:w="1113"/>
-            <w:tcMar>
-              <w:top w:w="60" w:type="dxa"/>
-              <w:bottom w:w="60" w:type="dxa"/>
-              <w:left w:w="100" w:type="dxa"/>
-              <w:right w:w="100" w:type="dxa"/>
-            </w:tcMar>
-            <w:shd w:val="clear" w:color="auto" w:fill="EBF5FB"/>
-          </w:tcPr>
-          <w:p>
-            <w:pPr>
-              <w:spacing w:before="40" w:after="40"/>
-            </w:pPr>
-            <w:r>
-              <w:rPr>
-                <w:rFonts w:ascii="Calibri" w:hAnsi="Calibri"/>
-                <w:b w:val="0"/>
-                <w:i w:val="0"/>
-                <w:sz w:val="20"/>
-              </w:rPr>
-              <w:t>S3</w:t>
-            </w:r>
-          </w:p>
-        </w:tc>
-        <w:tc>
-          <w:tcPr>
-            <w:tcW w:type="dxa" w:w="1113"/>
-            <w:tcMar>
-              <w:top w:w="60" w:type="dxa"/>
-              <w:bottom w:w="60" w:type="dxa"/>
-              <w:left w:w="100" w:type="dxa"/>
-              <w:right w:w="100" w:type="dxa"/>
-            </w:tcMar>
-            <w:shd w:val="clear" w:color="auto" w:fill="EBF5FB"/>
-          </w:tcPr>
-          <w:p>
-            <w:pPr>
-              <w:spacing w:before="40" w:after="40"/>
-            </w:pPr>
-            <w:r>
-              <w:rPr>
-                <w:rFonts w:ascii="Calibri" w:hAnsi="Calibri"/>
-                <w:b w:val="0"/>
-                <w:i w:val="0"/>
-                <w:sz w:val="20"/>
-              </w:rPr>
-              <w:t>📅 Planejado</w:t>
+              <w:t xml:space="preserve">Planejado</w:t>
             </w:r>
           </w:p>
         </w:tc>
@@ -3007,55 +4289,127 @@
     </w:tbl>
     <w:p>
       <w:pPr>
-        <w:spacing w:before="0" w:after="160"/>
+        <w:spacing w:before="120" w:after="80"/>
+        <w:jc w:val="center"/>
+      </w:pPr>
+      <w:r>
+        <w:drawing>
+          <wp:inline xmlns:wp="http://schemas.openxmlformats.org/drawingml/2006/wordprocessingDrawing" distT="0" distB="0" distL="0" distR="0">
+            <wp:extent cx="5715000" cy="2561587"/>
+            <wp:effectExtent l="0" t="0" r="0" b="0"/>
+            <wp:docPr id="1" name="issues" descr="issues"/>
+            <wp:cNvGraphicFramePr>
+              <a:graphicFrameLocks xmlns:a="http://schemas.openxmlformats.org/drawingml/2006/main" noChangeAspect="1"/>
+            </wp:cNvGraphicFramePr>
+            <a:graphic xmlns:a="http://schemas.openxmlformats.org/drawingml/2006/main">
+              <a:graphicData uri="http://schemas.openxmlformats.org/drawingml/2006/picture">
+                <pic:pic xmlns:pic="http://schemas.openxmlformats.org/drawingml/2006/picture">
+                  <pic:nvPicPr>
+                    <pic:cNvPr id="1" name="issues" descr="issues"/>
+                    <pic:cNvPicPr>
+                      <a:picLocks noChangeAspect="1" noChangeArrowheads="1"/>
+                    </pic:cNvPicPr>
+                  </pic:nvPicPr>
+                  <pic:blipFill>
+                    <a:blip xmlns:r="http://schemas.openxmlformats.org/officeDocument/2006/relationships" r:embed="rId_img_1"/>
+                    <a:stretch>
+                      <a:fillRect/>
+                    </a:stretch>
+                  </pic:blipFill>
+                  <pic:spPr bwMode="auto">
+                    <a:xfrm>
+                      <a:off x="0" y="0"/>
+                      <a:ext cx="5715000" cy="2561587"/>
+                    </a:xfrm>
+                    <a:prstGeom prst="rect">
+                      <a:avLst/>
+                    </a:prstGeom>
+                    <a:noFill/>
+                  </pic:spPr>
+                </pic:pic>
+              </a:graphicData>
+            </a:graphic>
+          </wp:inline>
+        </w:drawing>
+      </w:r>
+    </w:p>
+    <w:p>
+      <w:pPr>
+        <w:spacing w:before="40" w:after="200"/>
+        <w:jc w:val="center"/>
+      </w:pPr>
+      <w:r>
+        <w:rPr>
+          <w:rFonts w:ascii="Calibri" w:hAnsi="Calibri"/>
+          <w:i/>
+          <w:color w:val="555555"/>
+          <w:sz w:val="18"/>
+        </w:rPr>
+        <w:t>Figura 1 — GitLab Issues Board — AG-20 a AG-25</w:t>
+      </w:r>
+    </w:p>
+    <w:p>
+      <w:pPr>
+        <w:spacing w:before="120" w:after="120"/>
       </w:pPr>
     </w:p>
     <w:p>
       <w:pPr>
         <w:pStyle w:val="Heading2"/>
-        <w:keepNext/>
-        <w:keepLines/>
       </w:pPr>
       <w:r>
-        <w:t>2.1 Rastreabilidade — Requisitos Não Funcionais</w:t>
+        <w:rPr>
+          <w:rFonts w:ascii="Calibri" w:hAnsi="Calibri"/>
+        </w:rPr>
+        <w:t>4. Itens Rastreados sem Cobertura de Teste Concluída</w:t>
+      </w:r>
+    </w:p>
+    <w:p>
+      <w:pPr>
+        <w:spacing w:before="80" w:after="80"/>
+      </w:pPr>
+      <w:r>
+        <w:rPr>
+          <w:rFonts w:ascii="Calibri" w:hAnsi="Calibri"/>
+          <w:sz w:val="20"/>
+        </w:rPr>
+        <w:t xml:space="preserve">Os itens abaixo possuem requisito definido e rastreabilidade registrada, mas ainda não possuem casos de teste executados e aprovados, pois estão em sprints em andamento ou futuras e ainda não foram implementados no código.</w:t>
       </w:r>
     </w:p>
     <w:tbl>
       <w:tblPr>
         <w:tblW w:type="auto" w:w="0"/>
-        <w:tblLook w:firstColumn="1" w:firstRow="1" w:lastColumn="0" w:lastRow="0" w:noHBand="0" w:noVBand="1" w:val="04A0"/>
         <w:tblBorders>
-          <w:top w:val="single" w:sz="4" w:space="0" w:color="003366"/>
-          <w:left w:val="single" w:sz="4" w:space="0" w:color="003366"/>
-          <w:bottom w:val="single" w:sz="4" w:space="0" w:color="003366"/>
-          <w:right w:val="single" w:sz="4" w:space="0" w:color="003366"/>
-          <w:insideH w:val="single" w:sz="4" w:space="0" w:color="003366"/>
-          <w:insideV w:val="single" w:sz="4" w:space="0" w:color="003366"/>
+          <w:top w:val="single" w:sz="4" w:space="0" w:color="AAAAAA"/>
+          <w:left w:val="single" w:sz="4" w:space="0" w:color="AAAAAA"/>
+          <w:bottom w:val="single" w:sz="4" w:space="0" w:color="AAAAAA"/>
+          <w:right w:val="single" w:sz="4" w:space="0" w:color="AAAAAA"/>
+          <w:insideH w:val="single" w:sz="4" w:space="0" w:color="AAAAAA"/>
+          <w:insideV w:val="single" w:sz="4" w:space="0" w:color="AAAAAA"/>
         </w:tblBorders>
       </w:tblPr>
       <w:tblGrid>
-        <w:gridCol w:w="1272"/>
-        <w:gridCol w:w="1272"/>
-        <w:gridCol w:w="1272"/>
-        <w:gridCol w:w="1272"/>
-        <w:gridCol w:w="1272"/>
-        <w:gridCol w:w="1272"/>
-        <w:gridCol w:w="1272"/>
+        <w:gridCol w:w="1780"/>
+        <w:gridCol w:w="1780"/>
+        <w:gridCol w:w="1780"/>
+        <w:gridCol w:w="1780"/>
+        <w:gridCol w:w="1782"/>
       </w:tblGrid>
       <w:tr>
         <w:trPr>
+          <w:tblHeader/>
           <w:cantSplit w:val="1"/>
         </w:trPr>
         <w:tc>
           <w:tcPr>
-            <w:tcW w:type="dxa" w:w="1272"/>
+            <w:tcW w:type="dxa" w:w="1780"/>
             <w:tcMar>
               <w:top w:w="60" w:type="dxa"/>
               <w:bottom w:w="60" w:type="dxa"/>
-              <w:left w:w="100" w:type="dxa"/>
-              <w:right w:w="100" w:type="dxa"/>
+              <w:left w:w="80" w:type="dxa"/>
+              <w:right w:w="80" w:type="dxa"/>
             </w:tcMar>
-            <w:shd w:val="clear" w:color="auto" w:fill="003366"/>
+            <w:shd w:val="clear" w:color="auto" w:fill="1F3864"/>
           </w:tcPr>
           <w:p>
             <w:pPr>
@@ -3065,24 +4419,23 @@
               <w:rPr>
                 <w:rFonts w:ascii="Calibri" w:hAnsi="Calibri"/>
                 <w:b/>
-                <w:i w:val="0"/>
                 <w:color w:val="FFFFFF"/>
                 <w:sz w:val="20"/>
               </w:rPr>
-              <w:t>Req. (RNF)</w:t>
+              <w:t xml:space="preserve">História</w:t>
             </w:r>
           </w:p>
         </w:tc>
         <w:tc>
           <w:tcPr>
-            <w:tcW w:type="dxa" w:w="1272"/>
+            <w:tcW w:type="dxa" w:w="1780"/>
             <w:tcMar>
               <w:top w:w="60" w:type="dxa"/>
               <w:bottom w:w="60" w:type="dxa"/>
-              <w:left w:w="100" w:type="dxa"/>
-              <w:right w:w="100" w:type="dxa"/>
+              <w:left w:w="80" w:type="dxa"/>
+              <w:right w:w="80" w:type="dxa"/>
             </w:tcMar>
-            <w:shd w:val="clear" w:color="auto" w:fill="003366"/>
+            <w:shd w:val="clear" w:color="auto" w:fill="1F3864"/>
           </w:tcPr>
           <w:p>
             <w:pPr>
@@ -3092,24 +4445,23 @@
               <w:rPr>
                 <w:rFonts w:ascii="Calibri" w:hAnsi="Calibri"/>
                 <w:b/>
-                <w:i w:val="0"/>
                 <w:color w:val="FFFFFF"/>
                 <w:sz w:val="20"/>
               </w:rPr>
-              <w:t>Descrição</w:t>
+              <w:t xml:space="preserve">Requisito</w:t>
             </w:r>
           </w:p>
         </w:tc>
         <w:tc>
           <w:tcPr>
-            <w:tcW w:type="dxa" w:w="1272"/>
+            <w:tcW w:type="dxa" w:w="1780"/>
             <w:tcMar>
               <w:top w:w="60" w:type="dxa"/>
               <w:bottom w:w="60" w:type="dxa"/>
-              <w:left w:w="100" w:type="dxa"/>
-              <w:right w:w="100" w:type="dxa"/>
+              <w:left w:w="80" w:type="dxa"/>
+              <w:right w:w="80" w:type="dxa"/>
             </w:tcMar>
-            <w:shd w:val="clear" w:color="auto" w:fill="003366"/>
+            <w:shd w:val="clear" w:color="auto" w:fill="1F3864"/>
           </w:tcPr>
           <w:p>
             <w:pPr>
@@ -3119,24 +4471,23 @@
               <w:rPr>
                 <w:rFonts w:ascii="Calibri" w:hAnsi="Calibri"/>
                 <w:b/>
-                <w:i w:val="0"/>
                 <w:color w:val="FFFFFF"/>
                 <w:sz w:val="20"/>
               </w:rPr>
-              <w:t>Escopo</w:t>
+              <w:t xml:space="preserve">Caso de Teste</w:t>
             </w:r>
           </w:p>
         </w:tc>
         <w:tc>
           <w:tcPr>
-            <w:tcW w:type="dxa" w:w="1272"/>
+            <w:tcW w:type="dxa" w:w="1780"/>
             <w:tcMar>
               <w:top w:w="60" w:type="dxa"/>
               <w:bottom w:w="60" w:type="dxa"/>
-              <w:left w:w="100" w:type="dxa"/>
-              <w:right w:w="100" w:type="dxa"/>
+              <w:left w:w="80" w:type="dxa"/>
+              <w:right w:w="80" w:type="dxa"/>
             </w:tcMar>
-            <w:shd w:val="clear" w:color="auto" w:fill="003366"/>
+            <w:shd w:val="clear" w:color="auto" w:fill="1F3864"/>
           </w:tcPr>
           <w:p>
             <w:pPr>
@@ -3146,24 +4497,23 @@
               <w:rPr>
                 <w:rFonts w:ascii="Calibri" w:hAnsi="Calibri"/>
                 <w:b/>
-                <w:i w:val="0"/>
                 <w:color w:val="FFFFFF"/>
                 <w:sz w:val="20"/>
               </w:rPr>
-              <w:t>MR(s)</w:t>
+              <w:t xml:space="preserve">Motivo da Pendência</w:t>
             </w:r>
           </w:p>
         </w:tc>
         <w:tc>
           <w:tcPr>
-            <w:tcW w:type="dxa" w:w="1272"/>
+            <w:tcW w:type="dxa" w:w="1782"/>
             <w:tcMar>
               <w:top w:w="60" w:type="dxa"/>
               <w:bottom w:w="60" w:type="dxa"/>
-              <w:left w:w="100" w:type="dxa"/>
-              <w:right w:w="100" w:type="dxa"/>
+              <w:left w:w="80" w:type="dxa"/>
+              <w:right w:w="80" w:type="dxa"/>
             </w:tcMar>
-            <w:shd w:val="clear" w:color="auto" w:fill="003366"/>
+            <w:shd w:val="clear" w:color="auto" w:fill="1F3864"/>
           </w:tcPr>
           <w:p>
             <w:pPr>
@@ -3173,1496 +4523,10 @@
               <w:rPr>
                 <w:rFonts w:ascii="Calibri" w:hAnsi="Calibri"/>
                 <w:b/>
-                <w:i w:val="0"/>
                 <w:color w:val="FFFFFF"/>
                 <w:sz w:val="20"/>
               </w:rPr>
-              <w:t>Sprint</w:t>
-            </w:r>
-          </w:p>
-        </w:tc>
-        <w:tc>
-          <w:tcPr>
-            <w:tcW w:type="dxa" w:w="1272"/>
-            <w:tcMar>
-              <w:top w:w="60" w:type="dxa"/>
-              <w:bottom w:w="60" w:type="dxa"/>
-              <w:left w:w="100" w:type="dxa"/>
-              <w:right w:w="100" w:type="dxa"/>
-            </w:tcMar>
-            <w:shd w:val="clear" w:color="auto" w:fill="003366"/>
-          </w:tcPr>
-          <w:p>
-            <w:pPr>
-              <w:spacing w:before="40" w:after="40"/>
-            </w:pPr>
-            <w:r>
-              <w:rPr>
-                <w:rFonts w:ascii="Calibri" w:hAnsi="Calibri"/>
-                <w:b/>
-                <w:i w:val="0"/>
-                <w:color w:val="FFFFFF"/>
-                <w:sz w:val="20"/>
-              </w:rPr>
-              <w:t>Caso de Teste / Validação</w:t>
-            </w:r>
-          </w:p>
-        </w:tc>
-        <w:tc>
-          <w:tcPr>
-            <w:tcW w:type="dxa" w:w="1272"/>
-            <w:tcMar>
-              <w:top w:w="60" w:type="dxa"/>
-              <w:bottom w:w="60" w:type="dxa"/>
-              <w:left w:w="100" w:type="dxa"/>
-              <w:right w:w="100" w:type="dxa"/>
-            </w:tcMar>
-            <w:shd w:val="clear" w:color="auto" w:fill="003366"/>
-          </w:tcPr>
-          <w:p>
-            <w:pPr>
-              <w:spacing w:before="40" w:after="40"/>
-            </w:pPr>
-            <w:r>
-              <w:rPr>
-                <w:rFonts w:ascii="Calibri" w:hAnsi="Calibri"/>
-                <w:b/>
-                <w:i w:val="0"/>
-                <w:color w:val="FFFFFF"/>
-                <w:sz w:val="20"/>
-              </w:rPr>
-              <w:t>Status</w:t>
-            </w:r>
-          </w:p>
-        </w:tc>
-      </w:tr>
-      <w:tr>
-        <w:trPr>
-          <w:cantSplit w:val="1"/>
-        </w:trPr>
-        <w:tc>
-          <w:tcPr>
-            <w:tcW w:type="dxa" w:w="1272"/>
-            <w:tcMar>
-              <w:top w:w="60" w:type="dxa"/>
-              <w:bottom w:w="60" w:type="dxa"/>
-              <w:left w:w="100" w:type="dxa"/>
-              <w:right w:w="100" w:type="dxa"/>
-            </w:tcMar>
-            <w:shd w:val="clear" w:color="auto" w:fill="EBF5FB"/>
-          </w:tcPr>
-          <w:p>
-            <w:pPr>
-              <w:spacing w:before="40" w:after="40"/>
-            </w:pPr>
-            <w:r>
-              <w:rPr>
-                <w:rFonts w:ascii="Calibri" w:hAnsi="Calibri"/>
-                <w:b w:val="0"/>
-                <w:i w:val="0"/>
-                <w:sz w:val="20"/>
-              </w:rPr>
-              <w:t>RNF-01</w:t>
-            </w:r>
-          </w:p>
-        </w:tc>
-        <w:tc>
-          <w:tcPr>
-            <w:tcW w:type="dxa" w:w="1272"/>
-            <w:tcMar>
-              <w:top w:w="60" w:type="dxa"/>
-              <w:bottom w:w="60" w:type="dxa"/>
-              <w:left w:w="100" w:type="dxa"/>
-              <w:right w:w="100" w:type="dxa"/>
-            </w:tcMar>
-            <w:shd w:val="clear" w:color="auto" w:fill="EBF5FB"/>
-          </w:tcPr>
-          <w:p>
-            <w:pPr>
-              <w:spacing w:before="40" w:after="40"/>
-            </w:pPr>
-            <w:r>
-              <w:rPr>
-                <w:rFonts w:ascii="Calibri" w:hAnsi="Calibri"/>
-                <w:b w:val="0"/>
-                <w:i w:val="0"/>
-                <w:sz w:val="20"/>
-              </w:rPr>
-              <w:t>Tempo de resposta ≤ 500 ms em condições normais de carga</w:t>
-            </w:r>
-          </w:p>
-        </w:tc>
-        <w:tc>
-          <w:tcPr>
-            <w:tcW w:type="dxa" w:w="1272"/>
-            <w:tcMar>
-              <w:top w:w="60" w:type="dxa"/>
-              <w:bottom w:w="60" w:type="dxa"/>
-              <w:left w:w="100" w:type="dxa"/>
-              <w:right w:w="100" w:type="dxa"/>
-            </w:tcMar>
-            <w:shd w:val="clear" w:color="auto" w:fill="EBF5FB"/>
-          </w:tcPr>
-          <w:p>
-            <w:pPr>
-              <w:spacing w:before="40" w:after="40"/>
-            </w:pPr>
-            <w:r>
-              <w:rPr>
-                <w:rFonts w:ascii="Calibri" w:hAnsi="Calibri"/>
-                <w:b w:val="0"/>
-                <w:i w:val="0"/>
-                <w:sz w:val="20"/>
-              </w:rPr>
-              <w:t>Todos os endpoints</w:t>
-            </w:r>
-          </w:p>
-        </w:tc>
-        <w:tc>
-          <w:tcPr>
-            <w:tcW w:type="dxa" w:w="1272"/>
-            <w:tcMar>
-              <w:top w:w="60" w:type="dxa"/>
-              <w:bottom w:w="60" w:type="dxa"/>
-              <w:left w:w="100" w:type="dxa"/>
-              <w:right w:w="100" w:type="dxa"/>
-            </w:tcMar>
-            <w:shd w:val="clear" w:color="auto" w:fill="EBF5FB"/>
-          </w:tcPr>
-          <w:p>
-            <w:pPr>
-              <w:spacing w:before="40" w:after="40"/>
-            </w:pPr>
-            <w:r>
-              <w:rPr>
-                <w:rFonts w:ascii="Calibri" w:hAnsi="Calibri"/>
-                <w:b w:val="0"/>
-                <w:i w:val="0"/>
-                <w:sz w:val="20"/>
-              </w:rPr>
-              <w:t>—</w:t>
-            </w:r>
-          </w:p>
-        </w:tc>
-        <w:tc>
-          <w:tcPr>
-            <w:tcW w:type="dxa" w:w="1272"/>
-            <w:tcMar>
-              <w:top w:w="60" w:type="dxa"/>
-              <w:bottom w:w="60" w:type="dxa"/>
-              <w:left w:w="100" w:type="dxa"/>
-              <w:right w:w="100" w:type="dxa"/>
-            </w:tcMar>
-            <w:shd w:val="clear" w:color="auto" w:fill="EBF5FB"/>
-          </w:tcPr>
-          <w:p>
-            <w:pPr>
-              <w:spacing w:before="40" w:after="40"/>
-            </w:pPr>
-            <w:r>
-              <w:rPr>
-                <w:rFonts w:ascii="Calibri" w:hAnsi="Calibri"/>
-                <w:b w:val="0"/>
-                <w:i w:val="0"/>
-                <w:sz w:val="20"/>
-              </w:rPr>
-              <w:t>S1–S3</w:t>
-            </w:r>
-          </w:p>
-        </w:tc>
-        <w:tc>
-          <w:tcPr>
-            <w:tcW w:type="dxa" w:w="1272"/>
-            <w:tcMar>
-              <w:top w:w="60" w:type="dxa"/>
-              <w:bottom w:w="60" w:type="dxa"/>
-              <w:left w:w="100" w:type="dxa"/>
-              <w:right w:w="100" w:type="dxa"/>
-            </w:tcMar>
-            <w:shd w:val="clear" w:color="auto" w:fill="EBF5FB"/>
-          </w:tcPr>
-          <w:p>
-            <w:pPr>
-              <w:spacing w:before="40" w:after="40"/>
-            </w:pPr>
-            <w:r>
-              <w:rPr>
-                <w:rFonts w:ascii="Calibri" w:hAnsi="Calibri"/>
-                <w:b w:val="0"/>
-                <w:i w:val="0"/>
-                <w:sz w:val="20"/>
-              </w:rPr>
-              <w:t>Validado via Swagger/testes de performance (resultado obtido: ≤ 280 ms)</w:t>
-            </w:r>
-          </w:p>
-        </w:tc>
-        <w:tc>
-          <w:tcPr>
-            <w:tcW w:type="dxa" w:w="1272"/>
-            <w:tcMar>
-              <w:top w:w="60" w:type="dxa"/>
-              <w:bottom w:w="60" w:type="dxa"/>
-              <w:left w:w="100" w:type="dxa"/>
-              <w:right w:w="100" w:type="dxa"/>
-            </w:tcMar>
-            <w:shd w:val="clear" w:color="auto" w:fill="EBF5FB"/>
-          </w:tcPr>
-          <w:p>
-            <w:pPr>
-              <w:spacing w:before="40" w:after="40"/>
-            </w:pPr>
-            <w:r>
-              <w:rPr>
-                <w:rFonts w:ascii="Calibri" w:hAnsi="Calibri"/>
-                <w:b w:val="0"/>
-                <w:i w:val="0"/>
-                <w:sz w:val="20"/>
-              </w:rPr>
-              <w:t>✅ Validado</w:t>
-            </w:r>
-          </w:p>
-        </w:tc>
-      </w:tr>
-      <w:tr>
-        <w:trPr>
-          <w:cantSplit w:val="1"/>
-        </w:trPr>
-        <w:tc>
-          <w:tcPr>
-            <w:tcW w:type="dxa" w:w="1272"/>
-            <w:tcMar>
-              <w:top w:w="60" w:type="dxa"/>
-              <w:bottom w:w="60" w:type="dxa"/>
-              <w:left w:w="100" w:type="dxa"/>
-              <w:right w:w="100" w:type="dxa"/>
-            </w:tcMar>
-          </w:tcPr>
-          <w:p>
-            <w:pPr>
-              <w:spacing w:before="40" w:after="40"/>
-            </w:pPr>
-            <w:r>
-              <w:rPr>
-                <w:rFonts w:ascii="Calibri" w:hAnsi="Calibri"/>
-                <w:b w:val="0"/>
-                <w:i w:val="0"/>
-                <w:sz w:val="20"/>
-              </w:rPr>
-              <w:t>RNF-02</w:t>
-            </w:r>
-          </w:p>
-        </w:tc>
-        <w:tc>
-          <w:tcPr>
-            <w:tcW w:type="dxa" w:w="1272"/>
-            <w:tcMar>
-              <w:top w:w="60" w:type="dxa"/>
-              <w:bottom w:w="60" w:type="dxa"/>
-              <w:left w:w="100" w:type="dxa"/>
-              <w:right w:w="100" w:type="dxa"/>
-            </w:tcMar>
-          </w:tcPr>
-          <w:p>
-            <w:pPr>
-              <w:spacing w:before="40" w:after="40"/>
-            </w:pPr>
-            <w:r>
-              <w:rPr>
-                <w:rFonts w:ascii="Calibri" w:hAnsi="Calibri"/>
-                <w:b w:val="0"/>
-                <w:i w:val="0"/>
-                <w:sz w:val="20"/>
-              </w:rPr>
-              <w:t>Autenticação e autorização via JWT Bearer Token</w:t>
-            </w:r>
-          </w:p>
-        </w:tc>
-        <w:tc>
-          <w:tcPr>
-            <w:tcW w:type="dxa" w:w="1272"/>
-            <w:tcMar>
-              <w:top w:w="60" w:type="dxa"/>
-              <w:bottom w:w="60" w:type="dxa"/>
-              <w:left w:w="100" w:type="dxa"/>
-              <w:right w:w="100" w:type="dxa"/>
-            </w:tcMar>
-          </w:tcPr>
-          <w:p>
-            <w:pPr>
-              <w:spacing w:before="40" w:after="40"/>
-            </w:pPr>
-            <w:r>
-              <w:rPr>
-                <w:rFonts w:ascii="Calibri" w:hAnsi="Calibri"/>
-                <w:b w:val="0"/>
-                <w:i w:val="0"/>
-                <w:sz w:val="20"/>
-              </w:rPr>
-              <w:t>Todos os endpoints</w:t>
-            </w:r>
-          </w:p>
-        </w:tc>
-        <w:tc>
-          <w:tcPr>
-            <w:tcW w:type="dxa" w:w="1272"/>
-            <w:tcMar>
-              <w:top w:w="60" w:type="dxa"/>
-              <w:bottom w:w="60" w:type="dxa"/>
-              <w:left w:w="100" w:type="dxa"/>
-              <w:right w:w="100" w:type="dxa"/>
-            </w:tcMar>
-          </w:tcPr>
-          <w:p>
-            <w:pPr>
-              <w:spacing w:before="40" w:after="40"/>
-            </w:pPr>
-            <w:r>
-              <w:rPr>
-                <w:rFonts w:ascii="Calibri" w:hAnsi="Calibri"/>
-                <w:b w:val="0"/>
-                <w:i w:val="0"/>
-                <w:sz w:val="20"/>
-              </w:rPr>
-              <w:t>MR !1</w:t>
-            </w:r>
-          </w:p>
-        </w:tc>
-        <w:tc>
-          <w:tcPr>
-            <w:tcW w:type="dxa" w:w="1272"/>
-            <w:tcMar>
-              <w:top w:w="60" w:type="dxa"/>
-              <w:bottom w:w="60" w:type="dxa"/>
-              <w:left w:w="100" w:type="dxa"/>
-              <w:right w:w="100" w:type="dxa"/>
-            </w:tcMar>
-          </w:tcPr>
-          <w:p>
-            <w:pPr>
-              <w:spacing w:before="40" w:after="40"/>
-            </w:pPr>
-            <w:r>
-              <w:rPr>
-                <w:rFonts w:ascii="Calibri" w:hAnsi="Calibri"/>
-                <w:b w:val="0"/>
-                <w:i w:val="0"/>
-                <w:sz w:val="20"/>
-              </w:rPr>
-              <w:t>S1</w:t>
-            </w:r>
-          </w:p>
-        </w:tc>
-        <w:tc>
-          <w:tcPr>
-            <w:tcW w:type="dxa" w:w="1272"/>
-            <w:tcMar>
-              <w:top w:w="60" w:type="dxa"/>
-              <w:bottom w:w="60" w:type="dxa"/>
-              <w:left w:w="100" w:type="dxa"/>
-              <w:right w:w="100" w:type="dxa"/>
-            </w:tcMar>
-          </w:tcPr>
-          <w:p>
-            <w:pPr>
-              <w:spacing w:before="40" w:after="40"/>
-            </w:pPr>
-            <w:r>
-              <w:rPr>
-                <w:rFonts w:ascii="Calibri" w:hAnsi="Calibri"/>
-                <w:b w:val="0"/>
-                <w:i w:val="0"/>
-                <w:sz w:val="20"/>
-              </w:rPr>
-              <w:t>Validado em code review e testes de integração</w:t>
-            </w:r>
-          </w:p>
-        </w:tc>
-        <w:tc>
-          <w:tcPr>
-            <w:tcW w:type="dxa" w:w="1272"/>
-            <w:tcMar>
-              <w:top w:w="60" w:type="dxa"/>
-              <w:bottom w:w="60" w:type="dxa"/>
-              <w:left w:w="100" w:type="dxa"/>
-              <w:right w:w="100" w:type="dxa"/>
-            </w:tcMar>
-          </w:tcPr>
-          <w:p>
-            <w:pPr>
-              <w:spacing w:before="40" w:after="40"/>
-            </w:pPr>
-            <w:r>
-              <w:rPr>
-                <w:rFonts w:ascii="Calibri" w:hAnsi="Calibri"/>
-                <w:b w:val="0"/>
-                <w:i w:val="0"/>
-                <w:sz w:val="20"/>
-              </w:rPr>
-              <w:t>✅ Validado</w:t>
-            </w:r>
-          </w:p>
-        </w:tc>
-      </w:tr>
-      <w:tr>
-        <w:trPr>
-          <w:cantSplit w:val="1"/>
-        </w:trPr>
-        <w:tc>
-          <w:tcPr>
-            <w:tcW w:type="dxa" w:w="1272"/>
-            <w:tcMar>
-              <w:top w:w="60" w:type="dxa"/>
-              <w:bottom w:w="60" w:type="dxa"/>
-              <w:left w:w="100" w:type="dxa"/>
-              <w:right w:w="100" w:type="dxa"/>
-            </w:tcMar>
-            <w:shd w:val="clear" w:color="auto" w:fill="EBF5FB"/>
-          </w:tcPr>
-          <w:p>
-            <w:pPr>
-              <w:spacing w:before="40" w:after="40"/>
-            </w:pPr>
-            <w:r>
-              <w:rPr>
-                <w:rFonts w:ascii="Calibri" w:hAnsi="Calibri"/>
-                <w:b w:val="0"/>
-                <w:i w:val="0"/>
-                <w:sz w:val="20"/>
-              </w:rPr>
-              <w:t>RNF-03</w:t>
-            </w:r>
-          </w:p>
-        </w:tc>
-        <w:tc>
-          <w:tcPr>
-            <w:tcW w:type="dxa" w:w="1272"/>
-            <w:tcMar>
-              <w:top w:w="60" w:type="dxa"/>
-              <w:bottom w:w="60" w:type="dxa"/>
-              <w:left w:w="100" w:type="dxa"/>
-              <w:right w:w="100" w:type="dxa"/>
-            </w:tcMar>
-            <w:shd w:val="clear" w:color="auto" w:fill="EBF5FB"/>
-          </w:tcPr>
-          <w:p>
-            <w:pPr>
-              <w:spacing w:before="40" w:after="40"/>
-            </w:pPr>
-            <w:r>
-              <w:rPr>
-                <w:rFonts w:ascii="Calibri" w:hAnsi="Calibri"/>
-                <w:b w:val="0"/>
-                <w:i w:val="0"/>
-                <w:sz w:val="20"/>
-              </w:rPr>
-              <w:t>Rastreabilidade de ações via auditoria (AuditoriaGrupos)</w:t>
-            </w:r>
-          </w:p>
-        </w:tc>
-        <w:tc>
-          <w:tcPr>
-            <w:tcW w:type="dxa" w:w="1272"/>
-            <w:tcMar>
-              <w:top w:w="60" w:type="dxa"/>
-              <w:bottom w:w="60" w:type="dxa"/>
-              <w:left w:w="100" w:type="dxa"/>
-              <w:right w:w="100" w:type="dxa"/>
-            </w:tcMar>
-            <w:shd w:val="clear" w:color="auto" w:fill="EBF5FB"/>
-          </w:tcPr>
-          <w:p>
-            <w:pPr>
-              <w:spacing w:before="40" w:after="40"/>
-            </w:pPr>
-            <w:r>
-              <w:rPr>
-                <w:rFonts w:ascii="Calibri" w:hAnsi="Calibri"/>
-                <w:b w:val="0"/>
-                <w:i w:val="0"/>
-                <w:sz w:val="20"/>
-              </w:rPr>
-              <w:t>Operações de escrita</w:t>
-            </w:r>
-          </w:p>
-        </w:tc>
-        <w:tc>
-          <w:tcPr>
-            <w:tcW w:type="dxa" w:w="1272"/>
-            <w:tcMar>
-              <w:top w:w="60" w:type="dxa"/>
-              <w:bottom w:w="60" w:type="dxa"/>
-              <w:left w:w="100" w:type="dxa"/>
-              <w:right w:w="100" w:type="dxa"/>
-            </w:tcMar>
-            <w:shd w:val="clear" w:color="auto" w:fill="EBF5FB"/>
-          </w:tcPr>
-          <w:p>
-            <w:pPr>
-              <w:spacing w:before="40" w:after="40"/>
-            </w:pPr>
-            <w:r>
-              <w:rPr>
-                <w:rFonts w:ascii="Calibri" w:hAnsi="Calibri"/>
-                <w:b w:val="0"/>
-                <w:i w:val="0"/>
-                <w:sz w:val="20"/>
-              </w:rPr>
-              <w:t>MR pendente</w:t>
-            </w:r>
-          </w:p>
-        </w:tc>
-        <w:tc>
-          <w:tcPr>
-            <w:tcW w:type="dxa" w:w="1272"/>
-            <w:tcMar>
-              <w:top w:w="60" w:type="dxa"/>
-              <w:bottom w:w="60" w:type="dxa"/>
-              <w:left w:w="100" w:type="dxa"/>
-              <w:right w:w="100" w:type="dxa"/>
-            </w:tcMar>
-            <w:shd w:val="clear" w:color="auto" w:fill="EBF5FB"/>
-          </w:tcPr>
-          <w:p>
-            <w:pPr>
-              <w:spacing w:before="40" w:after="40"/>
-            </w:pPr>
-            <w:r>
-              <w:rPr>
-                <w:rFonts w:ascii="Calibri" w:hAnsi="Calibri"/>
-                <w:b w:val="0"/>
-                <w:i w:val="0"/>
-                <w:sz w:val="20"/>
-              </w:rPr>
-              <w:t>S2</w:t>
-            </w:r>
-          </w:p>
-        </w:tc>
-        <w:tc>
-          <w:tcPr>
-            <w:tcW w:type="dxa" w:w="1272"/>
-            <w:tcMar>
-              <w:top w:w="60" w:type="dxa"/>
-              <w:bottom w:w="60" w:type="dxa"/>
-              <w:left w:w="100" w:type="dxa"/>
-              <w:right w:w="100" w:type="dxa"/>
-            </w:tcMar>
-            <w:shd w:val="clear" w:color="auto" w:fill="EBF5FB"/>
-          </w:tcPr>
-          <w:p>
-            <w:pPr>
-              <w:spacing w:before="40" w:after="40"/>
-            </w:pPr>
-            <w:r>
-              <w:rPr>
-                <w:rFonts w:ascii="Calibri" w:hAnsi="Calibri"/>
-                <w:b w:val="0"/>
-                <w:i w:val="0"/>
-                <w:sz w:val="20"/>
-              </w:rPr>
-              <w:t>AUD-01 — planejado para Sprint 2 (AG-23)</w:t>
-            </w:r>
-          </w:p>
-        </w:tc>
-        <w:tc>
-          <w:tcPr>
-            <w:tcW w:type="dxa" w:w="1272"/>
-            <w:tcMar>
-              <w:top w:w="60" w:type="dxa"/>
-              <w:bottom w:w="60" w:type="dxa"/>
-              <w:left w:w="100" w:type="dxa"/>
-              <w:right w:w="100" w:type="dxa"/>
-            </w:tcMar>
-            <w:shd w:val="clear" w:color="auto" w:fill="EBF5FB"/>
-          </w:tcPr>
-          <w:p>
-            <w:pPr>
-              <w:spacing w:before="40" w:after="40"/>
-            </w:pPr>
-            <w:r>
-              <w:rPr>
-                <w:rFonts w:ascii="Calibri" w:hAnsi="Calibri"/>
-                <w:b w:val="0"/>
-                <w:i w:val="0"/>
-                <w:sz w:val="20"/>
-              </w:rPr>
-              <w:t>⏳ Pendente</w:t>
-            </w:r>
-          </w:p>
-        </w:tc>
-      </w:tr>
-    </w:tbl>
-    <w:p>
-      <w:pPr>
-        <w:spacing w:before="0" w:after="160"/>
-      </w:pPr>
-    </w:p>
-    <w:p>
-      <w:pPr>
-        <w:pStyle w:val="Heading1"/>
-        <w:keepNext/>
-        <w:keepLines/>
-        <w:pBdr>
-          <w:bottom w:val="single" w:sz="4" w:space="2" w:color="D6E4F0"/>
-        </w:pBdr>
-      </w:pPr>
-      <w:r>
-        <w:t>3. Cobertura por Sprint</w:t>
-      </w:r>
-    </w:p>
-    <w:tbl>
-      <w:tblPr>
-        <w:tblW w:type="auto" w:w="0"/>
-        <w:tblLook w:firstColumn="1" w:firstRow="1" w:lastColumn="0" w:lastRow="0" w:noHBand="0" w:noVBand="1" w:val="04A0"/>
-        <w:tblBorders>
-          <w:top w:val="single" w:sz="4" w:space="0" w:color="003366"/>
-          <w:left w:val="single" w:sz="4" w:space="0" w:color="003366"/>
-          <w:bottom w:val="single" w:sz="4" w:space="0" w:color="003366"/>
-          <w:right w:val="single" w:sz="4" w:space="0" w:color="003366"/>
-          <w:insideH w:val="single" w:sz="4" w:space="0" w:color="003366"/>
-          <w:insideV w:val="single" w:sz="4" w:space="0" w:color="003366"/>
-        </w:tblBorders>
-      </w:tblPr>
-      <w:tblGrid>
-        <w:gridCol w:w="1484"/>
-        <w:gridCol w:w="1484"/>
-        <w:gridCol w:w="1484"/>
-        <w:gridCol w:w="1484"/>
-        <w:gridCol w:w="1484"/>
-        <w:gridCol w:w="1484"/>
-      </w:tblGrid>
-      <w:tr>
-        <w:trPr>
-          <w:cantSplit w:val="1"/>
-        </w:trPr>
-        <w:tc>
-          <w:tcPr>
-            <w:tcW w:type="dxa" w:w="1484"/>
-            <w:tcMar>
-              <w:top w:w="60" w:type="dxa"/>
-              <w:bottom w:w="60" w:type="dxa"/>
-              <w:left w:w="100" w:type="dxa"/>
-              <w:right w:w="100" w:type="dxa"/>
-            </w:tcMar>
-            <w:shd w:val="clear" w:color="auto" w:fill="003366"/>
-          </w:tcPr>
-          <w:p>
-            <w:pPr>
-              <w:spacing w:before="40" w:after="40"/>
-            </w:pPr>
-            <w:r>
-              <w:rPr>
-                <w:rFonts w:ascii="Calibri" w:hAnsi="Calibri"/>
-                <w:b/>
-                <w:i w:val="0"/>
-                <w:color w:val="FFFFFF"/>
-                <w:sz w:val="20"/>
-              </w:rPr>
-              <w:t>Sprint</w:t>
-            </w:r>
-          </w:p>
-        </w:tc>
-        <w:tc>
-          <w:tcPr>
-            <w:tcW w:type="dxa" w:w="1484"/>
-            <w:tcMar>
-              <w:top w:w="60" w:type="dxa"/>
-              <w:bottom w:w="60" w:type="dxa"/>
-              <w:left w:w="100" w:type="dxa"/>
-              <w:right w:w="100" w:type="dxa"/>
-            </w:tcMar>
-            <w:shd w:val="clear" w:color="auto" w:fill="003366"/>
-          </w:tcPr>
-          <w:p>
-            <w:pPr>
-              <w:spacing w:before="40" w:after="40"/>
-            </w:pPr>
-            <w:r>
-              <w:rPr>
-                <w:rFonts w:ascii="Calibri" w:hAnsi="Calibri"/>
-                <w:b/>
-                <w:i w:val="0"/>
-                <w:color w:val="FFFFFF"/>
-                <w:sz w:val="20"/>
-              </w:rPr>
-              <w:t>Período</w:t>
-            </w:r>
-          </w:p>
-        </w:tc>
-        <w:tc>
-          <w:tcPr>
-            <w:tcW w:type="dxa" w:w="1484"/>
-            <w:tcMar>
-              <w:top w:w="60" w:type="dxa"/>
-              <w:bottom w:w="60" w:type="dxa"/>
-              <w:left w:w="100" w:type="dxa"/>
-              <w:right w:w="100" w:type="dxa"/>
-            </w:tcMar>
-            <w:shd w:val="clear" w:color="auto" w:fill="003366"/>
-          </w:tcPr>
-          <w:p>
-            <w:pPr>
-              <w:spacing w:before="40" w:after="40"/>
-            </w:pPr>
-            <w:r>
-              <w:rPr>
-                <w:rFonts w:ascii="Calibri" w:hAnsi="Calibri"/>
-                <w:b/>
-                <w:i w:val="0"/>
-                <w:color w:val="FFFFFF"/>
-                <w:sz w:val="20"/>
-              </w:rPr>
-              <w:t>RFs Cobertos</w:t>
-            </w:r>
-          </w:p>
-        </w:tc>
-        <w:tc>
-          <w:tcPr>
-            <w:tcW w:type="dxa" w:w="1484"/>
-            <w:tcMar>
-              <w:top w:w="60" w:type="dxa"/>
-              <w:bottom w:w="60" w:type="dxa"/>
-              <w:left w:w="100" w:type="dxa"/>
-              <w:right w:w="100" w:type="dxa"/>
-            </w:tcMar>
-            <w:shd w:val="clear" w:color="auto" w:fill="003366"/>
-          </w:tcPr>
-          <w:p>
-            <w:pPr>
-              <w:spacing w:before="40" w:after="40"/>
-            </w:pPr>
-            <w:r>
-              <w:rPr>
-                <w:rFonts w:ascii="Calibri" w:hAnsi="Calibri"/>
-                <w:b/>
-                <w:i w:val="0"/>
-                <w:color w:val="FFFFFF"/>
-                <w:sz w:val="20"/>
-              </w:rPr>
-              <w:t>Casos de Teste Executados</w:t>
-            </w:r>
-          </w:p>
-        </w:tc>
-        <w:tc>
-          <w:tcPr>
-            <w:tcW w:type="dxa" w:w="1484"/>
-            <w:tcMar>
-              <w:top w:w="60" w:type="dxa"/>
-              <w:bottom w:w="60" w:type="dxa"/>
-              <w:left w:w="100" w:type="dxa"/>
-              <w:right w:w="100" w:type="dxa"/>
-            </w:tcMar>
-            <w:shd w:val="clear" w:color="auto" w:fill="003366"/>
-          </w:tcPr>
-          <w:p>
-            <w:pPr>
-              <w:spacing w:before="40" w:after="40"/>
-            </w:pPr>
-            <w:r>
-              <w:rPr>
-                <w:rFonts w:ascii="Calibri" w:hAnsi="Calibri"/>
-                <w:b/>
-                <w:i w:val="0"/>
-                <w:color w:val="FFFFFF"/>
-                <w:sz w:val="20"/>
-              </w:rPr>
-              <w:t>Aprovados</w:t>
-            </w:r>
-          </w:p>
-        </w:tc>
-        <w:tc>
-          <w:tcPr>
-            <w:tcW w:type="dxa" w:w="1484"/>
-            <w:tcMar>
-              <w:top w:w="60" w:type="dxa"/>
-              <w:bottom w:w="60" w:type="dxa"/>
-              <w:left w:w="100" w:type="dxa"/>
-              <w:right w:w="100" w:type="dxa"/>
-            </w:tcMar>
-            <w:shd w:val="clear" w:color="auto" w:fill="003366"/>
-          </w:tcPr>
-          <w:p>
-            <w:pPr>
-              <w:spacing w:before="40" w:after="40"/>
-            </w:pPr>
-            <w:r>
-              <w:rPr>
-                <w:rFonts w:ascii="Calibri" w:hAnsi="Calibri"/>
-                <w:b/>
-                <w:i w:val="0"/>
-                <w:color w:val="FFFFFF"/>
-                <w:sz w:val="20"/>
-              </w:rPr>
-              <w:t>Status</w:t>
-            </w:r>
-          </w:p>
-        </w:tc>
-      </w:tr>
-      <w:tr>
-        <w:trPr>
-          <w:cantSplit w:val="1"/>
-        </w:trPr>
-        <w:tc>
-          <w:tcPr>
-            <w:tcW w:type="dxa" w:w="1484"/>
-            <w:tcMar>
-              <w:top w:w="60" w:type="dxa"/>
-              <w:bottom w:w="60" w:type="dxa"/>
-              <w:left w:w="100" w:type="dxa"/>
-              <w:right w:w="100" w:type="dxa"/>
-            </w:tcMar>
-            <w:shd w:val="clear" w:color="auto" w:fill="EBF5FB"/>
-          </w:tcPr>
-          <w:p>
-            <w:pPr>
-              <w:spacing w:before="40" w:after="40"/>
-            </w:pPr>
-            <w:r>
-              <w:rPr>
-                <w:rFonts w:ascii="Calibri" w:hAnsi="Calibri"/>
-                <w:b w:val="0"/>
-                <w:i w:val="0"/>
-                <w:sz w:val="20"/>
-              </w:rPr>
-              <w:t>S1</w:t>
-            </w:r>
-          </w:p>
-        </w:tc>
-        <w:tc>
-          <w:tcPr>
-            <w:tcW w:type="dxa" w:w="1484"/>
-            <w:tcMar>
-              <w:top w:w="60" w:type="dxa"/>
-              <w:bottom w:w="60" w:type="dxa"/>
-              <w:left w:w="100" w:type="dxa"/>
-              <w:right w:w="100" w:type="dxa"/>
-            </w:tcMar>
-            <w:shd w:val="clear" w:color="auto" w:fill="EBF5FB"/>
-          </w:tcPr>
-          <w:p>
-            <w:pPr>
-              <w:spacing w:before="40" w:after="40"/>
-            </w:pPr>
-            <w:r>
-              <w:rPr>
-                <w:rFonts w:ascii="Calibri" w:hAnsi="Calibri"/>
-                <w:b w:val="0"/>
-                <w:i w:val="0"/>
-                <w:sz w:val="20"/>
-              </w:rPr>
-              <w:t>26/05–06/06/2026</w:t>
-            </w:r>
-          </w:p>
-        </w:tc>
-        <w:tc>
-          <w:tcPr>
-            <w:tcW w:type="dxa" w:w="1484"/>
-            <w:tcMar>
-              <w:top w:w="60" w:type="dxa"/>
-              <w:bottom w:w="60" w:type="dxa"/>
-              <w:left w:w="100" w:type="dxa"/>
-              <w:right w:w="100" w:type="dxa"/>
-            </w:tcMar>
-            <w:shd w:val="clear" w:color="auto" w:fill="EBF5FB"/>
-          </w:tcPr>
-          <w:p>
-            <w:pPr>
-              <w:spacing w:before="40" w:after="40"/>
-            </w:pPr>
-            <w:r>
-              <w:rPr>
-                <w:rFonts w:ascii="Calibri" w:hAnsi="Calibri"/>
-                <w:b w:val="0"/>
-                <w:i w:val="0"/>
-                <w:sz w:val="20"/>
-              </w:rPr>
-              <w:t>RF-01, RF-02, RF-03, RF-04, RF-05, RF-06</w:t>
-            </w:r>
-          </w:p>
-        </w:tc>
-        <w:tc>
-          <w:tcPr>
-            <w:tcW w:type="dxa" w:w="1484"/>
-            <w:tcMar>
-              <w:top w:w="60" w:type="dxa"/>
-              <w:bottom w:w="60" w:type="dxa"/>
-              <w:left w:w="100" w:type="dxa"/>
-              <w:right w:w="100" w:type="dxa"/>
-            </w:tcMar>
-            <w:shd w:val="clear" w:color="auto" w:fill="EBF5FB"/>
-          </w:tcPr>
-          <w:p>
-            <w:pPr>
-              <w:spacing w:before="40" w:after="40"/>
-            </w:pPr>
-            <w:r>
-              <w:rPr>
-                <w:rFonts w:ascii="Calibri" w:hAnsi="Calibri"/>
-                <w:b w:val="0"/>
-                <w:i w:val="0"/>
-                <w:sz w:val="20"/>
-              </w:rPr>
-              <w:t>10 (GRP-01 a GRP-07, FUNC-01, VINC-01, VINC-02)</w:t>
-            </w:r>
-          </w:p>
-        </w:tc>
-        <w:tc>
-          <w:tcPr>
-            <w:tcW w:type="dxa" w:w="1484"/>
-            <w:tcMar>
-              <w:top w:w="60" w:type="dxa"/>
-              <w:bottom w:w="60" w:type="dxa"/>
-              <w:left w:w="100" w:type="dxa"/>
-              <w:right w:w="100" w:type="dxa"/>
-            </w:tcMar>
-            <w:shd w:val="clear" w:color="auto" w:fill="EBF5FB"/>
-          </w:tcPr>
-          <w:p>
-            <w:pPr>
-              <w:spacing w:before="40" w:after="40"/>
-            </w:pPr>
-            <w:r>
-              <w:rPr>
-                <w:rFonts w:ascii="Calibri" w:hAnsi="Calibri"/>
-                <w:b w:val="0"/>
-                <w:i w:val="0"/>
-                <w:sz w:val="20"/>
-              </w:rPr>
-              <w:t>10/10 (100%)</w:t>
-            </w:r>
-          </w:p>
-        </w:tc>
-        <w:tc>
-          <w:tcPr>
-            <w:tcW w:type="dxa" w:w="1484"/>
-            <w:tcMar>
-              <w:top w:w="60" w:type="dxa"/>
-              <w:bottom w:w="60" w:type="dxa"/>
-              <w:left w:w="100" w:type="dxa"/>
-              <w:right w:w="100" w:type="dxa"/>
-            </w:tcMar>
-            <w:shd w:val="clear" w:color="auto" w:fill="EBF5FB"/>
-          </w:tcPr>
-          <w:p>
-            <w:pPr>
-              <w:spacing w:before="40" w:after="40"/>
-            </w:pPr>
-            <w:r>
-              <w:rPr>
-                <w:rFonts w:ascii="Calibri" w:hAnsi="Calibri"/>
-                <w:b w:val="0"/>
-                <w:i w:val="0"/>
-                <w:sz w:val="20"/>
-              </w:rPr>
-              <w:t>✅ Aceite formal 06/06/2026</w:t>
-            </w:r>
-          </w:p>
-        </w:tc>
-      </w:tr>
-      <w:tr>
-        <w:trPr>
-          <w:cantSplit w:val="1"/>
-        </w:trPr>
-        <w:tc>
-          <w:tcPr>
-            <w:tcW w:type="dxa" w:w="1484"/>
-            <w:tcMar>
-              <w:top w:w="60" w:type="dxa"/>
-              <w:bottom w:w="60" w:type="dxa"/>
-              <w:left w:w="100" w:type="dxa"/>
-              <w:right w:w="100" w:type="dxa"/>
-            </w:tcMar>
-          </w:tcPr>
-          <w:p>
-            <w:pPr>
-              <w:spacing w:before="40" w:after="40"/>
-            </w:pPr>
-            <w:r>
-              <w:rPr>
-                <w:rFonts w:ascii="Calibri" w:hAnsi="Calibri"/>
-                <w:b w:val="0"/>
-                <w:i w:val="0"/>
-                <w:sz w:val="20"/>
-              </w:rPr>
-              <w:t>S2</w:t>
-            </w:r>
-          </w:p>
-        </w:tc>
-        <w:tc>
-          <w:tcPr>
-            <w:tcW w:type="dxa" w:w="1484"/>
-            <w:tcMar>
-              <w:top w:w="60" w:type="dxa"/>
-              <w:bottom w:w="60" w:type="dxa"/>
-              <w:left w:w="100" w:type="dxa"/>
-              <w:right w:w="100" w:type="dxa"/>
-            </w:tcMar>
-          </w:tcPr>
-          <w:p>
-            <w:pPr>
-              <w:spacing w:before="40" w:after="40"/>
-            </w:pPr>
-            <w:r>
-              <w:rPr>
-                <w:rFonts w:ascii="Calibri" w:hAnsi="Calibri"/>
-                <w:b w:val="0"/>
-                <w:i w:val="0"/>
-                <w:sz w:val="20"/>
-              </w:rPr>
-              <w:t>09/06–20/06/2026</w:t>
-            </w:r>
-          </w:p>
-        </w:tc>
-        <w:tc>
-          <w:tcPr>
-            <w:tcW w:type="dxa" w:w="1484"/>
-            <w:tcMar>
-              <w:top w:w="60" w:type="dxa"/>
-              <w:bottom w:w="60" w:type="dxa"/>
-              <w:left w:w="100" w:type="dxa"/>
-              <w:right w:w="100" w:type="dxa"/>
-            </w:tcMar>
-          </w:tcPr>
-          <w:p>
-            <w:pPr>
-              <w:spacing w:before="40" w:after="40"/>
-            </w:pPr>
-            <w:r>
-              <w:rPr>
-                <w:rFonts w:ascii="Calibri" w:hAnsi="Calibri"/>
-                <w:b w:val="0"/>
-                <w:i w:val="0"/>
-                <w:sz w:val="20"/>
-              </w:rPr>
-              <w:t>RF-07, RF-08</w:t>
-            </w:r>
-          </w:p>
-        </w:tc>
-        <w:tc>
-          <w:tcPr>
-            <w:tcW w:type="dxa" w:w="1484"/>
-            <w:tcMar>
-              <w:top w:w="60" w:type="dxa"/>
-              <w:bottom w:w="60" w:type="dxa"/>
-              <w:left w:w="100" w:type="dxa"/>
-              <w:right w:w="100" w:type="dxa"/>
-            </w:tcMar>
-          </w:tcPr>
-          <w:p>
-            <w:pPr>
-              <w:spacing w:before="40" w:after="40"/>
-            </w:pPr>
-            <w:r>
-              <w:rPr>
-                <w:rFonts w:ascii="Calibri" w:hAnsi="Calibri"/>
-                <w:b w:val="0"/>
-                <w:i w:val="0"/>
-                <w:sz w:val="20"/>
-              </w:rPr>
-              <w:t>AUD-01, INT-01 (planejados)</w:t>
-            </w:r>
-          </w:p>
-        </w:tc>
-        <w:tc>
-          <w:tcPr>
-            <w:tcW w:type="dxa" w:w="1484"/>
-            <w:tcMar>
-              <w:top w:w="60" w:type="dxa"/>
-              <w:bottom w:w="60" w:type="dxa"/>
-              <w:left w:w="100" w:type="dxa"/>
-              <w:right w:w="100" w:type="dxa"/>
-            </w:tcMar>
-          </w:tcPr>
-          <w:p>
-            <w:pPr>
-              <w:spacing w:before="40" w:after="40"/>
-            </w:pPr>
-            <w:r>
-              <w:rPr>
-                <w:rFonts w:ascii="Calibri" w:hAnsi="Calibri"/>
-                <w:b w:val="0"/>
-                <w:i w:val="0"/>
-                <w:sz w:val="20"/>
-              </w:rPr>
-              <w:t>—</w:t>
-            </w:r>
-          </w:p>
-        </w:tc>
-        <w:tc>
-          <w:tcPr>
-            <w:tcW w:type="dxa" w:w="1484"/>
-            <w:tcMar>
-              <w:top w:w="60" w:type="dxa"/>
-              <w:bottom w:w="60" w:type="dxa"/>
-              <w:left w:w="100" w:type="dxa"/>
-              <w:right w:w="100" w:type="dxa"/>
-            </w:tcMar>
-          </w:tcPr>
-          <w:p>
-            <w:pPr>
-              <w:spacing w:before="40" w:after="40"/>
-            </w:pPr>
-            <w:r>
-              <w:rPr>
-                <w:rFonts w:ascii="Calibri" w:hAnsi="Calibri"/>
-                <w:b w:val="0"/>
-                <w:i w:val="0"/>
-                <w:sz w:val="20"/>
-              </w:rPr>
-              <w:t>⏳ Em andamento</w:t>
-            </w:r>
-          </w:p>
-        </w:tc>
-      </w:tr>
-      <w:tr>
-        <w:trPr>
-          <w:cantSplit w:val="1"/>
-        </w:trPr>
-        <w:tc>
-          <w:tcPr>
-            <w:tcW w:type="dxa" w:w="1484"/>
-            <w:tcMar>
-              <w:top w:w="60" w:type="dxa"/>
-              <w:bottom w:w="60" w:type="dxa"/>
-              <w:left w:w="100" w:type="dxa"/>
-              <w:right w:w="100" w:type="dxa"/>
-            </w:tcMar>
-            <w:shd w:val="clear" w:color="auto" w:fill="EBF5FB"/>
-          </w:tcPr>
-          <w:p>
-            <w:pPr>
-              <w:spacing w:before="40" w:after="40"/>
-            </w:pPr>
-            <w:r>
-              <w:rPr>
-                <w:rFonts w:ascii="Calibri" w:hAnsi="Calibri"/>
-                <w:b w:val="0"/>
-                <w:i w:val="0"/>
-                <w:sz w:val="20"/>
-              </w:rPr>
-              <w:t>S3</w:t>
-            </w:r>
-          </w:p>
-        </w:tc>
-        <w:tc>
-          <w:tcPr>
-            <w:tcW w:type="dxa" w:w="1484"/>
-            <w:tcMar>
-              <w:top w:w="60" w:type="dxa"/>
-              <w:bottom w:w="60" w:type="dxa"/>
-              <w:left w:w="100" w:type="dxa"/>
-              <w:right w:w="100" w:type="dxa"/>
-            </w:tcMar>
-            <w:shd w:val="clear" w:color="auto" w:fill="EBF5FB"/>
-          </w:tcPr>
-          <w:p>
-            <w:pPr>
-              <w:spacing w:before="40" w:after="40"/>
-            </w:pPr>
-            <w:r>
-              <w:rPr>
-                <w:rFonts w:ascii="Calibri" w:hAnsi="Calibri"/>
-                <w:b w:val="0"/>
-                <w:i w:val="0"/>
-                <w:sz w:val="20"/>
-              </w:rPr>
-              <w:t>23/06–04/07/2026</w:t>
-            </w:r>
-          </w:p>
-        </w:tc>
-        <w:tc>
-          <w:tcPr>
-            <w:tcW w:type="dxa" w:w="1484"/>
-            <w:tcMar>
-              <w:top w:w="60" w:type="dxa"/>
-              <w:bottom w:w="60" w:type="dxa"/>
-              <w:left w:w="100" w:type="dxa"/>
-              <w:right w:w="100" w:type="dxa"/>
-            </w:tcMar>
-            <w:shd w:val="clear" w:color="auto" w:fill="EBF5FB"/>
-          </w:tcPr>
-          <w:p>
-            <w:pPr>
-              <w:spacing w:before="40" w:after="40"/>
-            </w:pPr>
-            <w:r>
-              <w:rPr>
-                <w:rFonts w:ascii="Calibri" w:hAnsi="Calibri"/>
-                <w:b w:val="0"/>
-                <w:i w:val="0"/>
-                <w:sz w:val="20"/>
-              </w:rPr>
-              <w:t>RF-09</w:t>
-            </w:r>
-          </w:p>
-        </w:tc>
-        <w:tc>
-          <w:tcPr>
-            <w:tcW w:type="dxa" w:w="1484"/>
-            <w:tcMar>
-              <w:top w:w="60" w:type="dxa"/>
-              <w:bottom w:w="60" w:type="dxa"/>
-              <w:left w:w="100" w:type="dxa"/>
-              <w:right w:w="100" w:type="dxa"/>
-            </w:tcMar>
-            <w:shd w:val="clear" w:color="auto" w:fill="EBF5FB"/>
-          </w:tcPr>
-          <w:p>
-            <w:pPr>
-              <w:spacing w:before="40" w:after="40"/>
-            </w:pPr>
-            <w:r>
-              <w:rPr>
-                <w:rFonts w:ascii="Calibri" w:hAnsi="Calibri"/>
-                <w:b w:val="0"/>
-                <w:i w:val="0"/>
-                <w:sz w:val="20"/>
-              </w:rPr>
-              <w:t>REL-01 (planejado)</w:t>
-            </w:r>
-          </w:p>
-        </w:tc>
-        <w:tc>
-          <w:tcPr>
-            <w:tcW w:type="dxa" w:w="1484"/>
-            <w:tcMar>
-              <w:top w:w="60" w:type="dxa"/>
-              <w:bottom w:w="60" w:type="dxa"/>
-              <w:left w:w="100" w:type="dxa"/>
-              <w:right w:w="100" w:type="dxa"/>
-            </w:tcMar>
-            <w:shd w:val="clear" w:color="auto" w:fill="EBF5FB"/>
-          </w:tcPr>
-          <w:p>
-            <w:pPr>
-              <w:spacing w:before="40" w:after="40"/>
-            </w:pPr>
-            <w:r>
-              <w:rPr>
-                <w:rFonts w:ascii="Calibri" w:hAnsi="Calibri"/>
-                <w:b w:val="0"/>
-                <w:i w:val="0"/>
-                <w:sz w:val="20"/>
-              </w:rPr>
-              <w:t>—</w:t>
-            </w:r>
-          </w:p>
-        </w:tc>
-        <w:tc>
-          <w:tcPr>
-            <w:tcW w:type="dxa" w:w="1484"/>
-            <w:tcMar>
-              <w:top w:w="60" w:type="dxa"/>
-              <w:bottom w:w="60" w:type="dxa"/>
-              <w:left w:w="100" w:type="dxa"/>
-              <w:right w:w="100" w:type="dxa"/>
-            </w:tcMar>
-            <w:shd w:val="clear" w:color="auto" w:fill="EBF5FB"/>
-          </w:tcPr>
-          <w:p>
-            <w:pPr>
-              <w:spacing w:before="40" w:after="40"/>
-            </w:pPr>
-            <w:r>
-              <w:rPr>
-                <w:rFonts w:ascii="Calibri" w:hAnsi="Calibri"/>
-                <w:b w:val="0"/>
-                <w:i w:val="0"/>
-                <w:sz w:val="20"/>
-              </w:rPr>
-              <w:t>📅 Planejado</w:t>
-            </w:r>
-          </w:p>
-        </w:tc>
-      </w:tr>
-    </w:tbl>
-    <w:p>
-      <w:pPr>
-        <w:spacing w:before="0" w:after="160"/>
-      </w:pPr>
-    </w:p>
-    <w:p>
-      <w:pPr>
-        <w:pStyle w:val="Heading1"/>
-        <w:keepNext/>
-        <w:keepLines/>
-        <w:pBdr>
-          <w:bottom w:val="single" w:sz="4" w:space="2" w:color="D6E4F0"/>
-        </w:pBdr>
-      </w:pPr>
-      <w:r>
-        <w:t>4. Itens Rastreados sem Cobertura de Teste Concluída</w:t>
-      </w:r>
-    </w:p>
-    <w:p>
-      <w:pPr>
-        <w:spacing w:before="0" w:after="120"/>
-      </w:pPr>
-      <w:r>
-        <w:rPr>
-          <w:rFonts w:ascii="Calibri" w:hAnsi="Calibri"/>
-          <w:b w:val="0"/>
-          <w:i w:val="0"/>
-          <w:sz w:val="22"/>
-        </w:rPr>
-        <w:t>Os itens abaixo possuem requisito definido e rastreabilidade registrada, mas ainda não possuem casos de teste executados e aprovados, pois estão em sprints em andamento ou futuras e ainda não foram implementados no código.</w:t>
-      </w:r>
-    </w:p>
-    <w:tbl>
-      <w:tblPr>
-        <w:tblW w:type="auto" w:w="0"/>
-        <w:tblLook w:firstColumn="1" w:firstRow="1" w:lastColumn="0" w:lastRow="0" w:noHBand="0" w:noVBand="1" w:val="04A0"/>
-        <w:tblBorders>
-          <w:top w:val="single" w:sz="4" w:space="0" w:color="003366"/>
-          <w:left w:val="single" w:sz="4" w:space="0" w:color="003366"/>
-          <w:bottom w:val="single" w:sz="4" w:space="0" w:color="003366"/>
-          <w:right w:val="single" w:sz="4" w:space="0" w:color="003366"/>
-          <w:insideH w:val="single" w:sz="4" w:space="0" w:color="003366"/>
-          <w:insideV w:val="single" w:sz="4" w:space="0" w:color="003366"/>
-        </w:tblBorders>
-      </w:tblPr>
-      <w:tblGrid>
-        <w:gridCol w:w="1780"/>
-        <w:gridCol w:w="1780"/>
-        <w:gridCol w:w="1780"/>
-        <w:gridCol w:w="1780"/>
-        <w:gridCol w:w="1780"/>
-      </w:tblGrid>
-      <w:tr>
-        <w:trPr>
-          <w:cantSplit w:val="1"/>
-        </w:trPr>
-        <w:tc>
-          <w:tcPr>
-            <w:tcW w:type="dxa" w:w="1780"/>
-            <w:tcMar>
-              <w:top w:w="60" w:type="dxa"/>
-              <w:bottom w:w="60" w:type="dxa"/>
-              <w:left w:w="100" w:type="dxa"/>
-              <w:right w:w="100" w:type="dxa"/>
-            </w:tcMar>
-            <w:shd w:val="clear" w:color="auto" w:fill="003366"/>
-          </w:tcPr>
-          <w:p>
-            <w:pPr>
-              <w:spacing w:before="40" w:after="40"/>
-            </w:pPr>
-            <w:r>
-              <w:rPr>
-                <w:rFonts w:ascii="Calibri" w:hAnsi="Calibri"/>
-                <w:b/>
-                <w:i w:val="0"/>
-                <w:color w:val="FFFFFF"/>
-                <w:sz w:val="20"/>
-              </w:rPr>
-              <w:t>História</w:t>
-            </w:r>
-          </w:p>
-        </w:tc>
-        <w:tc>
-          <w:tcPr>
-            <w:tcW w:type="dxa" w:w="1780"/>
-            <w:tcMar>
-              <w:top w:w="60" w:type="dxa"/>
-              <w:bottom w:w="60" w:type="dxa"/>
-              <w:left w:w="100" w:type="dxa"/>
-              <w:right w:w="100" w:type="dxa"/>
-            </w:tcMar>
-            <w:shd w:val="clear" w:color="auto" w:fill="003366"/>
-          </w:tcPr>
-          <w:p>
-            <w:pPr>
-              <w:spacing w:before="40" w:after="40"/>
-            </w:pPr>
-            <w:r>
-              <w:rPr>
-                <w:rFonts w:ascii="Calibri" w:hAnsi="Calibri"/>
-                <w:b/>
-                <w:i w:val="0"/>
-                <w:color w:val="FFFFFF"/>
-                <w:sz w:val="20"/>
-              </w:rPr>
-              <w:t>Requisito</w:t>
-            </w:r>
-          </w:p>
-        </w:tc>
-        <w:tc>
-          <w:tcPr>
-            <w:tcW w:type="dxa" w:w="1780"/>
-            <w:tcMar>
-              <w:top w:w="60" w:type="dxa"/>
-              <w:bottom w:w="60" w:type="dxa"/>
-              <w:left w:w="100" w:type="dxa"/>
-              <w:right w:w="100" w:type="dxa"/>
-            </w:tcMar>
-            <w:shd w:val="clear" w:color="auto" w:fill="003366"/>
-          </w:tcPr>
-          <w:p>
-            <w:pPr>
-              <w:spacing w:before="40" w:after="40"/>
-            </w:pPr>
-            <w:r>
-              <w:rPr>
-                <w:rFonts w:ascii="Calibri" w:hAnsi="Calibri"/>
-                <w:b/>
-                <w:i w:val="0"/>
-                <w:color w:val="FFFFFF"/>
-                <w:sz w:val="20"/>
-              </w:rPr>
-              <w:t>Caso de Teste</w:t>
-            </w:r>
-          </w:p>
-        </w:tc>
-        <w:tc>
-          <w:tcPr>
-            <w:tcW w:type="dxa" w:w="1780"/>
-            <w:tcMar>
-              <w:top w:w="60" w:type="dxa"/>
-              <w:bottom w:w="60" w:type="dxa"/>
-              <w:left w:w="100" w:type="dxa"/>
-              <w:right w:w="100" w:type="dxa"/>
-            </w:tcMar>
-            <w:shd w:val="clear" w:color="auto" w:fill="003366"/>
-          </w:tcPr>
-          <w:p>
-            <w:pPr>
-              <w:spacing w:before="40" w:after="40"/>
-            </w:pPr>
-            <w:r>
-              <w:rPr>
-                <w:rFonts w:ascii="Calibri" w:hAnsi="Calibri"/>
-                <w:b/>
-                <w:i w:val="0"/>
-                <w:color w:val="FFFFFF"/>
-                <w:sz w:val="20"/>
-              </w:rPr>
-              <w:t>Motivo da Pendência</w:t>
-            </w:r>
-          </w:p>
-        </w:tc>
-        <w:tc>
-          <w:tcPr>
-            <w:tcW w:type="dxa" w:w="1780"/>
-            <w:tcMar>
-              <w:top w:w="60" w:type="dxa"/>
-              <w:bottom w:w="60" w:type="dxa"/>
-              <w:left w:w="100" w:type="dxa"/>
-              <w:right w:w="100" w:type="dxa"/>
-            </w:tcMar>
-            <w:shd w:val="clear" w:color="auto" w:fill="003366"/>
-          </w:tcPr>
-          <w:p>
-            <w:pPr>
-              <w:spacing w:before="40" w:after="40"/>
-            </w:pPr>
-            <w:r>
-              <w:rPr>
-                <w:rFonts w:ascii="Calibri" w:hAnsi="Calibri"/>
-                <w:b/>
-                <w:i w:val="0"/>
-                <w:color w:val="FFFFFF"/>
-                <w:sz w:val="20"/>
-              </w:rPr>
-              <w:t>Sprint Prevista</w:t>
+              <w:t xml:space="preserve">Sprint Prevista</w:t>
             </w:r>
           </w:p>
         </w:tc>
@@ -4677,10 +4541,10 @@
             <w:tcMar>
               <w:top w:w="60" w:type="dxa"/>
               <w:bottom w:w="60" w:type="dxa"/>
-              <w:left w:w="100" w:type="dxa"/>
-              <w:right w:w="100" w:type="dxa"/>
+              <w:left w:w="80" w:type="dxa"/>
+              <w:right w:w="80" w:type="dxa"/>
             </w:tcMar>
-            <w:shd w:val="clear" w:color="auto" w:fill="EBF5FB"/>
+            <w:shd w:val="clear" w:color="auto" w:fill="D6E4F0"/>
           </w:tcPr>
           <w:p>
             <w:pPr>
@@ -4690,10 +4554,9 @@
               <w:rPr>
                 <w:rFonts w:ascii="Calibri" w:hAnsi="Calibri"/>
                 <w:b w:val="0"/>
-                <w:i w:val="0"/>
                 <w:sz w:val="20"/>
               </w:rPr>
-              <w:t>AG-23</w:t>
+              <w:t xml:space="preserve">AG-23</w:t>
             </w:r>
           </w:p>
         </w:tc>
@@ -4703,10 +4566,10 @@
             <w:tcMar>
               <w:top w:w="60" w:type="dxa"/>
               <w:bottom w:w="60" w:type="dxa"/>
-              <w:left w:w="100" w:type="dxa"/>
-              <w:right w:w="100" w:type="dxa"/>
+              <w:left w:w="80" w:type="dxa"/>
+              <w:right w:w="80" w:type="dxa"/>
             </w:tcMar>
-            <w:shd w:val="clear" w:color="auto" w:fill="EBF5FB"/>
+            <w:shd w:val="clear" w:color="auto" w:fill="D6E4F0"/>
           </w:tcPr>
           <w:p>
             <w:pPr>
@@ -4716,10 +4579,9 @@
               <w:rPr>
                 <w:rFonts w:ascii="Calibri" w:hAnsi="Calibri"/>
                 <w:b w:val="0"/>
-                <w:i w:val="0"/>
                 <w:sz w:val="20"/>
               </w:rPr>
-              <w:t>RF-07 (Auditoria)</w:t>
+              <w:t xml:space="preserve">RF-07 (Auditoria)</w:t>
             </w:r>
           </w:p>
         </w:tc>
@@ -4729,10 +4591,10 @@
             <w:tcMar>
               <w:top w:w="60" w:type="dxa"/>
               <w:bottom w:w="60" w:type="dxa"/>
-              <w:left w:w="100" w:type="dxa"/>
-              <w:right w:w="100" w:type="dxa"/>
+              <w:left w:w="80" w:type="dxa"/>
+              <w:right w:w="80" w:type="dxa"/>
             </w:tcMar>
-            <w:shd w:val="clear" w:color="auto" w:fill="EBF5FB"/>
+            <w:shd w:val="clear" w:color="auto" w:fill="D6E4F0"/>
           </w:tcPr>
           <w:p>
             <w:pPr>
@@ -4742,10 +4604,9 @@
               <w:rPr>
                 <w:rFonts w:ascii="Calibri" w:hAnsi="Calibri"/>
                 <w:b w:val="0"/>
-                <w:i w:val="0"/>
                 <w:sz w:val="20"/>
               </w:rPr>
-              <w:t>AUD-01</w:t>
+              <w:t xml:space="preserve">AUD-01</w:t>
             </w:r>
           </w:p>
         </w:tc>
@@ -4755,10 +4616,10 @@
             <w:tcMar>
               <w:top w:w="60" w:type="dxa"/>
               <w:bottom w:w="60" w:type="dxa"/>
-              <w:left w:w="100" w:type="dxa"/>
-              <w:right w:w="100" w:type="dxa"/>
+              <w:left w:w="80" w:type="dxa"/>
+              <w:right w:w="80" w:type="dxa"/>
             </w:tcMar>
-            <w:shd w:val="clear" w:color="auto" w:fill="EBF5FB"/>
+            <w:shd w:val="clear" w:color="auto" w:fill="D6E4F0"/>
           </w:tcPr>
           <w:p>
             <w:pPr>
@@ -4768,23 +4629,22 @@
               <w:rPr>
                 <w:rFonts w:ascii="Calibri" w:hAnsi="Calibri"/>
                 <w:b w:val="0"/>
-                <w:i w:val="0"/>
                 <w:sz w:val="20"/>
               </w:rPr>
-              <w:t>Em desenvolvimento na Sprint 2; ainda não implementado no código</w:t>
+              <w:t xml:space="preserve">Em desenvolvimento na Sprint 2; ainda não implementado no código</w:t>
             </w:r>
           </w:p>
         </w:tc>
         <w:tc>
           <w:tcPr>
-            <w:tcW w:type="dxa" w:w="1780"/>
+            <w:tcW w:type="dxa" w:w="1782"/>
             <w:tcMar>
               <w:top w:w="60" w:type="dxa"/>
               <w:bottom w:w="60" w:type="dxa"/>
-              <w:left w:w="100" w:type="dxa"/>
-              <w:right w:w="100" w:type="dxa"/>
+              <w:left w:w="80" w:type="dxa"/>
+              <w:right w:w="80" w:type="dxa"/>
             </w:tcMar>
-            <w:shd w:val="clear" w:color="auto" w:fill="EBF5FB"/>
+            <w:shd w:val="clear" w:color="auto" w:fill="D6E4F0"/>
           </w:tcPr>
           <w:p>
             <w:pPr>
@@ -4794,10 +4654,9 @@
               <w:rPr>
                 <w:rFonts w:ascii="Calibri" w:hAnsi="Calibri"/>
                 <w:b w:val="0"/>
-                <w:i w:val="0"/>
                 <w:sz w:val="20"/>
               </w:rPr>
-              <w:t>S2 (09/06–20/06/2026)</w:t>
+              <w:t xml:space="preserve">S2 (09/06–20/06/2026)</w:t>
             </w:r>
           </w:p>
         </w:tc>
@@ -4812,8 +4671,8 @@
             <w:tcMar>
               <w:top w:w="60" w:type="dxa"/>
               <w:bottom w:w="60" w:type="dxa"/>
-              <w:left w:w="100" w:type="dxa"/>
-              <w:right w:w="100" w:type="dxa"/>
+              <w:left w:w="80" w:type="dxa"/>
+              <w:right w:w="80" w:type="dxa"/>
             </w:tcMar>
           </w:tcPr>
           <w:p>
@@ -4824,10 +4683,9 @@
               <w:rPr>
                 <w:rFonts w:ascii="Calibri" w:hAnsi="Calibri"/>
                 <w:b w:val="0"/>
-                <w:i w:val="0"/>
                 <w:sz w:val="20"/>
               </w:rPr>
-              <w:t>AG-24</w:t>
+              <w:t xml:space="preserve">AG-24</w:t>
             </w:r>
           </w:p>
         </w:tc>
@@ -4837,8 +4695,8 @@
             <w:tcMar>
               <w:top w:w="60" w:type="dxa"/>
               <w:bottom w:w="60" w:type="dxa"/>
-              <w:left w:w="100" w:type="dxa"/>
-              <w:right w:w="100" w:type="dxa"/>
+              <w:left w:w="80" w:type="dxa"/>
+              <w:right w:w="80" w:type="dxa"/>
             </w:tcMar>
           </w:tcPr>
           <w:p>
@@ -4849,10 +4707,9 @@
               <w:rPr>
                 <w:rFonts w:ascii="Calibri" w:hAnsi="Calibri"/>
                 <w:b w:val="0"/>
-                <w:i w:val="0"/>
                 <w:sz w:val="20"/>
               </w:rPr>
-              <w:t>RF-08 (Integração ms.temis)</w:t>
+              <w:t xml:space="preserve">RF-08 (Integração ms.temis)</w:t>
             </w:r>
           </w:p>
         </w:tc>
@@ -4862,8 +4719,8 @@
             <w:tcMar>
               <w:top w:w="60" w:type="dxa"/>
               <w:bottom w:w="60" w:type="dxa"/>
-              <w:left w:w="100" w:type="dxa"/>
-              <w:right w:w="100" w:type="dxa"/>
+              <w:left w:w="80" w:type="dxa"/>
+              <w:right w:w="80" w:type="dxa"/>
             </w:tcMar>
           </w:tcPr>
           <w:p>
@@ -4874,10 +4731,9 @@
               <w:rPr>
                 <w:rFonts w:ascii="Calibri" w:hAnsi="Calibri"/>
                 <w:b w:val="0"/>
-                <w:i w:val="0"/>
                 <w:sz w:val="20"/>
               </w:rPr>
-              <w:t>INT-01</w:t>
+              <w:t xml:space="preserve">INT-01</w:t>
             </w:r>
           </w:p>
         </w:tc>
@@ -4887,8 +4743,8 @@
             <w:tcMar>
               <w:top w:w="60" w:type="dxa"/>
               <w:bottom w:w="60" w:type="dxa"/>
-              <w:left w:w="100" w:type="dxa"/>
-              <w:right w:w="100" w:type="dxa"/>
+              <w:left w:w="80" w:type="dxa"/>
+              <w:right w:w="80" w:type="dxa"/>
             </w:tcMar>
           </w:tcPr>
           <w:p>
@@ -4899,21 +4755,20 @@
               <w:rPr>
                 <w:rFonts w:ascii="Calibri" w:hAnsi="Calibri"/>
                 <w:b w:val="0"/>
-                <w:i w:val="0"/>
                 <w:sz w:val="20"/>
               </w:rPr>
-              <w:t>Em desenvolvimento na Sprint 2; integração ainda não implementada</w:t>
+              <w:t xml:space="preserve">Em desenvolvimento na Sprint 2; integração ainda não implementada</w:t>
             </w:r>
           </w:p>
         </w:tc>
         <w:tc>
           <w:tcPr>
-            <w:tcW w:type="dxa" w:w="1780"/>
+            <w:tcW w:type="dxa" w:w="1782"/>
             <w:tcMar>
               <w:top w:w="60" w:type="dxa"/>
               <w:bottom w:w="60" w:type="dxa"/>
-              <w:left w:w="100" w:type="dxa"/>
-              <w:right w:w="100" w:type="dxa"/>
+              <w:left w:w="80" w:type="dxa"/>
+              <w:right w:w="80" w:type="dxa"/>
             </w:tcMar>
           </w:tcPr>
           <w:p>
@@ -4924,10 +4779,9 @@
               <w:rPr>
                 <w:rFonts w:ascii="Calibri" w:hAnsi="Calibri"/>
                 <w:b w:val="0"/>
-                <w:i w:val="0"/>
                 <w:sz w:val="20"/>
               </w:rPr>
-              <w:t>S2 (09/06–20/06/2026)</w:t>
+              <w:t xml:space="preserve">S2 (09/06–20/06/2026)</w:t>
             </w:r>
           </w:p>
         </w:tc>
@@ -4942,10 +4796,10 @@
             <w:tcMar>
               <w:top w:w="60" w:type="dxa"/>
               <w:bottom w:w="60" w:type="dxa"/>
-              <w:left w:w="100" w:type="dxa"/>
-              <w:right w:w="100" w:type="dxa"/>
+              <w:left w:w="80" w:type="dxa"/>
+              <w:right w:w="80" w:type="dxa"/>
             </w:tcMar>
-            <w:shd w:val="clear" w:color="auto" w:fill="EBF5FB"/>
+            <w:shd w:val="clear" w:color="auto" w:fill="D6E4F0"/>
           </w:tcPr>
           <w:p>
             <w:pPr>
@@ -4955,10 +4809,9 @@
               <w:rPr>
                 <w:rFonts w:ascii="Calibri" w:hAnsi="Calibri"/>
                 <w:b w:val="0"/>
-                <w:i w:val="0"/>
                 <w:sz w:val="20"/>
               </w:rPr>
-              <w:t>AG-25</w:t>
+              <w:t xml:space="preserve">AG-25</w:t>
             </w:r>
           </w:p>
         </w:tc>
@@ -4968,10 +4821,10 @@
             <w:tcMar>
               <w:top w:w="60" w:type="dxa"/>
               <w:bottom w:w="60" w:type="dxa"/>
-              <w:left w:w="100" w:type="dxa"/>
-              <w:right w:w="100" w:type="dxa"/>
+              <w:left w:w="80" w:type="dxa"/>
+              <w:right w:w="80" w:type="dxa"/>
             </w:tcMar>
-            <w:shd w:val="clear" w:color="auto" w:fill="EBF5FB"/>
+            <w:shd w:val="clear" w:color="auto" w:fill="D6E4F0"/>
           </w:tcPr>
           <w:p>
             <w:pPr>
@@ -4981,10 +4834,9 @@
               <w:rPr>
                 <w:rFonts w:ascii="Calibri" w:hAnsi="Calibri"/>
                 <w:b w:val="0"/>
-                <w:i w:val="0"/>
                 <w:sz w:val="20"/>
               </w:rPr>
-              <w:t>RF-09 (Relatório consolidado)</w:t>
+              <w:t xml:space="preserve">RF-09 (Relatório consolidado)</w:t>
             </w:r>
           </w:p>
         </w:tc>
@@ -4994,10 +4846,10 @@
             <w:tcMar>
               <w:top w:w="60" w:type="dxa"/>
               <w:bottom w:w="60" w:type="dxa"/>
-              <w:left w:w="100" w:type="dxa"/>
-              <w:right w:w="100" w:type="dxa"/>
+              <w:left w:w="80" w:type="dxa"/>
+              <w:right w:w="80" w:type="dxa"/>
             </w:tcMar>
-            <w:shd w:val="clear" w:color="auto" w:fill="EBF5FB"/>
+            <w:shd w:val="clear" w:color="auto" w:fill="D6E4F0"/>
           </w:tcPr>
           <w:p>
             <w:pPr>
@@ -5007,10 +4859,9 @@
               <w:rPr>
                 <w:rFonts w:ascii="Calibri" w:hAnsi="Calibri"/>
                 <w:b w:val="0"/>
-                <w:i w:val="0"/>
                 <w:sz w:val="20"/>
               </w:rPr>
-              <w:t>REL-01</w:t>
+              <w:t xml:space="preserve">REL-01</w:t>
             </w:r>
           </w:p>
         </w:tc>
@@ -5020,10 +4871,10 @@
             <w:tcMar>
               <w:top w:w="60" w:type="dxa"/>
               <w:bottom w:w="60" w:type="dxa"/>
-              <w:left w:w="100" w:type="dxa"/>
-              <w:right w:w="100" w:type="dxa"/>
+              <w:left w:w="80" w:type="dxa"/>
+              <w:right w:w="80" w:type="dxa"/>
             </w:tcMar>
-            <w:shd w:val="clear" w:color="auto" w:fill="EBF5FB"/>
+            <w:shd w:val="clear" w:color="auto" w:fill="D6E4F0"/>
           </w:tcPr>
           <w:p>
             <w:pPr>
@@ -5033,23 +4884,22 @@
               <w:rPr>
                 <w:rFonts w:ascii="Calibri" w:hAnsi="Calibri"/>
                 <w:b w:val="0"/>
-                <w:i w:val="0"/>
                 <w:sz w:val="20"/>
               </w:rPr>
-              <w:t>Escopo planejado para S3; ainda não implementado</w:t>
+              <w:t xml:space="preserve">Escopo planejado para S3; ainda não implementado</w:t>
             </w:r>
           </w:p>
         </w:tc>
         <w:tc>
           <w:tcPr>
-            <w:tcW w:type="dxa" w:w="1780"/>
+            <w:tcW w:type="dxa" w:w="1782"/>
             <w:tcMar>
               <w:top w:w="60" w:type="dxa"/>
               <w:bottom w:w="60" w:type="dxa"/>
-              <w:left w:w="100" w:type="dxa"/>
-              <w:right w:w="100" w:type="dxa"/>
+              <w:left w:w="80" w:type="dxa"/>
+              <w:right w:w="80" w:type="dxa"/>
             </w:tcMar>
-            <w:shd w:val="clear" w:color="auto" w:fill="EBF5FB"/>
+            <w:shd w:val="clear" w:color="auto" w:fill="D6E4F0"/>
           </w:tcPr>
           <w:p>
             <w:pPr>
@@ -5059,10 +4909,9 @@
               <w:rPr>
                 <w:rFonts w:ascii="Calibri" w:hAnsi="Calibri"/>
                 <w:b w:val="0"/>
-                <w:i w:val="0"/>
                 <w:sz w:val="20"/>
               </w:rPr>
-              <w:t>S3 (23/06–04/07/2026)</w:t>
+              <w:t xml:space="preserve">S3 (23/06–04/07/2026)</w:t>
             </w:r>
           </w:p>
         </w:tc>
@@ -5070,231 +4919,165 @@
     </w:tbl>
     <w:p>
       <w:pPr>
-        <w:spacing w:before="0" w:after="160"/>
-      </w:pPr>
-    </w:p>
-    <w:p>
-      <w:pPr>
-        <w:pStyle w:val="Heading1"/>
-        <w:keepNext/>
-        <w:keepLines/>
-        <w:pBdr>
-          <w:bottom w:val="single" w:sz="4" w:space="2" w:color="D6E4F0"/>
-        </w:pBdr>
+        <w:pStyle w:val="Heading2"/>
       </w:pPr>
       <w:r>
+        <w:rPr>
+          <w:rFonts w:ascii="Calibri" w:hAnsi="Calibri"/>
+        </w:rPr>
         <w:t>5. Resumo de Cobertura</w:t>
       </w:r>
     </w:p>
     <w:p>
       <w:pPr>
-        <w:pStyle w:val="ListBullet"/>
-        <w:spacing w:before="20" w:after="40"/>
+        <w:pStyle w:val="ListParagraph"/>
+        <w:numPr>
+          <w:ilvl w:val="0"/>
+          <w:numId w:val="1"/>
+        </w:numPr>
+        <w:ind w:left="720" w:hanging="360"/>
       </w:pPr>
       <w:r>
         <w:rPr>
           <w:rFonts w:ascii="Calibri" w:hAnsi="Calibri"/>
-          <w:b/>
-          <w:i w:val="0"/>
-          <w:sz w:val="22"/>
+          <w:sz w:val="20"/>
         </w:rPr>
-        <w:t>Requisitos funcionais entregues:</w:t>
-      </w:r>
-      <w:r>
-        <w:rPr>
-          <w:rFonts w:ascii="Calibri" w:hAnsi="Calibri"/>
-          <w:b w:val="0"/>
-          <w:i w:val="0"/>
-          <w:sz w:val="22"/>
-        </w:rPr>
-        <w:t xml:space="preserve"> 6 de 9 (67%) — RF-01 a RF-06 com aceite formal em S1</w:t>
+        <w:t xml:space="preserve">Requisitos funcionais entregues: 6 de 9 (67%) — RF-01 a RF-06 com aceite formal em S1</w:t>
       </w:r>
     </w:p>
     <w:p>
       <w:pPr>
-        <w:pStyle w:val="ListBullet"/>
-        <w:spacing w:before="20" w:after="40"/>
+        <w:pStyle w:val="ListParagraph"/>
+        <w:numPr>
+          <w:ilvl w:val="0"/>
+          <w:numId w:val="1"/>
+        </w:numPr>
+        <w:ind w:left="720" w:hanging="360"/>
       </w:pPr>
       <w:r>
         <w:rPr>
           <w:rFonts w:ascii="Calibri" w:hAnsi="Calibri"/>
-          <w:b/>
-          <w:i w:val="0"/>
-          <w:sz w:val="22"/>
+          <w:sz w:val="20"/>
         </w:rPr>
-        <w:t>Requisitos funcionais em execução:</w:t>
-      </w:r>
-      <w:r>
-        <w:rPr>
-          <w:rFonts w:ascii="Calibri" w:hAnsi="Calibri"/>
-          <w:b w:val="0"/>
-          <w:i w:val="0"/>
-          <w:sz w:val="22"/>
-        </w:rPr>
-        <w:t xml:space="preserve"> 2 de 9 (22%) — RF-07 e RF-08 em andamento na S2</w:t>
+        <w:t xml:space="preserve">Requisitos funcionais em execução: 2 de 9 (22%) — RF-07 e RF-08 em andamento na S2</w:t>
       </w:r>
     </w:p>
     <w:p>
       <w:pPr>
-        <w:pStyle w:val="ListBullet"/>
-        <w:spacing w:before="20" w:after="40"/>
+        <w:pStyle w:val="ListParagraph"/>
+        <w:numPr>
+          <w:ilvl w:val="0"/>
+          <w:numId w:val="1"/>
+        </w:numPr>
+        <w:ind w:left="720" w:hanging="360"/>
       </w:pPr>
       <w:r>
         <w:rPr>
           <w:rFonts w:ascii="Calibri" w:hAnsi="Calibri"/>
-          <w:b/>
-          <w:i w:val="0"/>
-          <w:sz w:val="22"/>
+          <w:sz w:val="20"/>
         </w:rPr>
-        <w:t>Requisitos funcionais planejados:</w:t>
-      </w:r>
-      <w:r>
-        <w:rPr>
-          <w:rFonts w:ascii="Calibri" w:hAnsi="Calibri"/>
-          <w:b w:val="0"/>
-          <w:i w:val="0"/>
-          <w:sz w:val="22"/>
-        </w:rPr>
-        <w:t xml:space="preserve"> 1 de 9 (11%) — RF-09 previsto para S3</w:t>
+        <w:t xml:space="preserve">Requisitos funcionais planejados: 1 de 9 (11%) — RF-09 previsto para S3</w:t>
       </w:r>
     </w:p>
     <w:p>
       <w:pPr>
-        <w:pStyle w:val="ListBullet"/>
-        <w:spacing w:before="20" w:after="40"/>
+        <w:pStyle w:val="ListParagraph"/>
+        <w:numPr>
+          <w:ilvl w:val="0"/>
+          <w:numId w:val="1"/>
+        </w:numPr>
+        <w:ind w:left="720" w:hanging="360"/>
       </w:pPr>
       <w:r>
         <w:rPr>
           <w:rFonts w:ascii="Calibri" w:hAnsi="Calibri"/>
-          <w:b/>
-          <w:i w:val="0"/>
-          <w:sz w:val="22"/>
+          <w:sz w:val="20"/>
         </w:rPr>
-        <w:t>Requisitos não funcionais validados:</w:t>
-      </w:r>
-      <w:r>
-        <w:rPr>
-          <w:rFonts w:ascii="Calibri" w:hAnsi="Calibri"/>
-          <w:b w:val="0"/>
-          <w:i w:val="0"/>
-          <w:sz w:val="22"/>
-        </w:rPr>
-        <w:t xml:space="preserve"> 2 de 3 (67%) — RNF-01 e RNF-02 validados em S1</w:t>
+        <w:t xml:space="preserve">Requisitos não funcionais validados: 2 de 3 (67%) — RNF-01 e RNF-02 validados em S1</w:t>
       </w:r>
     </w:p>
     <w:p>
       <w:pPr>
-        <w:pStyle w:val="ListBullet"/>
-        <w:spacing w:before="20" w:after="40"/>
+        <w:pStyle w:val="ListParagraph"/>
+        <w:numPr>
+          <w:ilvl w:val="0"/>
+          <w:numId w:val="1"/>
+        </w:numPr>
+        <w:ind w:left="720" w:hanging="360"/>
       </w:pPr>
       <w:r>
         <w:rPr>
           <w:rFonts w:ascii="Calibri" w:hAnsi="Calibri"/>
-          <w:b/>
-          <w:i w:val="0"/>
-          <w:sz w:val="22"/>
+          <w:sz w:val="20"/>
         </w:rPr>
-        <w:t>Requisitos não funcionais pendentes:</w:t>
-      </w:r>
-      <w:r>
-        <w:rPr>
-          <w:rFonts w:ascii="Calibri" w:hAnsi="Calibri"/>
-          <w:b w:val="0"/>
-          <w:i w:val="0"/>
-          <w:sz w:val="22"/>
-        </w:rPr>
-        <w:t xml:space="preserve"> 1 de 3 (33%) — RNF-03 depende da conclusão de AG-23 (S2)</w:t>
+        <w:t xml:space="preserve">Requisitos não funcionais pendentes: 1 de 3 (33%) — RNF-03 depende da conclusão de AG-23 (S2)</w:t>
       </w:r>
     </w:p>
     <w:p>
       <w:pPr>
-        <w:pStyle w:val="ListBullet"/>
-        <w:spacing w:before="20" w:after="40"/>
+        <w:pStyle w:val="ListParagraph"/>
+        <w:numPr>
+          <w:ilvl w:val="0"/>
+          <w:numId w:val="1"/>
+        </w:numPr>
+        <w:ind w:left="720" w:hanging="360"/>
       </w:pPr>
       <w:r>
         <w:rPr>
           <w:rFonts w:ascii="Calibri" w:hAnsi="Calibri"/>
-          <w:b/>
-          <w:i w:val="0"/>
-          <w:sz w:val="22"/>
+          <w:sz w:val="20"/>
         </w:rPr>
-        <w:t>Casos de teste Sprint 1:</w:t>
-      </w:r>
-      <w:r>
-        <w:rPr>
-          <w:rFonts w:ascii="Calibri" w:hAnsi="Calibri"/>
-          <w:b w:val="0"/>
-          <w:i w:val="0"/>
-          <w:sz w:val="22"/>
-        </w:rPr>
-        <w:t xml:space="preserve"> 10 de 10 (100%) aprovados por Leonardo Francisco Pereira (AASP)</w:t>
+        <w:t xml:space="preserve">Casos de teste Sprint 1: 10 de 10 (100%) aprovados por Leonardo Francisco Pereira (AASP)</w:t>
       </w:r>
     </w:p>
     <w:p>
       <w:pPr>
-        <w:pStyle w:val="ListBullet"/>
-        <w:spacing w:before="20" w:after="40"/>
+        <w:pStyle w:val="ListParagraph"/>
+        <w:numPr>
+          <w:ilvl w:val="0"/>
+          <w:numId w:val="1"/>
+        </w:numPr>
+        <w:ind w:left="720" w:hanging="360"/>
       </w:pPr>
       <w:r>
         <w:rPr>
           <w:rFonts w:ascii="Calibri" w:hAnsi="Calibri"/>
-          <w:b/>
-          <w:i w:val="0"/>
-          <w:sz w:val="22"/>
+          <w:sz w:val="20"/>
         </w:rPr>
-        <w:t>Rastreabilidade req → teste:</w:t>
-      </w:r>
-      <w:r>
-        <w:rPr>
-          <w:rFonts w:ascii="Calibri" w:hAnsi="Calibri"/>
-          <w:b w:val="0"/>
-          <w:i w:val="0"/>
-          <w:sz w:val="22"/>
-        </w:rPr>
-        <w:t xml:space="preserve"> 100% para todos os requisitos entregues até S1</w:t>
+        <w:t xml:space="preserve">Rastreabilidade req → teste: 100% para todos os requisitos entregues até S1</w:t>
       </w:r>
     </w:p>
     <w:p>
       <w:pPr>
-        <w:pStyle w:val="ListBullet"/>
-        <w:spacing w:before="20" w:after="40"/>
+        <w:pStyle w:val="ListParagraph"/>
+        <w:numPr>
+          <w:ilvl w:val="0"/>
+          <w:numId w:val="1"/>
+        </w:numPr>
+        <w:ind w:left="720" w:hanging="360"/>
       </w:pPr>
       <w:r>
         <w:rPr>
           <w:rFonts w:ascii="Calibri" w:hAnsi="Calibri"/>
-          <w:b/>
-          <w:i w:val="0"/>
-          <w:sz w:val="22"/>
+          <w:sz w:val="20"/>
         </w:rPr>
-        <w:t>Rastreabilidade req → MR:</w:t>
-      </w:r>
-      <w:r>
-        <w:rPr>
-          <w:rFonts w:ascii="Calibri" w:hAnsi="Calibri"/>
-          <w:b w:val="0"/>
-          <w:i w:val="0"/>
-          <w:sz w:val="22"/>
-        </w:rPr>
-        <w:t xml:space="preserve"> 100% para requisitos entregues (MRs !1, !2, !3, !4, !5)</w:t>
+        <w:t xml:space="preserve">Rastreabilidade req → MR: 100% para requisitos entregues (MRs !1, !2, !3, !4, !5)</w:t>
       </w:r>
     </w:p>
     <w:p>
       <w:pPr>
-        <w:pStyle w:val="Heading1"/>
-        <w:keepNext/>
-        <w:keepLines/>
-        <w:pBdr>
-          <w:bottom w:val="single" w:sz="4" w:space="2" w:color="D6E4F0"/>
-        </w:pBdr>
+        <w:pStyle w:val="Heading2"/>
       </w:pPr>
       <w:r>
+        <w:rPr>
+          <w:rFonts w:ascii="Calibri" w:hAnsi="Calibri"/>
+        </w:rPr>
         <w:t>Histórico de Revisões</w:t>
       </w:r>
     </w:p>
     <w:tbl>
       <w:tblPr>
         <w:tblW w:type="auto" w:w="0"/>
-        <w:tblLook w:firstColumn="1" w:firstRow="1" w:lastColumn="0" w:lastRow="0" w:noHBand="0" w:noVBand="1" w:val="04A0"/>
         <w:tblBorders>
           <w:top w:val="single" w:sz="4" w:space="0" w:color="AAAAAA"/>
           <w:left w:val="single" w:sz="4" w:space="0" w:color="AAAAAA"/>
@@ -5305,23 +5088,133 @@
         </w:tblBorders>
       </w:tblPr>
       <w:tblGrid>
-        <w:gridCol w:w="2225"/>
-        <w:gridCol w:w="2225"/>
-        <w:gridCol w:w="2225"/>
-        <w:gridCol w:w="2225"/>
+        <w:gridCol w:w="1200"/>
+        <w:gridCol w:w="1400"/>
+        <w:gridCol w:w="1800"/>
+        <w:gridCol w:w="4502"/>
       </w:tblGrid>
+      <w:tr>
+        <w:trPr>
+          <w:tblHeader/>
+          <w:cantSplit w:val="1"/>
+        </w:trPr>
+        <w:tc>
+          <w:tcPr>
+            <w:tcW w:type="dxa" w:w="1200"/>
+            <w:tcMar>
+              <w:top w:w="60" w:type="dxa"/>
+              <w:bottom w:w="60" w:type="dxa"/>
+              <w:left w:w="80" w:type="dxa"/>
+              <w:right w:w="80" w:type="dxa"/>
+            </w:tcMar>
+            <w:shd w:val="clear" w:color="auto" w:fill="1F3864"/>
+          </w:tcPr>
+          <w:p>
+            <w:pPr>
+              <w:spacing w:before="40" w:after="40"/>
+            </w:pPr>
+            <w:r>
+              <w:rPr>
+                <w:rFonts w:ascii="Calibri" w:hAnsi="Calibri"/>
+                <w:b/>
+                <w:color w:val="FFFFFF"/>
+                <w:sz w:val="20"/>
+              </w:rPr>
+              <w:t xml:space="preserve">Versão</w:t>
+            </w:r>
+          </w:p>
+        </w:tc>
+        <w:tc>
+          <w:tcPr>
+            <w:tcW w:type="dxa" w:w="1400"/>
+            <w:tcMar>
+              <w:top w:w="60" w:type="dxa"/>
+              <w:bottom w:w="60" w:type="dxa"/>
+              <w:left w:w="80" w:type="dxa"/>
+              <w:right w:w="80" w:type="dxa"/>
+            </w:tcMar>
+            <w:shd w:val="clear" w:color="auto" w:fill="1F3864"/>
+          </w:tcPr>
+          <w:p>
+            <w:pPr>
+              <w:spacing w:before="40" w:after="40"/>
+            </w:pPr>
+            <w:r>
+              <w:rPr>
+                <w:rFonts w:ascii="Calibri" w:hAnsi="Calibri"/>
+                <w:b/>
+                <w:color w:val="FFFFFF"/>
+                <w:sz w:val="20"/>
+              </w:rPr>
+              <w:t xml:space="preserve">Data</w:t>
+            </w:r>
+          </w:p>
+        </w:tc>
+        <w:tc>
+          <w:tcPr>
+            <w:tcW w:type="dxa" w:w="1800"/>
+            <w:tcMar>
+              <w:top w:w="60" w:type="dxa"/>
+              <w:bottom w:w="60" w:type="dxa"/>
+              <w:left w:w="80" w:type="dxa"/>
+              <w:right w:w="80" w:type="dxa"/>
+            </w:tcMar>
+            <w:shd w:val="clear" w:color="auto" w:fill="1F3864"/>
+          </w:tcPr>
+          <w:p>
+            <w:pPr>
+              <w:spacing w:before="40" w:after="40"/>
+            </w:pPr>
+            <w:r>
+              <w:rPr>
+                <w:rFonts w:ascii="Calibri" w:hAnsi="Calibri"/>
+                <w:b/>
+                <w:color w:val="FFFFFF"/>
+                <w:sz w:val="20"/>
+              </w:rPr>
+              <w:t xml:space="preserve">Autor</w:t>
+            </w:r>
+          </w:p>
+        </w:tc>
+        <w:tc>
+          <w:tcPr>
+            <w:tcW w:type="dxa" w:w="4502"/>
+            <w:tcMar>
+              <w:top w:w="60" w:type="dxa"/>
+              <w:bottom w:w="60" w:type="dxa"/>
+              <w:left w:w="80" w:type="dxa"/>
+              <w:right w:w="80" w:type="dxa"/>
+            </w:tcMar>
+            <w:shd w:val="clear" w:color="auto" w:fill="1F3864"/>
+          </w:tcPr>
+          <w:p>
+            <w:pPr>
+              <w:spacing w:before="40" w:after="40"/>
+            </w:pPr>
+            <w:r>
+              <w:rPr>
+                <w:rFonts w:ascii="Calibri" w:hAnsi="Calibri"/>
+                <w:b/>
+                <w:color w:val="FFFFFF"/>
+                <w:sz w:val="20"/>
+              </w:rPr>
+              <w:t xml:space="preserve">Descrição</w:t>
+            </w:r>
+          </w:p>
+        </w:tc>
+      </w:tr>
       <w:tr>
         <w:trPr>
           <w:cantSplit w:val="1"/>
         </w:trPr>
         <w:tc>
           <w:tcPr>
-            <w:tcW w:type="dxa" w:w="2225"/>
+            <w:tcW w:type="dxa" w:w="1200"/>
             <w:tcMar>
               <w:top w:w="60" w:type="dxa"/>
               <w:bottom w:w="60" w:type="dxa"/>
-              <w:left w:w="100" w:type="dxa"/>
-              <w:right w:w="100" w:type="dxa"/>
+              <w:left w:w="80" w:type="dxa"/>
+              <w:right w:w="80" w:type="dxa"/>
             </w:tcMar>
             <w:shd w:val="clear" w:color="auto" w:fill="D6E4F0"/>
           </w:tcPr>
@@ -5332,22 +5225,21 @@
             <w:r>
               <w:rPr>
                 <w:rFonts w:ascii="Calibri" w:hAnsi="Calibri"/>
-                <w:b/>
-                <w:i w:val="0"/>
+                <w:b w:val="0"/>
                 <w:sz w:val="20"/>
               </w:rPr>
-              <w:t>Versão</w:t>
+              <w:t xml:space="preserve">1.0</w:t>
             </w:r>
           </w:p>
         </w:tc>
         <w:tc>
           <w:tcPr>
-            <w:tcW w:type="dxa" w:w="2225"/>
+            <w:tcW w:type="dxa" w:w="1400"/>
             <w:tcMar>
               <w:top w:w="60" w:type="dxa"/>
               <w:bottom w:w="60" w:type="dxa"/>
-              <w:left w:w="100" w:type="dxa"/>
-              <w:right w:w="100" w:type="dxa"/>
+              <w:left w:w="80" w:type="dxa"/>
+              <w:right w:w="80" w:type="dxa"/>
             </w:tcMar>
             <w:shd w:val="clear" w:color="auto" w:fill="D6E4F0"/>
           </w:tcPr>
@@ -5358,22 +5250,21 @@
             <w:r>
               <w:rPr>
                 <w:rFonts w:ascii="Calibri" w:hAnsi="Calibri"/>
-                <w:b/>
-                <w:i w:val="0"/>
+                <w:b w:val="0"/>
                 <w:sz w:val="20"/>
               </w:rPr>
-              <w:t>Data</w:t>
+              <w:t xml:space="preserve">26/05/2026</w:t>
             </w:r>
           </w:p>
         </w:tc>
         <w:tc>
           <w:tcPr>
-            <w:tcW w:type="dxa" w:w="2225"/>
+            <w:tcW w:type="dxa" w:w="1800"/>
             <w:tcMar>
               <w:top w:w="60" w:type="dxa"/>
               <w:bottom w:w="60" w:type="dxa"/>
-              <w:left w:w="100" w:type="dxa"/>
-              <w:right w:w="100" w:type="dxa"/>
+              <w:left w:w="80" w:type="dxa"/>
+              <w:right w:w="80" w:type="dxa"/>
             </w:tcMar>
             <w:shd w:val="clear" w:color="auto" w:fill="D6E4F0"/>
           </w:tcPr>
@@ -5384,22 +5275,21 @@
             <w:r>
               <w:rPr>
                 <w:rFonts w:ascii="Calibri" w:hAnsi="Calibri"/>
-                <w:b/>
-                <w:i w:val="0"/>
+                <w:b w:val="0"/>
                 <w:sz w:val="20"/>
               </w:rPr>
-              <w:t>Autor</w:t>
+              <w:t xml:space="preserve">Abraão</w:t>
             </w:r>
           </w:p>
         </w:tc>
         <w:tc>
           <w:tcPr>
-            <w:tcW w:type="dxa" w:w="2225"/>
+            <w:tcW w:type="dxa" w:w="4502"/>
             <w:tcMar>
               <w:top w:w="60" w:type="dxa"/>
               <w:bottom w:w="60" w:type="dxa"/>
-              <w:left w:w="100" w:type="dxa"/>
-              <w:right w:w="100" w:type="dxa"/>
+              <w:left w:w="80" w:type="dxa"/>
+              <w:right w:w="80" w:type="dxa"/>
             </w:tcMar>
             <w:shd w:val="clear" w:color="auto" w:fill="D6E4F0"/>
           </w:tcPr>
@@ -5410,11 +5300,10 @@
             <w:r>
               <w:rPr>
                 <w:rFonts w:ascii="Calibri" w:hAnsi="Calibri"/>
-                <w:b/>
-                <w:i w:val="0"/>
+                <w:b w:val="0"/>
                 <w:sz w:val="20"/>
               </w:rPr>
-              <w:t>Descrição</w:t>
+              <w:t xml:space="preserve">Versão inicial — estrutura da matriz com requisitos RF-01 a RF-09 e RNF-01 a RNF-03</w:t>
             </w:r>
           </w:p>
         </w:tc>
@@ -5425,38 +5314,12 @@
         </w:trPr>
         <w:tc>
           <w:tcPr>
-            <w:tcW w:type="dxa" w:w="2225"/>
+            <w:tcW w:type="dxa" w:w="1200"/>
             <w:tcMar>
               <w:top w:w="60" w:type="dxa"/>
               <w:bottom w:w="60" w:type="dxa"/>
-              <w:left w:w="100" w:type="dxa"/>
-              <w:right w:w="100" w:type="dxa"/>
-            </w:tcMar>
-            <w:shd w:val="clear" w:color="auto" w:fill="F0F4F8"/>
-          </w:tcPr>
-          <w:p>
-            <w:pPr>
-              <w:spacing w:before="40" w:after="40"/>
-            </w:pPr>
-            <w:r>
-              <w:rPr>
-                <w:rFonts w:ascii="Calibri" w:hAnsi="Calibri"/>
-                <w:b/>
-                <w:i w:val="0"/>
-                <w:sz w:val="20"/>
-              </w:rPr>
-              <w:t>1.0</w:t>
-            </w:r>
-          </w:p>
-        </w:tc>
-        <w:tc>
-          <w:tcPr>
-            <w:tcW w:type="dxa" w:w="2225"/>
-            <w:tcMar>
-              <w:top w:w="60" w:type="dxa"/>
-              <w:bottom w:w="60" w:type="dxa"/>
-              <w:left w:w="100" w:type="dxa"/>
-              <w:right w:w="100" w:type="dxa"/>
+              <w:left w:w="80" w:type="dxa"/>
+              <w:right w:w="80" w:type="dxa"/>
             </w:tcMar>
           </w:tcPr>
           <w:p>
@@ -5467,21 +5330,20 @@
               <w:rPr>
                 <w:rFonts w:ascii="Calibri" w:hAnsi="Calibri"/>
                 <w:b w:val="0"/>
-                <w:i w:val="0"/>
                 <w:sz w:val="20"/>
               </w:rPr>
-              <w:t>26/05/2026</w:t>
+              <w:t xml:space="preserve">1.1</w:t>
             </w:r>
           </w:p>
         </w:tc>
         <w:tc>
           <w:tcPr>
-            <w:tcW w:type="dxa" w:w="2225"/>
+            <w:tcW w:type="dxa" w:w="1400"/>
             <w:tcMar>
               <w:top w:w="60" w:type="dxa"/>
               <w:bottom w:w="60" w:type="dxa"/>
-              <w:left w:w="100" w:type="dxa"/>
-              <w:right w:w="100" w:type="dxa"/>
+              <w:left w:w="80" w:type="dxa"/>
+              <w:right w:w="80" w:type="dxa"/>
             </w:tcMar>
           </w:tcPr>
           <w:p>
@@ -5492,21 +5354,20 @@
               <w:rPr>
                 <w:rFonts w:ascii="Calibri" w:hAnsi="Calibri"/>
                 <w:b w:val="0"/>
-                <w:i w:val="0"/>
                 <w:sz w:val="20"/>
               </w:rPr>
-              <w:t>Abraão</w:t>
+              <w:t xml:space="preserve">09/06/2026</w:t>
             </w:r>
           </w:p>
         </w:tc>
         <w:tc>
           <w:tcPr>
-            <w:tcW w:type="dxa" w:w="2225"/>
+            <w:tcW w:type="dxa" w:w="1800"/>
             <w:tcMar>
               <w:top w:w="60" w:type="dxa"/>
               <w:bottom w:w="60" w:type="dxa"/>
-              <w:left w:w="100" w:type="dxa"/>
-              <w:right w:w="100" w:type="dxa"/>
+              <w:left w:w="80" w:type="dxa"/>
+              <w:right w:w="80" w:type="dxa"/>
             </w:tcMar>
           </w:tcPr>
           <w:p>
@@ -5517,10 +5378,33 @@
               <w:rPr>
                 <w:rFonts w:ascii="Calibri" w:hAnsi="Calibri"/>
                 <w:b w:val="0"/>
-                <w:i w:val="0"/>
                 <w:sz w:val="20"/>
               </w:rPr>
-              <w:t>Versão inicial — estrutura da matriz com requisitos RF-01 a RF-09 e RNF-01 a RNF-03</w:t>
+              <w:t xml:space="preserve">Abraão</w:t>
+            </w:r>
+          </w:p>
+        </w:tc>
+        <w:tc>
+          <w:tcPr>
+            <w:tcW w:type="dxa" w:w="4502"/>
+            <w:tcMar>
+              <w:top w:w="60" w:type="dxa"/>
+              <w:bottom w:w="60" w:type="dxa"/>
+              <w:left w:w="80" w:type="dxa"/>
+              <w:right w:w="80" w:type="dxa"/>
+            </w:tcMar>
+          </w:tcPr>
+          <w:p>
+            <w:pPr>
+              <w:spacing w:before="40" w:after="40"/>
+            </w:pPr>
+            <w:r>
+              <w:rPr>
+                <w:rFonts w:ascii="Calibri" w:hAnsi="Calibri"/>
+                <w:b w:val="0"/>
+                <w:sz w:val="20"/>
+              </w:rPr>
+              <w:t xml:space="preserve">Atualizado pós-Sprint 1: MRs !1 a !5 registrados, status de entrega e resultados dos casos de teste incorporados</w:t>
             </w:r>
           </w:p>
         </w:tc>
@@ -5531,14 +5415,14 @@
         </w:trPr>
         <w:tc>
           <w:tcPr>
-            <w:tcW w:type="dxa" w:w="2225"/>
+            <w:tcW w:type="dxa" w:w="1200"/>
             <w:tcMar>
               <w:top w:w="60" w:type="dxa"/>
               <w:bottom w:w="60" w:type="dxa"/>
-              <w:left w:w="100" w:type="dxa"/>
-              <w:right w:w="100" w:type="dxa"/>
+              <w:left w:w="80" w:type="dxa"/>
+              <w:right w:w="80" w:type="dxa"/>
             </w:tcMar>
-            <w:shd w:val="clear" w:color="auto" w:fill="F0F4F8"/>
+            <w:shd w:val="clear" w:color="auto" w:fill="D6E4F0"/>
           </w:tcPr>
           <w:p>
             <w:pPr>
@@ -5547,22 +5431,101 @@
             <w:r>
               <w:rPr>
                 <w:rFonts w:ascii="Calibri" w:hAnsi="Calibri"/>
-                <w:b/>
-                <w:i w:val="0"/>
+                <w:b w:val="0"/>
                 <w:sz w:val="20"/>
               </w:rPr>
-              <w:t>1.1</w:t>
+              <w:t xml:space="preserve">1.2</w:t>
             </w:r>
           </w:p>
         </w:tc>
         <w:tc>
           <w:tcPr>
-            <w:tcW w:type="dxa" w:w="2225"/>
+            <w:tcW w:type="dxa" w:w="1400"/>
             <w:tcMar>
               <w:top w:w="60" w:type="dxa"/>
               <w:bottom w:w="60" w:type="dxa"/>
-              <w:left w:w="100" w:type="dxa"/>
-              <w:right w:w="100" w:type="dxa"/>
+              <w:left w:w="80" w:type="dxa"/>
+              <w:right w:w="80" w:type="dxa"/>
+            </w:tcMar>
+            <w:shd w:val="clear" w:color="auto" w:fill="D6E4F0"/>
+          </w:tcPr>
+          <w:p>
+            <w:pPr>
+              <w:spacing w:before="40" w:after="40"/>
+            </w:pPr>
+            <w:r>
+              <w:rPr>
+                <w:rFonts w:ascii="Calibri" w:hAnsi="Calibri"/>
+                <w:b w:val="0"/>
+                <w:sz w:val="20"/>
+              </w:rPr>
+              <w:t xml:space="preserve">15/06/2026</w:t>
+            </w:r>
+          </w:p>
+        </w:tc>
+        <w:tc>
+          <w:tcPr>
+            <w:tcW w:type="dxa" w:w="1800"/>
+            <w:tcMar>
+              <w:top w:w="60" w:type="dxa"/>
+              <w:bottom w:w="60" w:type="dxa"/>
+              <w:left w:w="80" w:type="dxa"/>
+              <w:right w:w="80" w:type="dxa"/>
+            </w:tcMar>
+            <w:shd w:val="clear" w:color="auto" w:fill="D6E4F0"/>
+          </w:tcPr>
+          <w:p>
+            <w:pPr>
+              <w:spacing w:before="40" w:after="40"/>
+            </w:pPr>
+            <w:r>
+              <w:rPr>
+                <w:rFonts w:ascii="Calibri" w:hAnsi="Calibri"/>
+                <w:b w:val="0"/>
+                <w:sz w:val="20"/>
+              </w:rPr>
+              <w:t xml:space="preserve">Abraão</w:t>
+            </w:r>
+          </w:p>
+        </w:tc>
+        <w:tc>
+          <w:tcPr>
+            <w:tcW w:type="dxa" w:w="4502"/>
+            <w:tcMar>
+              <w:top w:w="60" w:type="dxa"/>
+              <w:bottom w:w="60" w:type="dxa"/>
+              <w:left w:w="80" w:type="dxa"/>
+              <w:right w:w="80" w:type="dxa"/>
+            </w:tcMar>
+            <w:shd w:val="clear" w:color="auto" w:fill="D6E4F0"/>
+          </w:tcPr>
+          <w:p>
+            <w:pPr>
+              <w:spacing w:before="40" w:after="40"/>
+            </w:pPr>
+            <w:r>
+              <w:rPr>
+                <w:rFonts w:ascii="Calibri" w:hAnsi="Calibri"/>
+                <w:b w:val="0"/>
+                <w:sz w:val="20"/>
+              </w:rPr>
+              <w:t xml:space="preserve">Endpoints, casos de teste e cobertura alinhados à API real (GerenciarGruposController)</w:t>
+            </w:r>
+          </w:p>
+        </w:tc>
+      </w:tr>
+      <w:tr>
+        <w:trPr>
+          <w:cantSplit w:val="1"/>
+        </w:trPr>
+        <w:tc>
+          <w:tcPr>
+            <w:tcW w:type="dxa" w:w="1200"/>
+            <w:tcMar>
+              <w:top w:w="60" w:type="dxa"/>
+              <w:bottom w:w="60" w:type="dxa"/>
+              <w:left w:w="80" w:type="dxa"/>
+              <w:right w:w="80" w:type="dxa"/>
             </w:tcMar>
           </w:tcPr>
           <w:p>
@@ -5573,21 +5536,20 @@
               <w:rPr>
                 <w:rFonts w:ascii="Calibri" w:hAnsi="Calibri"/>
                 <w:b w:val="0"/>
-                <w:i w:val="0"/>
                 <w:sz w:val="20"/>
               </w:rPr>
-              <w:t>09/06/2026</w:t>
+              <w:t xml:space="preserve">1.3</w:t>
             </w:r>
           </w:p>
         </w:tc>
         <w:tc>
           <w:tcPr>
-            <w:tcW w:type="dxa" w:w="2225"/>
+            <w:tcW w:type="dxa" w:w="1400"/>
             <w:tcMar>
               <w:top w:w="60" w:type="dxa"/>
               <w:bottom w:w="60" w:type="dxa"/>
-              <w:left w:w="100" w:type="dxa"/>
-              <w:right w:w="100" w:type="dxa"/>
+              <w:left w:w="80" w:type="dxa"/>
+              <w:right w:w="80" w:type="dxa"/>
             </w:tcMar>
           </w:tcPr>
           <w:p>
@@ -5598,21 +5560,20 @@
               <w:rPr>
                 <w:rFonts w:ascii="Calibri" w:hAnsi="Calibri"/>
                 <w:b w:val="0"/>
-                <w:i w:val="0"/>
                 <w:sz w:val="20"/>
               </w:rPr>
-              <w:t>Abraão</w:t>
+              <w:t xml:space="preserve">23/06/2026</w:t>
             </w:r>
           </w:p>
         </w:tc>
         <w:tc>
           <w:tcPr>
-            <w:tcW w:type="dxa" w:w="2225"/>
+            <w:tcW w:type="dxa" w:w="1800"/>
             <w:tcMar>
               <w:top w:w="60" w:type="dxa"/>
               <w:bottom w:w="60" w:type="dxa"/>
-              <w:left w:w="100" w:type="dxa"/>
-              <w:right w:w="100" w:type="dxa"/>
+              <w:left w:w="80" w:type="dxa"/>
+              <w:right w:w="80" w:type="dxa"/>
             </w:tcMar>
           </w:tcPr>
           <w:p>
@@ -5623,52 +5584,20 @@
               <w:rPr>
                 <w:rFonts w:ascii="Calibri" w:hAnsi="Calibri"/>
                 <w:b w:val="0"/>
-                <w:i w:val="0"/>
                 <w:sz w:val="20"/>
               </w:rPr>
-              <w:t>Atualizado pós-Sprint 1: MRs !1 a !5 registrados, status de entrega e resultados dos casos de teste incorporados</w:t>
-            </w:r>
-          </w:p>
-        </w:tc>
-      </w:tr>
-      <w:tr>
-        <w:trPr>
-          <w:cantSplit w:val="1"/>
-        </w:trPr>
-        <w:tc>
-          <w:tcPr>
-            <w:tcW w:type="dxa" w:w="2225"/>
-            <w:tcMar>
-              <w:top w:w="60" w:type="dxa"/>
-              <w:bottom w:w="60" w:type="dxa"/>
-              <w:left w:w="100" w:type="dxa"/>
-              <w:right w:w="100" w:type="dxa"/>
-            </w:tcMar>
-            <w:shd w:val="clear" w:color="auto" w:fill="F0F4F8"/>
-          </w:tcPr>
-          <w:p>
-            <w:pPr>
-              <w:spacing w:before="40" w:after="40"/>
-            </w:pPr>
-            <w:r>
-              <w:rPr>
-                <w:rFonts w:ascii="Calibri" w:hAnsi="Calibri"/>
-                <w:b/>
-                <w:i w:val="0"/>
-                <w:sz w:val="20"/>
-              </w:rPr>
-              <w:t>1.2</w:t>
+              <w:t xml:space="preserve">Abraão</w:t>
             </w:r>
           </w:p>
         </w:tc>
         <w:tc>
           <w:tcPr>
-            <w:tcW w:type="dxa" w:w="2225"/>
+            <w:tcW w:type="dxa" w:w="4502"/>
             <w:tcMar>
               <w:top w:w="60" w:type="dxa"/>
               <w:bottom w:w="60" w:type="dxa"/>
-              <w:left w:w="100" w:type="dxa"/>
-              <w:right w:w="100" w:type="dxa"/>
+              <w:left w:w="80" w:type="dxa"/>
+              <w:right w:w="80" w:type="dxa"/>
             </w:tcMar>
           </w:tcPr>
           <w:p>
@@ -5679,70 +5608,14 @@
               <w:rPr>
                 <w:rFonts w:ascii="Calibri" w:hAnsi="Calibri"/>
                 <w:b w:val="0"/>
-                <w:i w:val="0"/>
                 <w:sz w:val="20"/>
               </w:rPr>
-              <w:t>15/06/2026</w:t>
-            </w:r>
-          </w:p>
-        </w:tc>
-        <w:tc>
-          <w:tcPr>
-            <w:tcW w:type="dxa" w:w="2225"/>
-            <w:tcMar>
-              <w:top w:w="60" w:type="dxa"/>
-              <w:bottom w:w="60" w:type="dxa"/>
-              <w:left w:w="100" w:type="dxa"/>
-              <w:right w:w="100" w:type="dxa"/>
-            </w:tcMar>
-          </w:tcPr>
-          <w:p>
-            <w:pPr>
-              <w:spacing w:before="40" w:after="40"/>
-            </w:pPr>
-            <w:r>
-              <w:rPr>
-                <w:rFonts w:ascii="Calibri" w:hAnsi="Calibri"/>
-                <w:b w:val="0"/>
-                <w:i w:val="0"/>
-                <w:sz w:val="20"/>
-              </w:rPr>
-              <w:t>Abraão</w:t>
-            </w:r>
-          </w:p>
-        </w:tc>
-        <w:tc>
-          <w:tcPr>
-            <w:tcW w:type="dxa" w:w="2225"/>
-            <w:tcMar>
-              <w:top w:w="60" w:type="dxa"/>
-              <w:bottom w:w="60" w:type="dxa"/>
-              <w:left w:w="100" w:type="dxa"/>
-              <w:right w:w="100" w:type="dxa"/>
-            </w:tcMar>
-          </w:tcPr>
-          <w:p>
-            <w:pPr>
-              <w:spacing w:before="40" w:after="40"/>
-            </w:pPr>
-            <w:r>
-              <w:rPr>
-                <w:rFonts w:ascii="Calibri" w:hAnsi="Calibri"/>
-                <w:b w:val="0"/>
-                <w:i w:val="0"/>
-                <w:sz w:val="20"/>
-              </w:rPr>
-              <w:t>Endpoints, casos de teste e cobertura alinhados à API real (GerenciarGruposController)</w:t>
+              <w:t xml:space="preserve">Referências a "Jira" substituídas por "GitLab Issues"; referência a testes de integração corrigida para testes de sistema</w:t>
             </w:r>
           </w:p>
         </w:tc>
       </w:tr>
     </w:tbl>
-    <w:p>
-      <w:pPr>
-        <w:spacing w:before="0" w:after="160"/>
-      </w:pPr>
-    </w:p>
     <w:sectPr>
       <w:headerReference w:type="default" r:id="rId9"/>
       <w:headerReference w:type="first" r:id="rId10"/>
@@ -5777,7 +5650,7 @@
         <w:color w:val="555555"/>
         <w:sz w:val="16"/>
       </w:rPr>
-      <w:t>v1.2  ·  26/05/2026</w:t>
+      <w:t>v1.3  ·  23/06/2026</w:t>
     </w:r>
     <w:r>
       <w:tab/>
@@ -5839,7 +5712,7 @@
         <w:color w:val="555555"/>
         <w:sz w:val="16"/>
       </w:rPr>
-      <w:t>v1.2  ·  26/05/2026</w:t>
+      <w:t>v1.3  ·  23/06/2026</w:t>
     </w:r>
     <w:r>
       <w:tab/>
@@ -5921,7 +5794,7 @@
         <w:color w:val="555555"/>
         <w:sz w:val="18"/>
       </w:rPr>
-      <w:t>Engenharia de Requisitos</w:t>
+      <w:t>Gerência de Requisitos</w:t>
     </w:r>
   </w:p>
 </w:hdr>

--- a/mps-nivel-c/oficial/04_registros/AASP_Gerenciador/AASP01_Grupos-Usuarios/RASTR-AASP01-001_Matriz-de-Rastreabilidade.docx
+++ b/mps-nivel-c/oficial/04_registros/AASP_Gerenciador/AASP01_Grupos-Usuarios/RASTR-AASP01-001_Matriz-de-Rastreabilidade.docx
@@ -338,7 +338,7 @@
                 <w:i w:val="0"/>
                 <w:sz w:val="20"/>
               </w:rPr>
-              <w:t>ms.auxo.gruposusuarios</w:t>
+              <w:t>ms.auxo.usuarios</w:t>
             </w:r>
           </w:p>
         </w:tc>
@@ -618,7 +618,7 @@
                 <w:i w:val="0"/>
                 <w:sz w:val="20"/>
               </w:rPr>
-              <w:t>Leonardo Francisco Pereira — AASP</w:t>
+              <w:t>Caroline Sousa — AASP</w:t>
             </w:r>
           </w:p>
         </w:tc>
@@ -664,17 +664,8 @@
             </w:tcMar>
           </w:tcPr>
           <w:p>
-            <w:pPr>
-              <w:spacing w:before="40" w:after="40"/>
-            </w:pPr>
             <w:r>
-              <w:rPr>
-                <w:rFonts w:ascii="Calibri" w:hAnsi="Calibri"/>
-                <w:b w:val="0"/>
-                <w:i w:val="0"/>
-                <w:sz w:val="20"/>
-              </w:rPr>
-              <w:t>26/05/2026</w:t>
+              <w:t>24/06/2026</w:t>
             </w:r>
           </w:p>
         </w:tc>
@@ -720,17 +711,8 @@
             </w:tcMar>
           </w:tcPr>
           <w:p>
-            <w:pPr>
-              <w:spacing w:before="40" w:after="40"/>
-            </w:pPr>
             <w:r>
-              <w:rPr>
-                <w:rFonts w:ascii="Calibri" w:hAnsi="Calibri"/>
-                <w:b w:val="0"/>
-                <w:i w:val="0"/>
-                <w:sz w:val="20"/>
-              </w:rPr>
-              <w:t>1.2</w:t>
+              <w:t>1.3</w:t>
             </w:r>
           </w:p>
         </w:tc>
@@ -5227,7 +5209,7 @@
           <w:i w:val="0"/>
           <w:sz w:val="22"/>
         </w:rPr>
-        <w:t xml:space="preserve"> 10 de 10 (100%) aprovados por Leonardo Francisco Pereira (AASP)</w:t>
+        <w:t xml:space="preserve"> 10 de 10 (100%) aprovados por Caroline Sousa (AASP)</w:t>
       </w:r>
     </w:p>
     <w:p>
@@ -5737,6 +5719,48 @@
           </w:p>
         </w:tc>
       </w:tr>
+      <w:tr>
+        <w:tc>
+          <w:tcPr>
+            <w:tcW w:type="dxa" w:w="2225"/>
+          </w:tcPr>
+          <w:p>
+            <w:r>
+              <w:t>1.3</w:t>
+            </w:r>
+          </w:p>
+        </w:tc>
+        <w:tc>
+          <w:tcPr>
+            <w:tcW w:type="dxa" w:w="2225"/>
+          </w:tcPr>
+          <w:p>
+            <w:r>
+              <w:t>24/06/2026</w:t>
+            </w:r>
+          </w:p>
+        </w:tc>
+        <w:tc>
+          <w:tcPr>
+            <w:tcW w:type="dxa" w:w="2225"/>
+          </w:tcPr>
+          <w:p>
+            <w:r>
+              <w:t>Time de Melhoria Contínua</w:t>
+            </w:r>
+          </w:p>
+        </w:tc>
+        <w:tc>
+          <w:tcPr>
+            <w:tcW w:type="dxa" w:w="2225"/>
+          </w:tcPr>
+          <w:p>
+            <w:r>
+              <w:t>Reconciliação com o estado real do GitLab (produto/repositório ms.auxo.usuarios; framework net5.0 onde aplicável; entregas da Sprint 1 integradas em develop com baseline pela tag sprint-1-aceite).</w:t>
+            </w:r>
+          </w:p>
+        </w:tc>
+      </w:tr>
     </w:tbl>
     <w:p>
       <w:pPr>

--- a/mps-nivel-c/oficial/04_registros/AASP_Gerenciador/AASP01_Grupos-Usuarios/RASTR-AASP01-001_Matriz-de-Rastreabilidade.docx
+++ b/mps-nivel-c/oficial/04_registros/AASP_Gerenciador/AASP01_Grupos-Usuarios/RASTR-AASP01-001_Matriz-de-Rastreabilidade.docx
@@ -618,7 +618,7 @@
                 <w:i w:val="0"/>
                 <w:sz w:val="20"/>
               </w:rPr>
-              <w:t>Caroline Sousa — AASP</w:t>
+              <w:t>Leonardo Francisco Pereira — AASP</w:t>
             </w:r>
           </w:p>
         </w:tc>
@@ -5209,7 +5209,7 @@
           <w:i w:val="0"/>
           <w:sz w:val="22"/>
         </w:rPr>
-        <w:t xml:space="preserve"> 10 de 10 (100%) aprovados por Caroline Sousa (AASP)</w:t>
+        <w:t xml:space="preserve"> 10 de 10 (100%) aprovados por Leonardo Francisco Pereira (AASP)</w:t>
       </w:r>
     </w:p>
     <w:p>
